--- a/PHOCS-Docgentemplates/PHOCSConstructionPermitTemplate.docx
+++ b/PHOCS-Docgentemplates/PHOCSConstructionPermitTemplate.docx
@@ -815,6 +815,7 @@
                 <w:sz w:val="24"/>
                 <w:szCs w:val="24"/>
               </w:rPr>
+              <w:lastRenderedPageBreak/>
               <w:t>Water Supplier(s):</w:t>
             </w:r>
           </w:p>
@@ -847,7 +848,6 @@
                 <w:sz w:val="24"/>
                 <w:szCs w:val="24"/>
               </w:rPr>
-              <w:lastRenderedPageBreak/>
               <w:t>{{#WaterSupplierIntakes</w:t>
             </w:r>
             <w:proofErr w:type="gramStart"/>
@@ -1433,6 +1433,7 @@
                 <w:sz w:val="24"/>
                 <w:szCs w:val="24"/>
               </w:rPr>
+              <w:lastRenderedPageBreak/>
               <w:t>{{#</w:t>
             </w:r>
             <w:r>
@@ -1581,7 +1582,6 @@
                 <w:szCs w:val="24"/>
                 <w:lang w:val="en-CA"/>
               </w:rPr>
-              <w:lastRenderedPageBreak/>
               <w:t>Prepared</w:t>
             </w:r>
             <w:r>
@@ -2245,6 +2245,7 @@
                 <w:szCs w:val="24"/>
                 <w:lang w:val="en-CA"/>
               </w:rPr>
+              <w:lastRenderedPageBreak/>
               <w:t>Construction and/or connection of the proposed works described in the Construction Permit Application for</w:t>
             </w:r>
             <w:r>
@@ -2537,61 +2538,162 @@
               <w:spacing w:after="0"/>
               <w:rPr>
                 <w:rFonts w:ascii="BC Sans" w:hAnsi="BC Sans"/>
-                <w:sz w:val="24"/>
-                <w:szCs w:val="24"/>
-              </w:rPr>
-            </w:pPr>
-            <w:r>
-              <w:rPr>
-                <w:rFonts w:ascii="BC Sans" w:hAnsi="BC Sans"/>
                 <w:sz w:val="3"/>
                 <w:szCs w:val="3"/>
               </w:rPr>
-              <w:t>{{/Conditions</w:t>
-            </w:r>
-            <w:proofErr w:type="gramStart"/>
+            </w:pPr>
             <w:r>
               <w:rPr>
                 <w:rFonts w:ascii="BC Sans" w:hAnsi="BC Sans"/>
                 <w:sz w:val="3"/>
                 <w:szCs w:val="3"/>
               </w:rPr>
-              <w:t>}}{</w:t>
-            </w:r>
-            <w:proofErr w:type="gramEnd"/>
+              <w:t>{{/Conditions</w:t>
+            </w:r>
+            <w:proofErr w:type="gramStart"/>
             <w:r>
               <w:rPr>
                 <w:rFonts w:ascii="BC Sans" w:hAnsi="BC Sans"/>
                 <w:sz w:val="3"/>
                 <w:szCs w:val="3"/>
               </w:rPr>
-              <w:t>{/</w:t>
-            </w:r>
-            <w:proofErr w:type="spellStart"/>
+              <w:t>}}{</w:t>
+            </w:r>
+            <w:proofErr w:type="gramEnd"/>
             <w:r>
               <w:rPr>
                 <w:rFonts w:ascii="BC Sans" w:hAnsi="BC Sans"/>
                 <w:sz w:val="3"/>
                 <w:szCs w:val="3"/>
               </w:rPr>
-              <w:t>BusinessLicense</w:t>
-            </w:r>
-            <w:proofErr w:type="spellEnd"/>
+              <w:t>{/</w:t>
+            </w:r>
+            <w:proofErr w:type="spellStart"/>
             <w:r>
               <w:rPr>
                 <w:rFonts w:ascii="BC Sans" w:hAnsi="BC Sans"/>
                 <w:sz w:val="3"/>
                 <w:szCs w:val="3"/>
               </w:rPr>
-              <w:t>}}</w:t>
-            </w:r>
+              <w:t>BusinessLicense</w:t>
+            </w:r>
+            <w:proofErr w:type="spellEnd"/>
             <w:r>
               <w:rPr>
                 <w:rFonts w:ascii="BC Sans" w:hAnsi="BC Sans"/>
                 <w:sz w:val="3"/>
                 <w:szCs w:val="3"/>
               </w:rPr>
+              <w:t>}}</w:t>
+            </w:r>
+            <w:r>
+              <w:rPr>
+                <w:rFonts w:ascii="BC Sans" w:hAnsi="BC Sans"/>
+                <w:sz w:val="3"/>
+                <w:szCs w:val="3"/>
+              </w:rPr>
               <w:t xml:space="preserve"> </w:t>
+            </w:r>
+          </w:p>
+        </w:tc>
+      </w:tr>
+      <w:tr>
+        <w:tc>
+          <w:tcPr>
+            <w:tcW w:w="9350" w:type="dxa"/>
+            <w:gridSpan w:val="2"/>
+            <w:tcBorders>
+              <w:top w:val="nil"/>
+              <w:left w:val="nil"/>
+              <w:bottom w:val="nil"/>
+              <w:right w:val="nil"/>
+            </w:tcBorders>
+          </w:tcPr>
+          <w:p>
+            <w:pPr>
+              <w:spacing w:after="0" w:line="252" w:lineRule="auto"/>
+              <w:rPr>
+                <w:rFonts w:ascii="BC Sans" w:hAnsi="BC Sans"/>
+                <w:b/>
+                <w:bCs/>
+                <w:sz w:val="24"/>
+                <w:szCs w:val="24"/>
+                <w:lang w:val="en-CA"/>
+              </w:rPr>
+            </w:pPr>
+            <w:r>
+              <w:rPr>
+                <w:rFonts w:ascii="BC Sans" w:hAnsi="BC Sans"/>
+                <w:b/>
+                <w:bCs/>
+                <w:sz w:val="24"/>
+                <w:szCs w:val="24"/>
+                <w:lang w:val="en-CA"/>
+              </w:rPr>
+              <w:t>Recommended Standards and Guidelines:</w:t>
+            </w:r>
+          </w:p>
+          <w:p>
+            <w:pPr>
+              <w:spacing w:after="0"/>
+              <w:rPr>
+                <w:rFonts w:ascii="Arial" w:hAnsi="Arial" w:cs="Arial"/>
+                <w:sz w:val="24"/>
+                <w:szCs w:val="24"/>
+              </w:rPr>
+            </w:pPr>
+            <w:r>
+              <w:rPr>
+                <w:rFonts w:ascii="BC Sans" w:hAnsi="BC Sans" w:cs="Arial"/>
+                <w:sz w:val="24"/>
+                <w:szCs w:val="24"/>
+                <w:lang w:val="en-CA"/>
+              </w:rPr>
+              <w:t>The</w:t>
+            </w:r>
+            <w:r>
+              <w:rPr>
+                <w:rFonts w:ascii="Arial" w:hAnsi="Arial" w:cs="Arial"/>
+                <w:sz w:val="24"/>
+                <w:szCs w:val="24"/>
+                <w:lang w:val="en-CA"/>
+              </w:rPr>
+              <w:t> </w:t>
+            </w:r>
+            <w:r>
+              <w:rPr>
+                <w:rFonts w:ascii="BC Sans" w:hAnsi="BC Sans" w:cs="Arial"/>
+                <w:sz w:val="24"/>
+                <w:szCs w:val="24"/>
+                <w:lang w:val="en-CA"/>
+              </w:rPr>
+              <w:t>Water Supplier</w:t>
+            </w:r>
+            <w:r>
+              <w:rPr>
+                <w:rFonts w:ascii="Arial" w:hAnsi="Arial" w:cs="Arial"/>
+                <w:sz w:val="24"/>
+                <w:szCs w:val="24"/>
+                <w:lang w:val="en-CA"/>
+              </w:rPr>
+              <w:t> </w:t>
+            </w:r>
+            <w:r>
+              <w:rPr>
+                <w:rFonts w:ascii="BC Sans" w:hAnsi="BC Sans" w:cs="Arial"/>
+                <w:sz w:val="24"/>
+                <w:szCs w:val="24"/>
+                <w:lang w:val="en-CA"/>
+              </w:rPr>
+              <w:t>must adhere to the following guidelines, as applicable:</w:t>
+            </w:r>
+            <w:r>
+              <w:rPr>
+                <w:rFonts w:ascii="Arial" w:hAnsi="Arial" w:cs="Arial"/>
+                <w:sz w:val="24"/>
+                <w:szCs w:val="24"/>
+              </w:rPr>
+              <w:t> </w:t>
             </w:r>
           </w:p>
         </w:tc>
@@ -2630,95 +2732,6 @@
                 <w:tcPr>
                   <w:tcW w:w="9124" w:type="dxa"/>
                 </w:tcPr>
-                <w:p>
-                  <w:pPr>
-                    <w:spacing w:after="0"/>
-                    <w:jc w:val="both"/>
-                    <w:rPr>
-                      <w:rFonts w:ascii="BC Sans" w:hAnsi="BC Sans"/>
-                      <w:b/>
-                      <w:bCs/>
-                      <w:sz w:val="24"/>
-                      <w:szCs w:val="24"/>
-                      <w:lang w:val="en-CA"/>
-                    </w:rPr>
-                  </w:pPr>
-                  <w:r>
-                    <w:rPr>
-                      <w:rFonts w:ascii="BC Sans" w:hAnsi="BC Sans"/>
-                      <w:b/>
-                      <w:bCs/>
-                      <w:sz w:val="24"/>
-                      <w:szCs w:val="24"/>
-                      <w:lang w:val="en-CA"/>
-                    </w:rPr>
-                    <w:t>Recommended Standards and Guidelines:</w:t>
-                  </w:r>
-                </w:p>
-                <w:p>
-                  <w:pPr>
-                    <w:spacing w:after="0"/>
-                    <w:jc w:val="both"/>
-                    <w:rPr>
-                      <w:rFonts w:ascii="Arial" w:hAnsi="Arial" w:cs="Arial"/>
-                      <w:sz w:val="24"/>
-                      <w:szCs w:val="24"/>
-                    </w:rPr>
-                  </w:pPr>
-                  <w:r>
-                    <w:rPr>
-                      <w:rFonts w:ascii="BC Sans" w:hAnsi="BC Sans" w:cs="Arial"/>
-                      <w:sz w:val="24"/>
-                      <w:szCs w:val="24"/>
-                      <w:lang w:val="en-CA"/>
-                    </w:rPr>
-                    <w:t>The</w:t>
-                  </w:r>
-                  <w:r>
-                    <w:rPr>
-                      <w:rFonts w:ascii="Arial" w:hAnsi="Arial" w:cs="Arial"/>
-                      <w:sz w:val="24"/>
-                      <w:szCs w:val="24"/>
-                      <w:lang w:val="en-CA"/>
-                    </w:rPr>
-                    <w:t> </w:t>
-                  </w:r>
-                  <w:r>
-                    <w:rPr>
-                      <w:rFonts w:ascii="BC Sans" w:hAnsi="BC Sans" w:cs="Arial"/>
-                      <w:sz w:val="24"/>
-                      <w:szCs w:val="24"/>
-                      <w:lang w:val="en-CA"/>
-                    </w:rPr>
-                    <w:t>Water Supplier</w:t>
-                  </w:r>
-                  <w:r>
-                    <w:rPr>
-                      <w:rFonts w:ascii="Arial" w:hAnsi="Arial" w:cs="Arial"/>
-                      <w:sz w:val="24"/>
-                      <w:szCs w:val="24"/>
-                      <w:lang w:val="en-CA"/>
-                    </w:rPr>
-                    <w:t> </w:t>
-                  </w:r>
-                  <w:r>
-                    <w:rPr>
-                      <w:rFonts w:ascii="BC Sans" w:hAnsi="BC Sans" w:cs="Arial"/>
-                      <w:sz w:val="24"/>
-                      <w:szCs w:val="24"/>
-                      <w:lang w:val="en-CA"/>
-                    </w:rPr>
-                    <w:t>must adhere to the following guidelines, as applicable:</w:t>
-                  </w:r>
-                  <w:r>
-                    <w:rPr>
-                      <w:rFonts w:ascii="Arial" w:hAnsi="Arial" w:cs="Arial"/>
-                      <w:sz w:val="24"/>
-                      <w:szCs w:val="24"/>
-                    </w:rPr>
-                    <w:t> </w:t>
-                  </w:r>
-                </w:p>
                 <w:p>
                   <w:pPr>
                     <w:spacing w:after="0"/>
@@ -2864,6 +2877,7 @@
                       <w:szCs w:val="24"/>
                       <w:lang w:val="en-CA"/>
                     </w:rPr>
+                    <w:lastRenderedPageBreak/>
                     <w:t> </w:t>
                   </w:r>
                   <w:r>
@@ -3091,7 +3105,6 @@
                 <w:szCs w:val="24"/>
                 <w:lang w:val="en-CA"/>
               </w:rPr>
-              <w:lastRenderedPageBreak/>
               <w:t>The Water Supplier</w:t>
             </w:r>
             <w:r>
@@ -3358,6 +3371,7 @@
                 <w:szCs w:val="24"/>
                 <w:lang w:val="en-CA"/>
               </w:rPr>
+              <w:lastRenderedPageBreak/>
               <w:t>This</w:t>
             </w:r>
             <w:r>
@@ -3884,7 +3898,6 @@
                 <w:szCs w:val="24"/>
                 <w:lang w:val="en-CA"/>
               </w:rPr>
-              <w:lastRenderedPageBreak/>
               <w:t>New permit application:</w:t>
             </w:r>
             <w:r>
@@ -4074,6 +4087,7 @@
                 <w:szCs w:val="24"/>
                 <w:lang w:val="en-CA"/>
               </w:rPr>
+              <w:lastRenderedPageBreak/>
               <w:t>Compliance statement:</w:t>
             </w:r>
             <w:r>
@@ -4271,13 +4285,20 @@
         <w:tab/>
       </w:r>
     </w:p>
+    <w:p/>
+    <w:p/>
+    <w:p/>
+    <w:p/>
+    <w:p>
+      <w:pPr>
+        <w:jc w:val="center"/>
+      </w:pPr>
+    </w:p>
     <w:sectPr>
-      <w:headerReference w:type="even" r:id="rId11"/>
-      <w:headerReference w:type="default" r:id="rId12"/>
-      <w:footerReference w:type="even" r:id="rId13"/>
-      <w:footerReference w:type="default" r:id="rId14"/>
-      <w:headerReference w:type="first" r:id="rId15"/>
-      <w:footerReference w:type="first" r:id="rId16"/>
+      <w:headerReference w:type="default" r:id="rId11"/>
+      <w:footerReference w:type="default" r:id="rId12"/>
+      <w:headerReference w:type="first" r:id="rId13"/>
+      <w:footerReference w:type="first" r:id="rId14"/>
       <w:pgSz w:w="12240" w:h="15840"/>
       <w:pgMar w:top="1440" w:right="1440" w:bottom="1440" w:left="1440" w:header="706" w:footer="706" w:gutter="0"/>
       <w:cols w:space="720"/>
@@ -4315,6 +4336,169 @@
 
 <file path=word/footer1.xml><?xml version="1.0" encoding="utf-8"?>
 <w:ftr xmlns:wpc="http://schemas.microsoft.com/office/word/2010/wordprocessingCanvas" xmlns:cx="http://schemas.microsoft.com/office/drawing/2014/chartex" xmlns:cx1="http://schemas.microsoft.com/office/drawing/2015/9/8/chartex" xmlns:cx2="http://schemas.microsoft.com/office/drawing/2015/10/21/chartex" xmlns:cx3="http://schemas.microsoft.com/office/drawing/2016/5/9/chartex" xmlns:cx4="http://schemas.microsoft.com/office/drawing/2016/5/10/chartex" xmlns:cx5="http://schemas.microsoft.com/office/drawing/2016/5/11/chartex" xmlns:cx6="http://schemas.microsoft.com/office/drawing/2016/5/12/chartex" xmlns:cx7="http://schemas.microsoft.com/office/drawing/2016/5/13/chartex" xmlns:cx8="http://schemas.microsoft.com/office/drawing/2016/5/14/chartex" xmlns:mc="http://schemas.openxmlformats.org/markup-compatibility/2006" xmlns:aink="http://schemas.microsoft.com/office/drawing/2016/ink" xmlns:am3d="http://schemas.microsoft.com/office/drawing/2017/model3d" xmlns:o="urn:schemas-microsoft-com:office:office" xmlns:oel="http://schemas.microsoft.com/office/2019/extlst" xmlns:r="http://schemas.openxmlformats.org/officeDocument/2006/relationships" xmlns:m="http://schemas.openxmlformats.org/officeDocument/2006/math" xmlns:v="urn:schemas-microsoft-com:vml" xmlns:wp14="http://schemas.microsoft.com/office/word/2010/wordprocessingDrawing" xmlns:wp="http://schemas.openxmlformats.org/drawingml/2006/wordprocessingDrawing" xmlns:w10="urn:schemas-microsoft-com:office:word" xmlns:w="http://schemas.openxmlformats.org/wordprocessingml/2006/main" xmlns:w14="http://schemas.microsoft.com/office/word/2010/wordml" xmlns:w15="http://schemas.microsoft.com/office/word/2012/wordml" xmlns:w16cei="http://schemas.microsoft.com/office/word/2026/wordml/cei" xmlns:w16cex="http://schemas.microsoft.com/office/word/2018/wordml/cex" xmlns:w16cid="http://schemas.microsoft.com/office/word/2016/wordml/cid" xmlns:w16="http://schemas.microsoft.com/office/word/2018/wordml" xmlns:w16du="http://schemas.microsoft.com/office/word/2023/wordml/word16du" xmlns:w16sdtdh="http://schemas.microsoft.com/office/word/2020/wordml/sdtdatahash" xmlns:w16sdtfl="http://schemas.microsoft.com/office/word/2024/wordml/sdtformatlock" xmlns:w16se="http://schemas.microsoft.com/office/word/2015/wordml/symex" xmlns:wpg="http://schemas.microsoft.com/office/word/2010/wordprocessingGroup" xmlns:wpi="http://schemas.microsoft.com/office/word/2010/wordprocessingInk" xmlns:wne="http://schemas.microsoft.com/office/word/2006/wordml" xmlns:wps="http://schemas.microsoft.com/office/word/2010/wordprocessingShape" mc:Ignorable="w14 w15 w16se w16cid w16 w16cex w16sdtdh w16sdtfl w16du wp14">
+  <w:sdt>
+    <w:sdtPr>
+      <w:id w:val="-1053776733"/>
+      <w:docPartObj>
+        <w:docPartGallery w:val="Page Numbers (Bottom of Page)"/>
+        <w:docPartUnique/>
+      </w:docPartObj>
+    </w:sdtPr>
+    <w:sdtContent>
+      <w:sdt>
+        <w:sdtPr>
+          <w:id w:val="-1705238520"/>
+          <w:docPartObj>
+            <w:docPartGallery w:val="Page Numbers (Top of Page)"/>
+            <w:docPartUnique/>
+          </w:docPartObj>
+        </w:sdtPr>
+        <w:sdtContent>
+          <w:p>
+            <w:pPr>
+              <w:pStyle w:val="Footer"/>
+              <w:jc w:val="center"/>
+              <w:rPr>
+                <w:b/>
+                <w:bCs/>
+                <w:sz w:val="24"/>
+                <w:szCs w:val="24"/>
+              </w:rPr>
+            </w:pPr>
+            <w:r>
+              <w:t xml:space="preserve">Page </w:t>
+            </w:r>
+            <w:r>
+              <w:rPr>
+                <w:b/>
+                <w:bCs/>
+                <w:sz w:val="24"/>
+                <w:szCs w:val="24"/>
+              </w:rPr>
+              <w:fldChar w:fldCharType="begin"/>
+            </w:r>
+            <w:r>
+              <w:rPr>
+                <w:b/>
+                <w:bCs/>
+              </w:rPr>
+              <w:instrText xml:space="preserve"> PAGE </w:instrText>
+            </w:r>
+            <w:r>
+              <w:rPr>
+                <w:b/>
+                <w:bCs/>
+                <w:sz w:val="24"/>
+                <w:szCs w:val="24"/>
+              </w:rPr>
+              <w:fldChar w:fldCharType="separate"/>
+            </w:r>
+            <w:r>
+              <w:rPr>
+                <w:b/>
+                <w:bCs/>
+                <w:noProof/>
+              </w:rPr>
+              <w:t>2</w:t>
+            </w:r>
+            <w:r>
+              <w:rPr>
+                <w:b/>
+                <w:bCs/>
+                <w:sz w:val="24"/>
+                <w:szCs w:val="24"/>
+              </w:rPr>
+              <w:fldChar w:fldCharType="end"/>
+            </w:r>
+            <w:r>
+              <w:t xml:space="preserve"> of </w:t>
+            </w:r>
+            <w:r>
+              <w:rPr>
+                <w:b/>
+                <w:bCs/>
+                <w:sz w:val="24"/>
+                <w:szCs w:val="24"/>
+              </w:rPr>
+              <w:fldChar w:fldCharType="begin"/>
+            </w:r>
+            <w:r>
+              <w:rPr>
+                <w:b/>
+                <w:bCs/>
+              </w:rPr>
+              <w:instrText xml:space="preserve"> NUMPAGES  </w:instrText>
+            </w:r>
+            <w:r>
+              <w:rPr>
+                <w:b/>
+                <w:bCs/>
+                <w:sz w:val="24"/>
+                <w:szCs w:val="24"/>
+              </w:rPr>
+              <w:fldChar w:fldCharType="separate"/>
+            </w:r>
+            <w:r>
+              <w:rPr>
+                <w:b/>
+                <w:bCs/>
+                <w:noProof/>
+              </w:rPr>
+              <w:t>2</w:t>
+            </w:r>
+            <w:r>
+              <w:rPr>
+                <w:b/>
+                <w:bCs/>
+                <w:sz w:val="24"/>
+                <w:szCs w:val="24"/>
+              </w:rPr>
+              <w:fldChar w:fldCharType="end"/>
+            </w:r>
+          </w:p>
+          <w:p>
+            <w:pPr>
+              <w:pStyle w:val="Footer"/>
+              <w:jc w:val="center"/>
+              <w:rPr>
+                <w:b/>
+                <w:bCs/>
+                <w:sz w:val="24"/>
+                <w:szCs w:val="24"/>
+              </w:rPr>
+            </w:pPr>
+          </w:p>
+          <w:p>
+            <w:pPr>
+              <w:pStyle w:val="Footer"/>
+              <w:jc w:val="center"/>
+              <w:rPr>
+                <w:rFonts w:ascii="BC Sans" w:hAnsi="BC Sans"/>
+              </w:rPr>
+            </w:pPr>
+            <w:r>
+              <w:rPr>
+                <w:rFonts w:ascii="BC Sans" w:hAnsi="BC Sans"/>
+              </w:rPr>
+              <w:t>THIS PERMIT IS</w:t>
+            </w:r>
+            <w:r>
+              <w:rPr>
+                <w:rFonts w:ascii="BC Sans" w:hAnsi="BC Sans"/>
+              </w:rPr>
+              <w:t xml:space="preserve"> NON-TRANSFERABLE AND MUST BE DISPLAYED IN A CONSPICUOUS LOCATION</w:t>
+            </w:r>
+          </w:p>
+          <w:p>
+            <w:pPr>
+              <w:pStyle w:val="Footer"/>
+              <w:jc w:val="center"/>
+            </w:pPr>
+          </w:p>
+        </w:sdtContent>
+      </w:sdt>
+    </w:sdtContent>
+  </w:sdt>
   <w:p>
     <w:pPr>
       <w:pStyle w:val="Footer"/>
@@ -4324,46 +4508,6 @@
 </file>
 
 <file path=word/footer2.xml><?xml version="1.0" encoding="utf-8"?>
-<w:ftr xmlns:wpc="http://schemas.microsoft.com/office/word/2010/wordprocessingCanvas" xmlns:cx="http://schemas.microsoft.com/office/drawing/2014/chartex" xmlns:cx1="http://schemas.microsoft.com/office/drawing/2015/9/8/chartex" xmlns:cx2="http://schemas.microsoft.com/office/drawing/2015/10/21/chartex" xmlns:cx3="http://schemas.microsoft.com/office/drawing/2016/5/9/chartex" xmlns:cx4="http://schemas.microsoft.com/office/drawing/2016/5/10/chartex" xmlns:cx5="http://schemas.microsoft.com/office/drawing/2016/5/11/chartex" xmlns:cx6="http://schemas.microsoft.com/office/drawing/2016/5/12/chartex" xmlns:cx7="http://schemas.microsoft.com/office/drawing/2016/5/13/chartex" xmlns:cx8="http://schemas.microsoft.com/office/drawing/2016/5/14/chartex" xmlns:mc="http://schemas.openxmlformats.org/markup-compatibility/2006" xmlns:aink="http://schemas.microsoft.com/office/drawing/2016/ink" xmlns:am3d="http://schemas.microsoft.com/office/drawing/2017/model3d" xmlns:o="urn:schemas-microsoft-com:office:office" xmlns:oel="http://schemas.microsoft.com/office/2019/extlst" xmlns:r="http://schemas.openxmlformats.org/officeDocument/2006/relationships" xmlns:m="http://schemas.openxmlformats.org/officeDocument/2006/math" xmlns:v="urn:schemas-microsoft-com:vml" xmlns:wp14="http://schemas.microsoft.com/office/word/2010/wordprocessingDrawing" xmlns:wp="http://schemas.openxmlformats.org/drawingml/2006/wordprocessingDrawing" xmlns:w10="urn:schemas-microsoft-com:office:word" xmlns:w="http://schemas.openxmlformats.org/wordprocessingml/2006/main" xmlns:w14="http://schemas.microsoft.com/office/word/2010/wordml" xmlns:w15="http://schemas.microsoft.com/office/word/2012/wordml" xmlns:w16cei="http://schemas.microsoft.com/office/word/2026/wordml/cei" xmlns:w16cex="http://schemas.microsoft.com/office/word/2018/wordml/cex" xmlns:w16cid="http://schemas.microsoft.com/office/word/2016/wordml/cid" xmlns:w16="http://schemas.microsoft.com/office/word/2018/wordml" xmlns:w16du="http://schemas.microsoft.com/office/word/2023/wordml/word16du" xmlns:w16sdtdh="http://schemas.microsoft.com/office/word/2020/wordml/sdtdatahash" xmlns:w16sdtfl="http://schemas.microsoft.com/office/word/2024/wordml/sdtformatlock" xmlns:w16se="http://schemas.microsoft.com/office/word/2015/wordml/symex" xmlns:wpg="http://schemas.microsoft.com/office/word/2010/wordprocessingGroup" xmlns:wpi="http://schemas.microsoft.com/office/word/2010/wordprocessingInk" xmlns:wne="http://schemas.microsoft.com/office/word/2006/wordml" xmlns:wps="http://schemas.microsoft.com/office/word/2010/wordprocessingShape" mc:Ignorable="w14 w15 w16se w16cid w16 w16cex w16sdtdh w16sdtfl w16du wp14">
-  <w:p>
-    <w:pPr>
-      <w:pStyle w:val="Footer"/>
-      <w:jc w:val="center"/>
-      <w:rPr>
-        <w:rFonts w:ascii="BC Sans" w:hAnsi="BC Sans"/>
-      </w:rPr>
-    </w:pPr>
-  </w:p>
-  <w:p>
-    <w:pPr>
-      <w:pStyle w:val="Footer"/>
-      <w:jc w:val="center"/>
-      <w:rPr>
-        <w:rFonts w:ascii="BC Sans" w:hAnsi="BC Sans"/>
-      </w:rPr>
-    </w:pPr>
-    <w:r>
-      <w:rPr>
-        <w:rFonts w:ascii="BC Sans" w:hAnsi="BC Sans"/>
-      </w:rPr>
-      <w:t>THIS PERMIT IS</w:t>
-    </w:r>
-    <w:r>
-      <w:rPr>
-        <w:rFonts w:ascii="BC Sans" w:hAnsi="BC Sans"/>
-      </w:rPr>
-      <w:t xml:space="preserve"> NON-TRANSFERABLE AND MUST BE DISPLAYED IN A CONSPICUOUS LOCATION</w:t>
-    </w:r>
-  </w:p>
-  <w:p>
-    <w:pPr>
-      <w:pStyle w:val="Footer"/>
-    </w:pPr>
-  </w:p>
-</w:ftr>
-</file>
-
-<file path=word/footer3.xml><?xml version="1.0" encoding="utf-8"?>
 <w:ftr xmlns:wpc="http://schemas.microsoft.com/office/word/2010/wordprocessingCanvas" xmlns:cx="http://schemas.microsoft.com/office/drawing/2014/chartex" xmlns:cx1="http://schemas.microsoft.com/office/drawing/2015/9/8/chartex" xmlns:cx2="http://schemas.microsoft.com/office/drawing/2015/10/21/chartex" xmlns:cx3="http://schemas.microsoft.com/office/drawing/2016/5/9/chartex" xmlns:cx4="http://schemas.microsoft.com/office/drawing/2016/5/10/chartex" xmlns:cx5="http://schemas.microsoft.com/office/drawing/2016/5/11/chartex" xmlns:cx6="http://schemas.microsoft.com/office/drawing/2016/5/12/chartex" xmlns:cx7="http://schemas.microsoft.com/office/drawing/2016/5/13/chartex" xmlns:cx8="http://schemas.microsoft.com/office/drawing/2016/5/14/chartex" xmlns:mc="http://schemas.openxmlformats.org/markup-compatibility/2006" xmlns:aink="http://schemas.microsoft.com/office/drawing/2016/ink" xmlns:am3d="http://schemas.microsoft.com/office/drawing/2017/model3d" xmlns:o="urn:schemas-microsoft-com:office:office" xmlns:oel="http://schemas.microsoft.com/office/2019/extlst" xmlns:r="http://schemas.openxmlformats.org/officeDocument/2006/relationships" xmlns:m="http://schemas.openxmlformats.org/officeDocument/2006/math" xmlns:v="urn:schemas-microsoft-com:vml" xmlns:wp14="http://schemas.microsoft.com/office/word/2010/wordprocessingDrawing" xmlns:wp="http://schemas.openxmlformats.org/drawingml/2006/wordprocessingDrawing" xmlns:w10="urn:schemas-microsoft-com:office:word" xmlns:w="http://schemas.openxmlformats.org/wordprocessingml/2006/main" xmlns:w14="http://schemas.microsoft.com/office/word/2010/wordml" xmlns:w15="http://schemas.microsoft.com/office/word/2012/wordml" xmlns:w16cei="http://schemas.microsoft.com/office/word/2026/wordml/cei" xmlns:w16cex="http://schemas.microsoft.com/office/word/2018/wordml/cex" xmlns:w16cid="http://schemas.microsoft.com/office/word/2016/wordml/cid" xmlns:w16="http://schemas.microsoft.com/office/word/2018/wordml" xmlns:w16du="http://schemas.microsoft.com/office/word/2023/wordml/word16du" xmlns:w16sdtdh="http://schemas.microsoft.com/office/word/2020/wordml/sdtdatahash" xmlns:w16sdtfl="http://schemas.microsoft.com/office/word/2024/wordml/sdtformatlock" xmlns:w16se="http://schemas.microsoft.com/office/word/2015/wordml/symex" xmlns:wpg="http://schemas.microsoft.com/office/word/2010/wordprocessingGroup" xmlns:wpi="http://schemas.microsoft.com/office/word/2010/wordprocessingInk" xmlns:wne="http://schemas.microsoft.com/office/word/2006/wordml" xmlns:wps="http://schemas.microsoft.com/office/word/2010/wordprocessingShape" mc:Ignorable="w14 w15 w16se w16cid w16 w16cex w16sdtdh w16sdtfl w16du wp14">
   <w:sdt>
     <w:sdtPr>
@@ -4387,6 +4531,9 @@
             <w:pPr>
               <w:pStyle w:val="Footer"/>
               <w:jc w:val="center"/>
+              <w:rPr>
+                <w:rFonts w:ascii="BC Sans" w:hAnsi="BC Sans"/>
+              </w:rPr>
             </w:pPr>
             <w:r>
               <w:t xml:space="preserve">Page </w:t>
@@ -4478,6 +4625,42 @@
               </w:rPr>
               <w:fldChar w:fldCharType="end"/>
             </w:r>
+            <w:r>
+              <w:rPr>
+                <w:b/>
+                <w:bCs/>
+                <w:sz w:val="24"/>
+                <w:szCs w:val="24"/>
+              </w:rPr>
+              <w:br/>
+            </w:r>
+          </w:p>
+          <w:p>
+            <w:pPr>
+              <w:pStyle w:val="Footer"/>
+              <w:jc w:val="center"/>
+              <w:rPr>
+                <w:rFonts w:ascii="BC Sans" w:hAnsi="BC Sans"/>
+              </w:rPr>
+            </w:pPr>
+            <w:r>
+              <w:rPr>
+                <w:rFonts w:ascii="BC Sans" w:hAnsi="BC Sans"/>
+              </w:rPr>
+              <w:t>THIS PERMIT IS</w:t>
+            </w:r>
+            <w:r>
+              <w:rPr>
+                <w:rFonts w:ascii="BC Sans" w:hAnsi="BC Sans"/>
+              </w:rPr>
+              <w:t xml:space="preserve"> NON-TRANSFERABLE AND MUST BE DISPLAYED IN A CONSPICUOUS LOCATION</w:t>
+            </w:r>
+          </w:p>
+          <w:p>
+            <w:pPr>
+              <w:pStyle w:val="Footer"/>
+              <w:jc w:val="center"/>
+            </w:pPr>
           </w:p>
         </w:sdtContent>
       </w:sdt>
@@ -4517,16 +4700,6 @@
 </file>
 
 <file path=word/header1.xml><?xml version="1.0" encoding="utf-8"?>
-<w:hdr xmlns:wpc="http://schemas.microsoft.com/office/word/2010/wordprocessingCanvas" xmlns:cx="http://schemas.microsoft.com/office/drawing/2014/chartex" xmlns:cx1="http://schemas.microsoft.com/office/drawing/2015/9/8/chartex" xmlns:cx2="http://schemas.microsoft.com/office/drawing/2015/10/21/chartex" xmlns:cx3="http://schemas.microsoft.com/office/drawing/2016/5/9/chartex" xmlns:cx4="http://schemas.microsoft.com/office/drawing/2016/5/10/chartex" xmlns:cx5="http://schemas.microsoft.com/office/drawing/2016/5/11/chartex" xmlns:cx6="http://schemas.microsoft.com/office/drawing/2016/5/12/chartex" xmlns:cx7="http://schemas.microsoft.com/office/drawing/2016/5/13/chartex" xmlns:cx8="http://schemas.microsoft.com/office/drawing/2016/5/14/chartex" xmlns:mc="http://schemas.openxmlformats.org/markup-compatibility/2006" xmlns:aink="http://schemas.microsoft.com/office/drawing/2016/ink" xmlns:am3d="http://schemas.microsoft.com/office/drawing/2017/model3d" xmlns:o="urn:schemas-microsoft-com:office:office" xmlns:oel="http://schemas.microsoft.com/office/2019/extlst" xmlns:r="http://schemas.openxmlformats.org/officeDocument/2006/relationships" xmlns:m="http://schemas.openxmlformats.org/officeDocument/2006/math" xmlns:v="urn:schemas-microsoft-com:vml" xmlns:wp14="http://schemas.microsoft.com/office/word/2010/wordprocessingDrawing" xmlns:wp="http://schemas.openxmlformats.org/drawingml/2006/wordprocessingDrawing" xmlns:w10="urn:schemas-microsoft-com:office:word" xmlns:w="http://schemas.openxmlformats.org/wordprocessingml/2006/main" xmlns:w14="http://schemas.microsoft.com/office/word/2010/wordml" xmlns:w15="http://schemas.microsoft.com/office/word/2012/wordml" xmlns:w16cei="http://schemas.microsoft.com/office/word/2026/wordml/cei" xmlns:w16cex="http://schemas.microsoft.com/office/word/2018/wordml/cex" xmlns:w16cid="http://schemas.microsoft.com/office/word/2016/wordml/cid" xmlns:w16="http://schemas.microsoft.com/office/word/2018/wordml" xmlns:w16du="http://schemas.microsoft.com/office/word/2023/wordml/word16du" xmlns:w16sdtdh="http://schemas.microsoft.com/office/word/2020/wordml/sdtdatahash" xmlns:w16sdtfl="http://schemas.microsoft.com/office/word/2024/wordml/sdtformatlock" xmlns:w16se="http://schemas.microsoft.com/office/word/2015/wordml/symex" xmlns:wpg="http://schemas.microsoft.com/office/word/2010/wordprocessingGroup" xmlns:wpi="http://schemas.microsoft.com/office/word/2010/wordprocessingInk" xmlns:wne="http://schemas.microsoft.com/office/word/2006/wordml" xmlns:wps="http://schemas.microsoft.com/office/word/2010/wordprocessingShape" mc:Ignorable="w14 w15 w16se w16cid w16 w16cex w16sdtdh w16sdtfl w16du wp14">
-  <w:p>
-    <w:pPr>
-      <w:pStyle w:val="Header"/>
-    </w:pPr>
-  </w:p>
-</w:hdr>
-</file>
-
-<file path=word/header2.xml><?xml version="1.0" encoding="utf-8"?>
 <w:hdr xmlns:wpc="http://schemas.microsoft.com/office/word/2010/wordprocessingCanvas" xmlns:cx="http://schemas.microsoft.com/office/drawing/2014/chartex" xmlns:cx1="http://schemas.microsoft.com/office/drawing/2015/9/8/chartex" xmlns:cx2="http://schemas.microsoft.com/office/drawing/2015/10/21/chartex" xmlns:cx3="http://schemas.microsoft.com/office/drawing/2016/5/9/chartex" xmlns:cx4="http://schemas.microsoft.com/office/drawing/2016/5/10/chartex" xmlns:cx5="http://schemas.microsoft.com/office/drawing/2016/5/11/chartex" xmlns:cx6="http://schemas.microsoft.com/office/drawing/2016/5/12/chartex" xmlns:cx7="http://schemas.microsoft.com/office/drawing/2016/5/13/chartex" xmlns:cx8="http://schemas.microsoft.com/office/drawing/2016/5/14/chartex" xmlns:mc="http://schemas.openxmlformats.org/markup-compatibility/2006" xmlns:aink="http://schemas.microsoft.com/office/drawing/2016/ink" xmlns:am3d="http://schemas.microsoft.com/office/drawing/2017/model3d" xmlns:o="urn:schemas-microsoft-com:office:office" xmlns:oel="http://schemas.microsoft.com/office/2019/extlst" xmlns:r="http://schemas.openxmlformats.org/officeDocument/2006/relationships" xmlns:m="http://schemas.openxmlformats.org/officeDocument/2006/math" xmlns:v="urn:schemas-microsoft-com:vml" xmlns:wp14="http://schemas.microsoft.com/office/word/2010/wordprocessingDrawing" xmlns:wp="http://schemas.openxmlformats.org/drawingml/2006/wordprocessingDrawing" xmlns:w10="urn:schemas-microsoft-com:office:word" xmlns:w="http://schemas.openxmlformats.org/wordprocessingml/2006/main" xmlns:w14="http://schemas.microsoft.com/office/word/2010/wordml" xmlns:w15="http://schemas.microsoft.com/office/word/2012/wordml" xmlns:w16cei="http://schemas.microsoft.com/office/word/2026/wordml/cei" xmlns:w16cex="http://schemas.microsoft.com/office/word/2018/wordml/cex" xmlns:w16cid="http://schemas.microsoft.com/office/word/2016/wordml/cid" xmlns:w16="http://schemas.microsoft.com/office/word/2018/wordml" xmlns:w16du="http://schemas.microsoft.com/office/word/2023/wordml/word16du" xmlns:w16sdtdh="http://schemas.microsoft.com/office/word/2020/wordml/sdtdatahash" xmlns:w16sdtfl="http://schemas.microsoft.com/office/word/2024/wordml/sdtformatlock" xmlns:w16se="http://schemas.microsoft.com/office/word/2015/wordml/symex" xmlns:wpg="http://schemas.microsoft.com/office/word/2010/wordprocessingGroup" xmlns:wpi="http://schemas.microsoft.com/office/word/2010/wordprocessingInk" xmlns:wne="http://schemas.microsoft.com/office/word/2006/wordml" xmlns:wps="http://schemas.microsoft.com/office/word/2010/wordprocessingShape" mc:Ignorable="w14 w15 w16se w16cid w16 w16cex w16sdtdh w16sdtfl w16du wp14">
   <w:tbl>
     <w:tblPr>
@@ -5437,7 +5610,7 @@
 </w:hdr>
 </file>
 
-<file path=word/header3.xml><?xml version="1.0" encoding="utf-8"?>
+<file path=word/header2.xml><?xml version="1.0" encoding="utf-8"?>
 <w:hdr xmlns:wpc="http://schemas.microsoft.com/office/word/2010/wordprocessingCanvas" xmlns:cx="http://schemas.microsoft.com/office/drawing/2014/chartex" xmlns:cx1="http://schemas.microsoft.com/office/drawing/2015/9/8/chartex" xmlns:cx2="http://schemas.microsoft.com/office/drawing/2015/10/21/chartex" xmlns:cx3="http://schemas.microsoft.com/office/drawing/2016/5/9/chartex" xmlns:cx4="http://schemas.microsoft.com/office/drawing/2016/5/10/chartex" xmlns:cx5="http://schemas.microsoft.com/office/drawing/2016/5/11/chartex" xmlns:cx6="http://schemas.microsoft.com/office/drawing/2016/5/12/chartex" xmlns:cx7="http://schemas.microsoft.com/office/drawing/2016/5/13/chartex" xmlns:cx8="http://schemas.microsoft.com/office/drawing/2016/5/14/chartex" xmlns:mc="http://schemas.openxmlformats.org/markup-compatibility/2006" xmlns:aink="http://schemas.microsoft.com/office/drawing/2016/ink" xmlns:am3d="http://schemas.microsoft.com/office/drawing/2017/model3d" xmlns:o="urn:schemas-microsoft-com:office:office" xmlns:oel="http://schemas.microsoft.com/office/2019/extlst" xmlns:r="http://schemas.openxmlformats.org/officeDocument/2006/relationships" xmlns:m="http://schemas.openxmlformats.org/officeDocument/2006/math" xmlns:v="urn:schemas-microsoft-com:vml" xmlns:wp14="http://schemas.microsoft.com/office/word/2010/wordprocessingDrawing" xmlns:wp="http://schemas.openxmlformats.org/drawingml/2006/wordprocessingDrawing" xmlns:w10="urn:schemas-microsoft-com:office:word" xmlns:w="http://schemas.openxmlformats.org/wordprocessingml/2006/main" xmlns:w14="http://schemas.microsoft.com/office/word/2010/wordml" xmlns:w15="http://schemas.microsoft.com/office/word/2012/wordml" xmlns:w16cei="http://schemas.microsoft.com/office/word/2026/wordml/cei" xmlns:w16cex="http://schemas.microsoft.com/office/word/2018/wordml/cex" xmlns:w16cid="http://schemas.microsoft.com/office/word/2016/wordml/cid" xmlns:w16="http://schemas.microsoft.com/office/word/2018/wordml" xmlns:w16du="http://schemas.microsoft.com/office/word/2023/wordml/word16du" xmlns:w16sdtdh="http://schemas.microsoft.com/office/word/2020/wordml/sdtdatahash" xmlns:w16sdtfl="http://schemas.microsoft.com/office/word/2024/wordml/sdtformatlock" xmlns:w16se="http://schemas.microsoft.com/office/word/2015/wordml/symex" xmlns:wpg="http://schemas.microsoft.com/office/word/2010/wordprocessingGroup" xmlns:wpi="http://schemas.microsoft.com/office/word/2010/wordprocessingInk" xmlns:wne="http://schemas.microsoft.com/office/word/2006/wordml" xmlns:wps="http://schemas.microsoft.com/office/word/2010/wordprocessingShape" mc:Ignorable="w14 w15 w16se w16cid w16 w16cex w16sdtdh w16sdtfl w16du wp14">
   <w:tbl>
     <w:tblPr>
@@ -9322,23 +9495,6 @@
 </file>
 
 <file path=customXml/item1.xml><?xml version="1.0" encoding="utf-8"?>
-<p:properties xmlns:p="http://schemas.microsoft.com/office/2006/metadata/properties" xmlns:xsi="http://www.w3.org/2001/XMLSchema-instance" xmlns:pc="http://schemas.microsoft.com/office/infopath/2007/PartnerControls">
-  <documentManagement>
-    <_activity xmlns="13224391-9520-4043-8144-ea4246789642" xsi:nil="true"/>
-  </documentManagement>
-</p:properties>
-</file>
-
-<file path=customXml/item2.xml><?xml version="1.0" encoding="utf-8"?>
-<?mso-contentType ?>
-<FormTemplates xmlns="http://schemas.microsoft.com/sharepoint/v3/contenttype/forms">
-  <Display>DocumentLibraryForm</Display>
-  <Edit>DocumentLibraryForm</Edit>
-  <New>DocumentLibraryForm</New>
-</FormTemplates>
-</file>
-
-<file path=customXml/item3.xml><?xml version="1.0" encoding="utf-8"?>
 <ct:contentTypeSchema xmlns:ct="http://schemas.microsoft.com/office/2006/metadata/contentType" xmlns:ma="http://schemas.microsoft.com/office/2006/metadata/properties/metaAttributes" ct:_="" ma:_="" ma:contentTypeName="Document" ma:contentTypeID="0x01010002381797402D29459302B87BC08D6BFF" ma:contentTypeVersion="14" ma:contentTypeDescription="Create a new document." ma:contentTypeScope="" ma:versionID="d0190f6de51f6e99d4003aca1d9fda60">
   <xsd:schema xmlns:xsd="http://www.w3.org/2001/XMLSchema" xmlns:xs="http://www.w3.org/2001/XMLSchema" xmlns:p="http://schemas.microsoft.com/office/2006/metadata/properties" xmlns:ns3="13224391-9520-4043-8144-ea4246789642" xmlns:ns4="be94fa87-42a6-40f5-955d-92ea8844be4c" targetNamespace="http://schemas.microsoft.com/office/2006/metadata/properties" ma:root="true" ma:fieldsID="d16e9fa0f80c802ed69b371a291e984e" ns3:_="" ns4:_="">
     <xsd:import namespace="13224391-9520-4043-8144-ea4246789642"/>
@@ -9565,25 +9721,24 @@
 </ct:contentTypeSchema>
 </file>
 
-<file path=customXml/itemProps1.xml><?xml version="1.0" encoding="utf-8"?>
-<ds:datastoreItem xmlns:ds="http://schemas.openxmlformats.org/officeDocument/2006/customXml" ds:itemID="{DF54842B-B632-4470-BC7C-362633B9A6DF}">
-  <ds:schemaRefs>
-    <ds:schemaRef ds:uri="http://schemas.microsoft.com/office/2006/metadata/properties"/>
-    <ds:schemaRef ds:uri="http://schemas.microsoft.com/office/infopath/2007/PartnerControls"/>
-    <ds:schemaRef ds:uri="13224391-9520-4043-8144-ea4246789642"/>
-  </ds:schemaRefs>
-</ds:datastoreItem>
+<file path=customXml/item2.xml><?xml version="1.0" encoding="utf-8"?>
+<?mso-contentType ?>
+<FormTemplates xmlns="http://schemas.microsoft.com/sharepoint/v3/contenttype/forms">
+  <Display>DocumentLibraryForm</Display>
+  <Edit>DocumentLibraryForm</Edit>
+  <New>DocumentLibraryForm</New>
+</FormTemplates>
 </file>
 
-<file path=customXml/itemProps2.xml><?xml version="1.0" encoding="utf-8"?>
-<ds:datastoreItem xmlns:ds="http://schemas.openxmlformats.org/officeDocument/2006/customXml" ds:itemID="{1C5B2013-E90D-4927-A589-8E229EE0056F}">
-  <ds:schemaRefs>
-    <ds:schemaRef ds:uri="http://schemas.microsoft.com/sharepoint/v3/contenttype/forms"/>
-  </ds:schemaRefs>
-</ds:datastoreItem>
+<file path=customXml/item3.xml><?xml version="1.0" encoding="utf-8"?>
+<p:properties xmlns:p="http://schemas.microsoft.com/office/2006/metadata/properties" xmlns:xsi="http://www.w3.org/2001/XMLSchema-instance" xmlns:pc="http://schemas.microsoft.com/office/infopath/2007/PartnerControls">
+  <documentManagement>
+    <_activity xmlns="13224391-9520-4043-8144-ea4246789642" xsi:nil="true"/>
+  </documentManagement>
+</p:properties>
 </file>
 
-<file path=customXml/itemProps3.xml><?xml version="1.0" encoding="utf-8"?>
+<file path=customXml/itemProps1.xml><?xml version="1.0" encoding="utf-8"?>
 <ds:datastoreItem xmlns:ds="http://schemas.openxmlformats.org/officeDocument/2006/customXml" ds:itemID="{FE79DDA2-865B-486C-8B68-5C0139048C07}">
   <ds:schemaRefs>
     <ds:schemaRef ds:uri="http://schemas.microsoft.com/office/2006/metadata/contentType"/>
@@ -9600,4 +9755,22 @@
     <ds:schemaRef ds:uri="http://schemas.microsoft.com/internal/obd"/>
   </ds:schemaRefs>
 </ds:datastoreItem>
+</file>
+
+<file path=customXml/itemProps2.xml><?xml version="1.0" encoding="utf-8"?>
+<ds:datastoreItem xmlns:ds="http://schemas.openxmlformats.org/officeDocument/2006/customXml" ds:itemID="{1C5B2013-E90D-4927-A589-8E229EE0056F}">
+  <ds:schemaRefs>
+    <ds:schemaRef ds:uri="http://schemas.microsoft.com/sharepoint/v3/contenttype/forms"/>
+  </ds:schemaRefs>
+</ds:datastoreItem>
+</file>
+
+<file path=customXml/itemProps3.xml><?xml version="1.0" encoding="utf-8"?>
+<ds:datastoreItem xmlns:ds="http://schemas.openxmlformats.org/officeDocument/2006/customXml" ds:itemID="{DF54842B-B632-4470-BC7C-362633B9A6DF}">
+  <ds:schemaRefs>
+    <ds:schemaRef ds:uri="http://schemas.microsoft.com/office/2006/metadata/properties"/>
+    <ds:schemaRef ds:uri="http://schemas.microsoft.com/office/infopath/2007/PartnerControls"/>
+    <ds:schemaRef ds:uri="13224391-9520-4043-8144-ea4246789642"/>
+  </ds:schemaRefs>
+</ds:datastoreItem>
 </file>
--- a/PHOCS-Docgentemplates/PHOCSConstructionPermitTemplate.docx
+++ b/PHOCS-Docgentemplates/PHOCSConstructionPermitTemplate.docx
@@ -6,6 +6,14 @@
       <w:tblPr>
         <w:tblStyle w:val="TableGrid"/>
         <w:tblW w:w="0" w:type="auto"/>
+        <w:tblBorders>
+          <w:top w:val="none" w:sz="0" w:space="0" w:color="auto"/>
+          <w:left w:val="none" w:sz="0" w:space="0" w:color="auto"/>
+          <w:bottom w:val="none" w:sz="0" w:space="0" w:color="auto"/>
+          <w:right w:val="none" w:sz="0" w:space="0" w:color="auto"/>
+          <w:insideH w:val="none" w:sz="0" w:space="0" w:color="auto"/>
+          <w:insideV w:val="none" w:sz="0" w:space="0" w:color="auto"/>
+        </w:tblBorders>
         <w:tblLayout w:type="fixed"/>
         <w:tblLook w:val="04A0" w:firstRow="1" w:lastRow="0" w:firstColumn="1" w:lastColumn="0" w:noHBand="0" w:noVBand="1"/>
       </w:tblPr>
@@ -17,12 +25,6 @@
         <w:tc>
           <w:tcPr>
             <w:tcW w:w="4675" w:type="dxa"/>
-            <w:tcBorders>
-              <w:top w:val="nil"/>
-              <w:left w:val="nil"/>
-              <w:bottom w:val="nil"/>
-              <w:right w:val="nil"/>
-            </w:tcBorders>
           </w:tcPr>
           <w:p>
             <w:pPr>
@@ -82,12 +84,6 @@
         <w:tc>
           <w:tcPr>
             <w:tcW w:w="4675" w:type="dxa"/>
-            <w:tcBorders>
-              <w:top w:val="nil"/>
-              <w:left w:val="nil"/>
-              <w:bottom w:val="nil"/>
-              <w:right w:val="nil"/>
-            </w:tcBorders>
           </w:tcPr>
           <w:p>
             <w:pPr>
@@ -164,12 +160,6 @@
         <w:tc>
           <w:tcPr>
             <w:tcW w:w="4675" w:type="dxa"/>
-            <w:tcBorders>
-              <w:top w:val="nil"/>
-              <w:left w:val="nil"/>
-              <w:bottom w:val="nil"/>
-              <w:right w:val="nil"/>
-            </w:tcBorders>
           </w:tcPr>
           <w:p>
             <w:r>
@@ -219,12 +209,6 @@
         <w:tc>
           <w:tcPr>
             <w:tcW w:w="4675" w:type="dxa"/>
-            <w:tcBorders>
-              <w:top w:val="nil"/>
-              <w:left w:val="nil"/>
-              <w:bottom w:val="nil"/>
-              <w:right w:val="nil"/>
-            </w:tcBorders>
           </w:tcPr>
           <w:p>
             <w:pPr>
@@ -261,7 +245,6 @@
               <w:t>BLAccountName</w:t>
             </w:r>
             <w:proofErr w:type="spellEnd"/>
-            <w:proofErr w:type="gramStart"/>
             <w:r>
               <w:rPr>
                 <w:rFonts w:ascii="BC Sans" w:hAnsi="BC Sans"/>
@@ -276,16 +259,31 @@
                 <w:sz w:val="24"/>
                 <w:szCs w:val="24"/>
               </w:rPr>
-              <w:t>}{</w:t>
-            </w:r>
-            <w:proofErr w:type="gramEnd"/>
-            <w:r>
-              <w:rPr>
-                <w:rFonts w:ascii="BC Sans" w:hAnsi="BC Sans"/>
-                <w:sz w:val="24"/>
-                <w:szCs w:val="24"/>
-              </w:rPr>
-              <w:t>{</w:t>
+              <w:t>}</w:t>
+            </w:r>
+            <w:r>
+              <w:rPr>
+                <w:rFonts w:ascii="BC Sans" w:hAnsi="BC Sans"/>
+                <w:sz w:val="24"/>
+                <w:szCs w:val="24"/>
+              </w:rPr>
+              <w:t>;</w:t>
+            </w:r>
+            <w:r>
+              <w:rPr>
+                <w:rFonts w:ascii="BC Sans" w:hAnsi="BC Sans"/>
+                <w:sz w:val="24"/>
+                <w:szCs w:val="24"/>
+              </w:rPr>
+              <w:br/>
+            </w:r>
+            <w:r>
+              <w:rPr>
+                <w:rFonts w:ascii="BC Sans" w:hAnsi="BC Sans"/>
+                <w:sz w:val="24"/>
+                <w:szCs w:val="24"/>
+              </w:rPr>
+              <w:t>{{</w:t>
             </w:r>
             <w:proofErr w:type="spellStart"/>
             <w:r>
@@ -321,36 +319,8 @@
                 <w:sz w:val="24"/>
                 <w:szCs w:val="24"/>
               </w:rPr>
-              <w:t>{{</w:t>
-            </w:r>
-            <w:proofErr w:type="spellStart"/>
-            <w:r>
-              <w:rPr>
-                <w:rFonts w:ascii="BC Sans" w:hAnsi="BC Sans"/>
-                <w:sz w:val="24"/>
-                <w:szCs w:val="24"/>
-              </w:rPr>
-              <w:t>BLAccountPhysicalAddressCity</w:t>
-            </w:r>
-            <w:proofErr w:type="spellEnd"/>
-            <w:r>
-              <w:rPr>
-                <w:rFonts w:ascii="BC Sans" w:hAnsi="BC Sans"/>
-                <w:sz w:val="24"/>
-                <w:szCs w:val="24"/>
-              </w:rPr>
-              <w:t>}},</w:t>
-            </w:r>
-          </w:p>
-          <w:p>
-            <w:pPr>
-              <w:spacing w:after="0"/>
-              <w:rPr>
-                <w:rFonts w:ascii="BC Sans" w:hAnsi="BC Sans"/>
-                <w:sz w:val="24"/>
-                <w:szCs w:val="24"/>
-              </w:rPr>
-            </w:pPr>
+              <w:t>{{BLAccountPhysicalAddressCity}</w:t>
+            </w:r>
             <w:proofErr w:type="gramStart"/>
             <w:r>
               <w:rPr>
@@ -358,44 +328,16 @@
                 <w:sz w:val="24"/>
                 <w:szCs w:val="24"/>
               </w:rPr>
-              <w:t>{{</w:t>
-            </w:r>
-            <w:proofErr w:type="spellStart"/>
-            <w:r>
-              <w:rPr>
-                <w:rFonts w:ascii="BC Sans" w:hAnsi="BC Sans"/>
-                <w:sz w:val="24"/>
-                <w:szCs w:val="24"/>
-              </w:rPr>
-              <w:t>BLAccountPhysicalAddressState</w:t>
-            </w:r>
-            <w:proofErr w:type="spellEnd"/>
-            <w:r>
-              <w:rPr>
-                <w:rFonts w:ascii="BC Sans" w:hAnsi="BC Sans"/>
-                <w:sz w:val="24"/>
-                <w:szCs w:val="24"/>
-              </w:rPr>
-              <w:t>}},</w:t>
+              <w:t>},{</w:t>
             </w:r>
             <w:proofErr w:type="gramEnd"/>
-          </w:p>
-          <w:p>
-            <w:pPr>
-              <w:spacing w:after="0"/>
-              <w:rPr>
-                <w:rFonts w:ascii="BC Sans" w:hAnsi="BC Sans"/>
-                <w:sz w:val="24"/>
-                <w:szCs w:val="24"/>
-              </w:rPr>
-            </w:pPr>
-            <w:r>
-              <w:rPr>
-                <w:rFonts w:ascii="BC Sans" w:hAnsi="BC Sans"/>
-                <w:sz w:val="24"/>
-                <w:szCs w:val="24"/>
-              </w:rPr>
-              <w:t>{{BLAccountPhysicalAddressPostalCode</w:t>
+            <w:r>
+              <w:rPr>
+                <w:rFonts w:ascii="BC Sans" w:hAnsi="BC Sans"/>
+                <w:sz w:val="24"/>
+                <w:szCs w:val="24"/>
+              </w:rPr>
+              <w:t>{BLAccountPhysicalAddressPostalCode</w:t>
             </w:r>
             <w:proofErr w:type="gramStart"/>
             <w:r>
@@ -432,12 +374,6 @@
         <w:tc>
           <w:tcPr>
             <w:tcW w:w="4675" w:type="dxa"/>
-            <w:tcBorders>
-              <w:top w:val="nil"/>
-              <w:left w:val="nil"/>
-              <w:bottom w:val="nil"/>
-              <w:right w:val="nil"/>
-            </w:tcBorders>
           </w:tcPr>
           <w:p>
             <w:pPr>
@@ -496,12 +432,6 @@
         <w:tc>
           <w:tcPr>
             <w:tcW w:w="4675" w:type="dxa"/>
-            <w:tcBorders>
-              <w:top w:val="nil"/>
-              <w:left w:val="nil"/>
-              <w:bottom w:val="nil"/>
-              <w:right w:val="nil"/>
-            </w:tcBorders>
           </w:tcPr>
           <w:p>
             <w:pPr>
@@ -615,12 +545,6 @@
         <w:tc>
           <w:tcPr>
             <w:tcW w:w="4675" w:type="dxa"/>
-            <w:tcBorders>
-              <w:top w:val="nil"/>
-              <w:left w:val="nil"/>
-              <w:bottom w:val="nil"/>
-              <w:right w:val="nil"/>
-            </w:tcBorders>
           </w:tcPr>
           <w:p>
             <w:pPr>
@@ -679,10 +603,147 @@
         <w:tc>
           <w:tcPr>
             <w:tcW w:w="4675" w:type="dxa"/>
+          </w:tcPr>
+          <w:p>
+            <w:pPr>
+              <w:spacing w:after="0"/>
+              <w:rPr>
+                <w:rFonts w:ascii="BC Sans" w:hAnsi="BC Sans"/>
+                <w:sz w:val="24"/>
+                <w:szCs w:val="24"/>
+              </w:rPr>
+            </w:pPr>
+            <w:r>
+              <w:rPr>
+                <w:rFonts w:ascii="BC Sans" w:hAnsi="BC Sans"/>
+                <w:sz w:val="24"/>
+                <w:szCs w:val="24"/>
+              </w:rPr>
+              <w:t>{</w:t>
+            </w:r>
+            <w:r>
+              <w:rPr>
+                <w:rFonts w:ascii="BC Sans" w:hAnsi="BC Sans"/>
+                <w:sz w:val="24"/>
+                <w:szCs w:val="24"/>
+              </w:rPr>
+              <w:t>{</w:t>
+            </w:r>
+            <w:proofErr w:type="spellStart"/>
+            <w:r>
+              <w:rPr>
+                <w:rFonts w:ascii="BC Sans" w:hAnsi="BC Sans"/>
+                <w:sz w:val="24"/>
+                <w:szCs w:val="24"/>
+              </w:rPr>
+              <w:t>BLAPrimaryOwnerName</w:t>
+            </w:r>
+            <w:proofErr w:type="spellEnd"/>
+            <w:proofErr w:type="gramStart"/>
+            <w:r>
+              <w:rPr>
+                <w:rFonts w:ascii="BC Sans" w:hAnsi="BC Sans"/>
+                <w:sz w:val="24"/>
+                <w:szCs w:val="24"/>
+              </w:rPr>
+              <w:t>}</w:t>
+            </w:r>
+            <w:r>
+              <w:rPr>
+                <w:rFonts w:ascii="BC Sans" w:hAnsi="BC Sans"/>
+                <w:sz w:val="24"/>
+                <w:szCs w:val="24"/>
+              </w:rPr>
+              <w:t>}{</w:t>
+            </w:r>
+            <w:proofErr w:type="gramEnd"/>
+            <w:r>
+              <w:rPr>
+                <w:rFonts w:ascii="BC Sans" w:hAnsi="BC Sans"/>
+                <w:sz w:val="24"/>
+                <w:szCs w:val="24"/>
+              </w:rPr>
+              <w:t>{/</w:t>
+            </w:r>
+            <w:proofErr w:type="spellStart"/>
+            <w:r>
+              <w:rPr>
+                <w:rFonts w:ascii="BC Sans" w:hAnsi="BC Sans"/>
+                <w:sz w:val="24"/>
+                <w:szCs w:val="24"/>
+              </w:rPr>
+              <w:t>BLAPrimaryOwnerName</w:t>
+            </w:r>
+            <w:proofErr w:type="spellEnd"/>
+            <w:r>
+              <w:rPr>
+                <w:rFonts w:ascii="BC Sans" w:hAnsi="BC Sans"/>
+                <w:sz w:val="24"/>
+                <w:szCs w:val="24"/>
+              </w:rPr>
+              <w:t>}</w:t>
+            </w:r>
+            <w:r>
+              <w:rPr>
+                <w:rFonts w:ascii="BC Sans" w:hAnsi="BC Sans"/>
+                <w:sz w:val="24"/>
+                <w:szCs w:val="24"/>
+              </w:rPr>
+              <w:t>}</w:t>
+            </w:r>
+          </w:p>
+        </w:tc>
+      </w:tr>
+    </w:tbl>
+    <w:p>
+      <w:pPr>
+        <w:spacing w:after="0"/>
+      </w:pPr>
+    </w:p>
+    <w:tbl>
+      <w:tblPr>
+        <w:tblStyle w:val="TableGrid"/>
+        <w:tblW w:w="0" w:type="auto"/>
+        <w:tblLayout w:type="fixed"/>
+        <w:tblLook w:val="04A0" w:firstRow="1" w:lastRow="0" w:firstColumn="1" w:lastColumn="0" w:noHBand="0" w:noVBand="1"/>
+      </w:tblPr>
+      <w:tblGrid>
+        <w:gridCol w:w="9067"/>
+        <w:gridCol w:w="283"/>
+      </w:tblGrid>
+      <w:tr>
+        <w:tc>
+          <w:tcPr>
+            <w:tcW w:w="9350" w:type="dxa"/>
+            <w:gridSpan w:val="2"/>
+          </w:tcPr>
+          <w:p>
+            <w:pPr>
+              <w:spacing w:after="0"/>
+              <w:rPr>
+                <w:rFonts w:ascii="BC Sans" w:hAnsi="BC Sans"/>
+                <w:sz w:val="24"/>
+                <w:szCs w:val="24"/>
+              </w:rPr>
+            </w:pPr>
+            <w:r>
+              <w:rPr>
+                <w:rFonts w:ascii="BC Sans" w:hAnsi="BC Sans"/>
+                <w:b/>
+                <w:bCs/>
+                <w:sz w:val="24"/>
+                <w:szCs w:val="24"/>
+              </w:rPr>
+              <w:t>Water Supplier(s):</w:t>
+            </w:r>
+          </w:p>
+        </w:tc>
+      </w:tr>
+      <w:tr>
+        <w:tc>
+          <w:tcPr>
+            <w:tcW w:w="9067" w:type="dxa"/>
             <w:tcBorders>
-              <w:top w:val="nil"/>
-              <w:left w:val="nil"/>
-              <w:bottom w:val="nil"/>
               <w:right w:val="nil"/>
             </w:tcBorders>
           </w:tcPr>
@@ -701,15 +762,25 @@
                 <w:sz w:val="24"/>
                 <w:szCs w:val="24"/>
               </w:rPr>
-              <w:t>{</w:t>
-            </w:r>
-            <w:r>
-              <w:rPr>
-                <w:rFonts w:ascii="BC Sans" w:hAnsi="BC Sans"/>
-                <w:sz w:val="24"/>
-                <w:szCs w:val="24"/>
-              </w:rPr>
-              <w:t>{</w:t>
+              <w:t>{{#WaterSupplierIntakes</w:t>
+            </w:r>
+            <w:proofErr w:type="gramStart"/>
+            <w:r>
+              <w:rPr>
+                <w:rFonts w:ascii="BC Sans" w:hAnsi="BC Sans"/>
+                <w:sz w:val="24"/>
+                <w:szCs w:val="24"/>
+              </w:rPr>
+              <w:t>}}{</w:t>
+            </w:r>
+            <w:proofErr w:type="gramEnd"/>
+            <w:r>
+              <w:rPr>
+                <w:rFonts w:ascii="BC Sans" w:hAnsi="BC Sans"/>
+                <w:sz w:val="24"/>
+                <w:szCs w:val="24"/>
+              </w:rPr>
+              <w:t>{IntakeName}}, {{</w:t>
             </w:r>
             <w:proofErr w:type="spellStart"/>
             <w:r>
@@ -718,34 +789,16 @@
                 <w:sz w:val="24"/>
                 <w:szCs w:val="24"/>
               </w:rPr>
-              <w:t>BLAPrimaryOwnerName</w:t>
+              <w:t>IntakeStreet</w:t>
             </w:r>
             <w:proofErr w:type="spellEnd"/>
-            <w:proofErr w:type="gramStart"/>
-            <w:r>
-              <w:rPr>
-                <w:rFonts w:ascii="BC Sans" w:hAnsi="BC Sans"/>
-                <w:sz w:val="24"/>
-                <w:szCs w:val="24"/>
-              </w:rPr>
-              <w:t>}</w:t>
-            </w:r>
-            <w:r>
-              <w:rPr>
-                <w:rFonts w:ascii="BC Sans" w:hAnsi="BC Sans"/>
-                <w:sz w:val="24"/>
-                <w:szCs w:val="24"/>
-              </w:rPr>
-              <w:t>}{</w:t>
-            </w:r>
-            <w:proofErr w:type="gramEnd"/>
-            <w:r>
-              <w:rPr>
-                <w:rFonts w:ascii="BC Sans" w:hAnsi="BC Sans"/>
-                <w:sz w:val="24"/>
-                <w:szCs w:val="24"/>
-              </w:rPr>
-              <w:t>{/</w:t>
+            <w:r>
+              <w:rPr>
+                <w:rFonts w:ascii="BC Sans" w:hAnsi="BC Sans"/>
+                <w:sz w:val="24"/>
+                <w:szCs w:val="24"/>
+              </w:rPr>
+              <w:t>}} {{</w:t>
             </w:r>
             <w:proofErr w:type="spellStart"/>
             <w:r>
@@ -754,7 +807,7 @@
                 <w:sz w:val="24"/>
                 <w:szCs w:val="24"/>
               </w:rPr>
-              <w:t>BLAPrimaryOwnerName</w:t>
+              <w:t>IntakeCity</w:t>
             </w:r>
             <w:proofErr w:type="spellEnd"/>
             <w:r>
@@ -763,17 +816,360 @@
                 <w:sz w:val="24"/>
                 <w:szCs w:val="24"/>
               </w:rPr>
-              <w:t>}</w:t>
-            </w:r>
-            <w:r>
-              <w:rPr>
-                <w:rFonts w:ascii="BC Sans" w:hAnsi="BC Sans"/>
-                <w:sz w:val="24"/>
-                <w:szCs w:val="24"/>
-              </w:rPr>
-              <w:t>}</w:t>
+              <w:t>}} {{</w:t>
+            </w:r>
+            <w:proofErr w:type="spellStart"/>
+            <w:r>
+              <w:rPr>
+                <w:rFonts w:ascii="BC Sans" w:hAnsi="BC Sans"/>
+                <w:sz w:val="24"/>
+                <w:szCs w:val="24"/>
+              </w:rPr>
+              <w:t>IntakeState</w:t>
+            </w:r>
+            <w:proofErr w:type="spellEnd"/>
+            <w:r>
+              <w:rPr>
+                <w:rFonts w:ascii="BC Sans" w:hAnsi="BC Sans"/>
+                <w:sz w:val="24"/>
+                <w:szCs w:val="24"/>
+              </w:rPr>
+              <w:t>}} {{</w:t>
+            </w:r>
+            <w:proofErr w:type="spellStart"/>
+            <w:r>
+              <w:rPr>
+                <w:rFonts w:ascii="BC Sans" w:hAnsi="BC Sans"/>
+                <w:sz w:val="24"/>
+                <w:szCs w:val="24"/>
+              </w:rPr>
+              <w:t>IntakePostalCode</w:t>
+            </w:r>
+            <w:proofErr w:type="spellEnd"/>
+            <w:r>
+              <w:rPr>
+                <w:rFonts w:ascii="BC Sans" w:hAnsi="BC Sans"/>
+                <w:sz w:val="24"/>
+                <w:szCs w:val="24"/>
+              </w:rPr>
+              <w:t>}}</w:t>
             </w:r>
           </w:p>
+        </w:tc>
+        <w:tc>
+          <w:tcPr>
+            <w:tcW w:w="283" w:type="dxa"/>
+            <w:tcBorders>
+              <w:left w:val="nil"/>
+            </w:tcBorders>
+          </w:tcPr>
+          <w:p>
+            <w:pPr>
+              <w:spacing w:after="0"/>
+              <w:rPr>
+                <w:rFonts w:ascii="BC Sans" w:hAnsi="BC Sans"/>
+                <w:sz w:val="5"/>
+                <w:szCs w:val="5"/>
+              </w:rPr>
+            </w:pPr>
+            <w:r>
+              <w:rPr>
+                <w:rFonts w:ascii="BC Sans" w:hAnsi="BC Sans"/>
+                <w:sz w:val="5"/>
+                <w:szCs w:val="5"/>
+              </w:rPr>
+              <w:t>{{/</w:t>
+            </w:r>
+            <w:proofErr w:type="spellStart"/>
+            <w:r>
+              <w:rPr>
+                <w:rFonts w:ascii="BC Sans" w:hAnsi="BC Sans"/>
+                <w:sz w:val="5"/>
+                <w:szCs w:val="5"/>
+              </w:rPr>
+              <w:t>WaterSupplierIntakes</w:t>
+            </w:r>
+            <w:proofErr w:type="spellEnd"/>
+            <w:r>
+              <w:rPr>
+                <w:rFonts w:ascii="BC Sans" w:hAnsi="BC Sans"/>
+                <w:sz w:val="5"/>
+                <w:szCs w:val="5"/>
+              </w:rPr>
+              <w:t>}}</w:t>
+            </w:r>
+          </w:p>
+        </w:tc>
+      </w:tr>
+    </w:tbl>
+    <w:p>
+      <w:pPr>
+        <w:spacing w:after="0"/>
+      </w:pPr>
+    </w:p>
+    <w:tbl>
+      <w:tblPr>
+        <w:tblStyle w:val="TableGrid"/>
+        <w:tblW w:w="0" w:type="auto"/>
+        <w:tblBorders>
+          <w:top w:val="none" w:sz="0" w:space="0" w:color="auto"/>
+          <w:left w:val="none" w:sz="0" w:space="0" w:color="auto"/>
+          <w:bottom w:val="none" w:sz="0" w:space="0" w:color="auto"/>
+          <w:right w:val="none" w:sz="0" w:space="0" w:color="auto"/>
+          <w:insideH w:val="none" w:sz="0" w:space="0" w:color="auto"/>
+          <w:insideV w:val="none" w:sz="0" w:space="0" w:color="auto"/>
+        </w:tblBorders>
+        <w:tblLayout w:type="fixed"/>
+        <w:tblLook w:val="04A0" w:firstRow="1" w:lastRow="0" w:firstColumn="1" w:lastColumn="0" w:noHBand="0" w:noVBand="1"/>
+      </w:tblPr>
+      <w:tblGrid>
+        <w:gridCol w:w="4675"/>
+        <w:gridCol w:w="4675"/>
+      </w:tblGrid>
+      <w:tr>
+        <w:tc>
+          <w:tcPr>
+            <w:tcW w:w="9350" w:type="dxa"/>
+            <w:gridSpan w:val="2"/>
+          </w:tcPr>
+          <w:p>
+            <w:pPr>
+              <w:spacing w:after="0"/>
+              <w:rPr>
+                <w:rFonts w:ascii="BC Sans" w:hAnsi="BC Sans"/>
+                <w:b/>
+                <w:bCs/>
+                <w:sz w:val="24"/>
+                <w:szCs w:val="24"/>
+              </w:rPr>
+            </w:pPr>
+          </w:p>
+          <w:p>
+            <w:pPr>
+              <w:spacing w:after="0"/>
+              <w:rPr>
+                <w:rFonts w:ascii="BC Sans" w:hAnsi="BC Sans"/>
+                <w:b/>
+                <w:bCs/>
+                <w:sz w:val="24"/>
+                <w:szCs w:val="24"/>
+              </w:rPr>
+            </w:pPr>
+            <w:r>
+              <w:rPr>
+                <w:rFonts w:ascii="BC Sans" w:hAnsi="BC Sans"/>
+                <w:b/>
+                <w:bCs/>
+                <w:sz w:val="24"/>
+                <w:szCs w:val="24"/>
+              </w:rPr>
+              <w:t>This is to certify that:</w:t>
+            </w:r>
+          </w:p>
+        </w:tc>
+      </w:tr>
+      <w:tr>
+        <w:tc>
+          <w:tcPr>
+            <w:tcW w:w="9350" w:type="dxa"/>
+            <w:gridSpan w:val="2"/>
+          </w:tcPr>
+          <w:p>
+            <w:pPr>
+              <w:spacing w:after="0"/>
+              <w:rPr>
+                <w:rFonts w:ascii="BC Sans" w:hAnsi="BC Sans"/>
+                <w:sz w:val="24"/>
+                <w:szCs w:val="24"/>
+              </w:rPr>
+            </w:pPr>
+            <w:r>
+              <w:rPr>
+                <w:rFonts w:ascii="BC Sans" w:hAnsi="BC Sans"/>
+                <w:sz w:val="24"/>
+                <w:szCs w:val="24"/>
+                <w:lang w:val="en-CA"/>
+              </w:rPr>
+              <w:t>The Health Authority has conducted a qualitative health risk assessment in the context of relevant legislation (</w:t>
+            </w:r>
+            <w:r>
+              <w:rPr>
+                <w:rFonts w:ascii="BC Sans" w:hAnsi="BC Sans"/>
+                <w:i/>
+                <w:iCs/>
+                <w:sz w:val="24"/>
+                <w:szCs w:val="24"/>
+                <w:lang w:val="en-CA"/>
+              </w:rPr>
+              <w:t>Drinking Water Protection Act </w:t>
+            </w:r>
+            <w:r>
+              <w:rPr>
+                <w:rFonts w:ascii="BC Sans" w:hAnsi="BC Sans"/>
+                <w:sz w:val="24"/>
+                <w:szCs w:val="24"/>
+                <w:lang w:val="en-CA"/>
+              </w:rPr>
+              <w:t>and </w:t>
+            </w:r>
+            <w:r>
+              <w:rPr>
+                <w:rFonts w:ascii="BC Sans" w:hAnsi="BC Sans"/>
+                <w:i/>
+                <w:iCs/>
+                <w:sz w:val="24"/>
+                <w:szCs w:val="24"/>
+                <w:lang w:val="en-CA"/>
+              </w:rPr>
+              <w:t>Regulation</w:t>
+            </w:r>
+            <w:r>
+              <w:rPr>
+                <w:rFonts w:ascii="BC Sans" w:hAnsi="BC Sans"/>
+                <w:sz w:val="24"/>
+                <w:szCs w:val="24"/>
+                <w:lang w:val="en-CA"/>
+              </w:rPr>
+              <w:t>) and </w:t>
+            </w:r>
+            <w:r>
+              <w:rPr>
+                <w:rFonts w:ascii="BC Sans" w:hAnsi="BC Sans"/>
+                <w:i/>
+                <w:iCs/>
+                <w:sz w:val="24"/>
+                <w:szCs w:val="24"/>
+                <w:lang w:val="en-CA"/>
+              </w:rPr>
+              <w:t>Drinking Water</w:t>
+            </w:r>
+            <w:r>
+              <w:rPr>
+                <w:rFonts w:ascii="BC Sans" w:hAnsi="BC Sans"/>
+                <w:i/>
+                <w:iCs/>
+                <w:sz w:val="24"/>
+                <w:szCs w:val="24"/>
+                <w:lang w:val="en-CA"/>
+              </w:rPr>
+              <w:t xml:space="preserve"> </w:t>
+            </w:r>
+            <w:r>
+              <w:rPr>
+                <w:rFonts w:ascii="BC Sans" w:hAnsi="BC Sans"/>
+                <w:i/>
+                <w:iCs/>
+                <w:sz w:val="24"/>
+                <w:szCs w:val="24"/>
+                <w:lang w:val="en-CA"/>
+              </w:rPr>
+              <w:t>Officer Guidelines and Appendices</w:t>
+            </w:r>
+            <w:r>
+              <w:rPr>
+                <w:rFonts w:ascii="BC Sans" w:hAnsi="BC Sans"/>
+                <w:sz w:val="24"/>
+                <w:szCs w:val="24"/>
+                <w:lang w:val="en-CA"/>
+              </w:rPr>
+              <w:t> and has found the proposed</w:t>
+            </w:r>
+            <w:r>
+              <w:rPr>
+                <w:rFonts w:ascii="BC Sans" w:hAnsi="BC Sans"/>
+                <w:sz w:val="24"/>
+                <w:szCs w:val="24"/>
+                <w:lang w:val="en-CA"/>
+              </w:rPr>
+              <w:t xml:space="preserve"> </w:t>
+            </w:r>
+            <w:r>
+              <w:rPr>
+                <w:rFonts w:ascii="BC Sans" w:hAnsi="BC Sans"/>
+                <w:sz w:val="24"/>
+                <w:szCs w:val="24"/>
+                <w:lang w:val="en-CA"/>
+              </w:rPr>
+              <w:t>works </w:t>
+            </w:r>
+            <w:r>
+              <w:rPr>
+                <w:rFonts w:ascii="BC Sans" w:hAnsi="BC Sans"/>
+                <w:b/>
+                <w:bCs/>
+                <w:sz w:val="24"/>
+                <w:szCs w:val="24"/>
+                <w:lang w:val="en-CA"/>
+              </w:rPr>
+              <w:t>acceptable</w:t>
+            </w:r>
+            <w:r>
+              <w:rPr>
+                <w:rFonts w:ascii="BC Sans" w:hAnsi="BC Sans"/>
+                <w:sz w:val="24"/>
+                <w:szCs w:val="24"/>
+                <w:lang w:val="en-CA"/>
+              </w:rPr>
+              <w:t>, subject to the conditions below. We have not reviewed other aspects of the system, such as structural, mechanical/HVAC, electrical, or architectural design, hydraulic performance and safety of the works. This construction permit does not constitute permission or consent under any other </w:t>
+            </w:r>
+            <w:r>
+              <w:rPr>
+                <w:rFonts w:ascii="BC Sans" w:hAnsi="BC Sans"/>
+                <w:i/>
+                <w:iCs/>
+                <w:sz w:val="24"/>
+                <w:szCs w:val="24"/>
+                <w:lang w:val="en-CA"/>
+              </w:rPr>
+              <w:t>Act </w:t>
+            </w:r>
+            <w:r>
+              <w:rPr>
+                <w:rFonts w:ascii="BC Sans" w:hAnsi="BC Sans"/>
+                <w:sz w:val="24"/>
+                <w:szCs w:val="24"/>
+                <w:lang w:val="en-CA"/>
+              </w:rPr>
+              <w:t>or authority.</w:t>
+            </w:r>
+          </w:p>
+        </w:tc>
+      </w:tr>
+      <w:tr>
+        <w:tc>
+          <w:tcPr>
+            <w:tcW w:w="4675" w:type="dxa"/>
+          </w:tcPr>
+          <w:p>
+            <w:pPr>
+              <w:tabs>
+                <w:tab w:val="left" w:pos="3062"/>
+              </w:tabs>
+              <w:spacing w:after="0"/>
+              <w:rPr>
+                <w:rFonts w:ascii="BC Sans" w:hAnsi="BC Sans"/>
+                <w:b/>
+                <w:bCs/>
+                <w:sz w:val="24"/>
+                <w:szCs w:val="24"/>
+              </w:rPr>
+            </w:pPr>
+            <w:r>
+              <w:rPr>
+                <w:rFonts w:ascii="BC Sans" w:hAnsi="BC Sans"/>
+                <w:b/>
+                <w:bCs/>
+                <w:sz w:val="24"/>
+                <w:szCs w:val="24"/>
+              </w:rPr>
+              <w:tab/>
+            </w:r>
+          </w:p>
+        </w:tc>
+        <w:tc>
+          <w:tcPr>
+            <w:tcW w:w="4675" w:type="dxa"/>
+          </w:tcPr>
           <w:p>
             <w:pPr>
               <w:spacing w:after="0"/>
@@ -791,12 +1187,6 @@
           <w:tcPr>
             <w:tcW w:w="9350" w:type="dxa"/>
             <w:gridSpan w:val="2"/>
-            <w:tcBorders>
-              <w:top w:val="nil"/>
-              <w:left w:val="nil"/>
-              <w:bottom w:val="nil"/>
-              <w:right w:val="nil"/>
-            </w:tcBorders>
           </w:tcPr>
           <w:p>
             <w:pPr>
@@ -814,9 +1204,161 @@
                 <w:bCs/>
                 <w:sz w:val="24"/>
                 <w:szCs w:val="24"/>
-              </w:rPr>
-              <w:lastRenderedPageBreak/>
-              <w:t>Water Supplier(s):</w:t>
+                <w:lang w:val="en-CA"/>
+              </w:rPr>
+              <w:t xml:space="preserve">Documents Reviewed: </w:t>
+            </w:r>
+            <w:r>
+              <w:rPr>
+                <w:rFonts w:ascii="BC Sans" w:hAnsi="BC Sans"/>
+                <w:sz w:val="24"/>
+                <w:szCs w:val="24"/>
+              </w:rPr>
+              <w:t>Construction Permit Application,</w:t>
+            </w:r>
+            <w:r>
+              <w:rPr>
+                <w:rFonts w:ascii="Arial" w:hAnsi="Arial" w:cs="Arial"/>
+                <w:sz w:val="24"/>
+                <w:szCs w:val="24"/>
+              </w:rPr>
+              <w:t> </w:t>
+            </w:r>
+            <w:r>
+              <w:rPr>
+                <w:rFonts w:ascii="BC Sans" w:hAnsi="BC Sans"/>
+                <w:sz w:val="24"/>
+                <w:szCs w:val="24"/>
+              </w:rPr>
+              <w:t>and the</w:t>
+            </w:r>
+            <w:r>
+              <w:rPr>
+                <w:rFonts w:ascii="Gadugi" w:hAnsi="Gadugi"/>
+                <w:sz w:val="24"/>
+                <w:szCs w:val="24"/>
+              </w:rPr>
+              <w:t> </w:t>
+            </w:r>
+            <w:r>
+              <w:rPr>
+                <w:rFonts w:ascii="BC Sans" w:hAnsi="BC Sans"/>
+                <w:sz w:val="24"/>
+                <w:szCs w:val="24"/>
+              </w:rPr>
+              <w:t>following</w:t>
+            </w:r>
+            <w:r>
+              <w:rPr>
+                <w:rFonts w:ascii="Arial" w:hAnsi="Arial" w:cs="Arial"/>
+                <w:sz w:val="24"/>
+                <w:szCs w:val="24"/>
+              </w:rPr>
+              <w:t> </w:t>
+            </w:r>
+            <w:proofErr w:type="gramStart"/>
+            <w:r>
+              <w:rPr>
+                <w:rFonts w:ascii="BC Sans" w:hAnsi="BC Sans"/>
+                <w:sz w:val="24"/>
+                <w:szCs w:val="24"/>
+              </w:rPr>
+              <w:t>documents:</w:t>
+            </w:r>
+            <w:r>
+              <w:rPr>
+                <w:rFonts w:ascii="BC Sans" w:hAnsi="BC Sans"/>
+                <w:sz w:val="24"/>
+                <w:szCs w:val="24"/>
+              </w:rPr>
+              <w:t>{</w:t>
+            </w:r>
+            <w:proofErr w:type="gramEnd"/>
+            <w:r>
+              <w:rPr>
+                <w:rFonts w:ascii="BC Sans" w:hAnsi="BC Sans"/>
+                <w:sz w:val="24"/>
+                <w:szCs w:val="24"/>
+              </w:rPr>
+              <w:t>{#DocumentChecklistItems}}</w:t>
+            </w:r>
+          </w:p>
+          <w:p>
+            <w:pPr>
+              <w:pStyle w:val="ListParagraph"/>
+              <w:numPr>
+                <w:ilvl w:val="0"/>
+                <w:numId w:val="16"/>
+              </w:numPr>
+              <w:spacing w:after="0"/>
+              <w:rPr>
+                <w:rFonts w:ascii="BC Sans" w:hAnsi="BC Sans"/>
+                <w:sz w:val="24"/>
+                <w:szCs w:val="24"/>
+              </w:rPr>
+            </w:pPr>
+            <w:r>
+              <w:rPr>
+                <w:rFonts w:ascii="BC Sans" w:hAnsi="BC Sans"/>
+                <w:sz w:val="24"/>
+                <w:szCs w:val="24"/>
+              </w:rPr>
+              <w:t>{{</w:t>
+            </w:r>
+            <w:proofErr w:type="spellStart"/>
+            <w:r>
+              <w:rPr>
+                <w:rFonts w:ascii="BC Sans" w:hAnsi="BC Sans"/>
+                <w:sz w:val="24"/>
+                <w:szCs w:val="24"/>
+              </w:rPr>
+              <w:t>DocumentChecklistItemsName</w:t>
+            </w:r>
+            <w:proofErr w:type="spellEnd"/>
+            <w:r>
+              <w:rPr>
+                <w:rFonts w:ascii="BC Sans" w:hAnsi="BC Sans"/>
+                <w:sz w:val="24"/>
+                <w:szCs w:val="24"/>
+              </w:rPr>
+              <w:t>}}</w:t>
+            </w:r>
+          </w:p>
+          <w:p>
+            <w:pPr>
+              <w:pStyle w:val="ListParagraph"/>
+              <w:spacing w:after="0"/>
+              <w:rPr>
+                <w:rFonts w:ascii="BC Sans" w:hAnsi="BC Sans"/>
+                <w:sz w:val="24"/>
+                <w:szCs w:val="24"/>
+              </w:rPr>
+            </w:pPr>
+            <w:r>
+              <w:rPr>
+                <w:rFonts w:ascii="BC Sans" w:hAnsi="BC Sans"/>
+                <w:sz w:val="24"/>
+                <w:szCs w:val="24"/>
+              </w:rPr>
+              <w:t>{{/</w:t>
+            </w:r>
+            <w:proofErr w:type="spellStart"/>
+            <w:r>
+              <w:rPr>
+                <w:rFonts w:ascii="BC Sans" w:hAnsi="BC Sans"/>
+                <w:sz w:val="24"/>
+                <w:szCs w:val="24"/>
+              </w:rPr>
+              <w:t>DocumentChecklistItems</w:t>
+            </w:r>
+            <w:proofErr w:type="spellEnd"/>
+            <w:r>
+              <w:rPr>
+                <w:rFonts w:ascii="BC Sans" w:hAnsi="BC Sans"/>
+                <w:sz w:val="24"/>
+                <w:szCs w:val="24"/>
+              </w:rPr>
+              <w:t>}}</w:t>
             </w:r>
           </w:p>
         </w:tc>
@@ -826,484 +1368,14 @@
           <w:tcPr>
             <w:tcW w:w="9350" w:type="dxa"/>
             <w:gridSpan w:val="2"/>
-            <w:tcBorders>
-              <w:top w:val="nil"/>
-              <w:left w:val="nil"/>
-              <w:bottom w:val="nil"/>
-              <w:right w:val="nil"/>
-            </w:tcBorders>
           </w:tcPr>
           <w:p>
             <w:pPr>
-              <w:spacing w:after="0"/>
-              <w:rPr>
-                <w:rFonts w:ascii="BC Sans" w:hAnsi="BC Sans"/>
-                <w:sz w:val="24"/>
-                <w:szCs w:val="24"/>
-              </w:rPr>
-            </w:pPr>
-            <w:r>
-              <w:rPr>
-                <w:rFonts w:ascii="BC Sans" w:hAnsi="BC Sans"/>
-                <w:sz w:val="24"/>
-                <w:szCs w:val="24"/>
-              </w:rPr>
-              <w:t>{{#WaterSupplierIntakes</w:t>
-            </w:r>
-            <w:proofErr w:type="gramStart"/>
-            <w:r>
-              <w:rPr>
-                <w:rFonts w:ascii="BC Sans" w:hAnsi="BC Sans"/>
-                <w:sz w:val="24"/>
-                <w:szCs w:val="24"/>
-              </w:rPr>
-              <w:t>}}{</w:t>
-            </w:r>
-            <w:proofErr w:type="gramEnd"/>
-            <w:r>
-              <w:rPr>
-                <w:rFonts w:ascii="BC Sans" w:hAnsi="BC Sans"/>
-                <w:sz w:val="24"/>
-                <w:szCs w:val="24"/>
-              </w:rPr>
-              <w:t>{IntakeName</w:t>
-            </w:r>
-            <w:proofErr w:type="gramStart"/>
-            <w:r>
-              <w:rPr>
-                <w:rFonts w:ascii="BC Sans" w:hAnsi="BC Sans"/>
-                <w:sz w:val="24"/>
-                <w:szCs w:val="24"/>
-              </w:rPr>
-              <w:t>}}{</w:t>
-            </w:r>
-            <w:proofErr w:type="gramEnd"/>
-            <w:r>
-              <w:rPr>
-                <w:rFonts w:ascii="BC Sans" w:hAnsi="BC Sans"/>
-                <w:sz w:val="24"/>
-                <w:szCs w:val="24"/>
-              </w:rPr>
-              <w:t>{#IntakeStreet}}; {{</w:t>
-            </w:r>
-            <w:proofErr w:type="spellStart"/>
-            <w:r>
-              <w:rPr>
-                <w:rFonts w:ascii="BC Sans" w:hAnsi="BC Sans"/>
-                <w:sz w:val="24"/>
-                <w:szCs w:val="24"/>
-              </w:rPr>
-              <w:t>IntakeStreet</w:t>
-            </w:r>
-            <w:proofErr w:type="spellEnd"/>
-            <w:r>
-              <w:rPr>
-                <w:rFonts w:ascii="BC Sans" w:hAnsi="BC Sans"/>
-                <w:sz w:val="24"/>
-                <w:szCs w:val="24"/>
-              </w:rPr>
-              <w:t>}}, {{</w:t>
-            </w:r>
-            <w:proofErr w:type="spellStart"/>
-            <w:r>
-              <w:rPr>
-                <w:rFonts w:ascii="BC Sans" w:hAnsi="BC Sans"/>
-                <w:sz w:val="24"/>
-                <w:szCs w:val="24"/>
-              </w:rPr>
-              <w:t>IntakeCity</w:t>
-            </w:r>
-            <w:proofErr w:type="spellEnd"/>
-            <w:r>
-              <w:rPr>
-                <w:rFonts w:ascii="BC Sans" w:hAnsi="BC Sans"/>
-                <w:sz w:val="24"/>
-                <w:szCs w:val="24"/>
-              </w:rPr>
-              <w:t>}}, {{</w:t>
-            </w:r>
-            <w:proofErr w:type="spellStart"/>
-            <w:r>
-              <w:rPr>
-                <w:rFonts w:ascii="BC Sans" w:hAnsi="BC Sans"/>
-                <w:sz w:val="24"/>
-                <w:szCs w:val="24"/>
-              </w:rPr>
-              <w:t>IntakeState</w:t>
-            </w:r>
-            <w:proofErr w:type="spellEnd"/>
-            <w:r>
-              <w:rPr>
-                <w:rFonts w:ascii="BC Sans" w:hAnsi="BC Sans"/>
-                <w:sz w:val="24"/>
-                <w:szCs w:val="24"/>
-              </w:rPr>
-              <w:t>}}</w:t>
-            </w:r>
-            <w:r>
-              <w:rPr>
-                <w:rFonts w:ascii="BC Sans" w:hAnsi="BC Sans"/>
-                <w:sz w:val="24"/>
-                <w:szCs w:val="24"/>
-              </w:rPr>
-              <w:t>,</w:t>
-            </w:r>
-            <w:r>
-              <w:rPr>
-                <w:rFonts w:ascii="BC Sans" w:hAnsi="BC Sans"/>
-                <w:sz w:val="24"/>
-                <w:szCs w:val="24"/>
-              </w:rPr>
-              <w:t xml:space="preserve"> {{</w:t>
-            </w:r>
-            <w:proofErr w:type="spellStart"/>
-            <w:r>
-              <w:rPr>
-                <w:rFonts w:ascii="BC Sans" w:hAnsi="BC Sans"/>
-                <w:sz w:val="24"/>
-                <w:szCs w:val="24"/>
-              </w:rPr>
-              <w:t>IntakePostalCode</w:t>
-            </w:r>
-            <w:proofErr w:type="spellEnd"/>
-            <w:proofErr w:type="gramStart"/>
-            <w:r>
-              <w:rPr>
-                <w:rFonts w:ascii="BC Sans" w:hAnsi="BC Sans"/>
-                <w:sz w:val="24"/>
-                <w:szCs w:val="24"/>
-              </w:rPr>
-              <w:t>}}{</w:t>
-            </w:r>
-            <w:proofErr w:type="gramEnd"/>
-            <w:r>
-              <w:rPr>
-                <w:rFonts w:ascii="BC Sans" w:hAnsi="BC Sans"/>
-                <w:sz w:val="24"/>
-                <w:szCs w:val="24"/>
-              </w:rPr>
-              <w:t>{/</w:t>
-            </w:r>
-            <w:proofErr w:type="spellStart"/>
-            <w:r>
-              <w:rPr>
-                <w:rFonts w:ascii="BC Sans" w:hAnsi="BC Sans"/>
-                <w:sz w:val="24"/>
-                <w:szCs w:val="24"/>
-              </w:rPr>
-              <w:t>IntakeStreet</w:t>
-            </w:r>
-            <w:proofErr w:type="spellEnd"/>
-            <w:r>
-              <w:rPr>
-                <w:rFonts w:ascii="BC Sans" w:hAnsi="BC Sans"/>
-                <w:sz w:val="24"/>
-                <w:szCs w:val="24"/>
-              </w:rPr>
-              <w:t>}}</w:t>
-            </w:r>
-          </w:p>
-          <w:p>
-            <w:pPr>
-              <w:spacing w:after="0"/>
-              <w:rPr>
-                <w:rFonts w:ascii="BC Sans" w:hAnsi="BC Sans"/>
-                <w:sz w:val="24"/>
-                <w:szCs w:val="24"/>
-              </w:rPr>
-            </w:pPr>
-            <w:r>
-              <w:rPr>
-                <w:rFonts w:ascii="BC Sans" w:hAnsi="BC Sans"/>
-                <w:sz w:val="24"/>
-                <w:szCs w:val="24"/>
-              </w:rPr>
-              <w:t>{{/</w:t>
-            </w:r>
-            <w:proofErr w:type="spellStart"/>
-            <w:r>
-              <w:rPr>
-                <w:rFonts w:ascii="BC Sans" w:hAnsi="BC Sans"/>
-                <w:sz w:val="24"/>
-                <w:szCs w:val="24"/>
-              </w:rPr>
-              <w:t>WaterSupplierIntakes</w:t>
-            </w:r>
-            <w:proofErr w:type="spellEnd"/>
-            <w:r>
-              <w:rPr>
-                <w:rFonts w:ascii="BC Sans" w:hAnsi="BC Sans"/>
-                <w:sz w:val="24"/>
-                <w:szCs w:val="24"/>
-              </w:rPr>
-              <w:t>}}</w:t>
-            </w:r>
-          </w:p>
-        </w:tc>
-      </w:tr>
-      <w:tr>
-        <w:tc>
-          <w:tcPr>
-            <w:tcW w:w="9350" w:type="dxa"/>
-            <w:gridSpan w:val="2"/>
-            <w:tcBorders>
-              <w:top w:val="nil"/>
-              <w:left w:val="nil"/>
-              <w:bottom w:val="nil"/>
-              <w:right w:val="nil"/>
-            </w:tcBorders>
-          </w:tcPr>
-          <w:p>
-            <w:pPr>
-              <w:spacing w:after="0"/>
-              <w:rPr>
-                <w:rFonts w:ascii="BC Sans" w:hAnsi="BC Sans"/>
-                <w:b/>
-                <w:bCs/>
-                <w:sz w:val="24"/>
-                <w:szCs w:val="24"/>
-              </w:rPr>
-            </w:pPr>
-            <w:r>
-              <w:rPr>
-                <w:rFonts w:ascii="BC Sans" w:hAnsi="BC Sans"/>
-                <w:b/>
-                <w:bCs/>
-                <w:sz w:val="24"/>
-                <w:szCs w:val="24"/>
-              </w:rPr>
-              <w:t>This is to certify that:</w:t>
-            </w:r>
-          </w:p>
-        </w:tc>
-      </w:tr>
-      <w:tr>
-        <w:tc>
-          <w:tcPr>
-            <w:tcW w:w="9350" w:type="dxa"/>
-            <w:gridSpan w:val="2"/>
-            <w:tcBorders>
-              <w:top w:val="nil"/>
-              <w:left w:val="nil"/>
-              <w:bottom w:val="nil"/>
-              <w:right w:val="nil"/>
-            </w:tcBorders>
-          </w:tcPr>
-          <w:p>
-            <w:pPr>
-              <w:spacing w:after="0"/>
-              <w:rPr>
-                <w:rFonts w:ascii="BC Sans" w:hAnsi="BC Sans"/>
-                <w:sz w:val="24"/>
-                <w:szCs w:val="24"/>
-              </w:rPr>
-            </w:pPr>
-            <w:r>
-              <w:rPr>
-                <w:rFonts w:ascii="BC Sans" w:hAnsi="BC Sans"/>
-                <w:sz w:val="24"/>
-                <w:szCs w:val="24"/>
-                <w:lang w:val="en-CA"/>
-              </w:rPr>
-              <w:t>The Health Authority has conducted a qualitative health risk assessment in the context of relevant legislation (</w:t>
-            </w:r>
-            <w:r>
-              <w:rPr>
-                <w:rFonts w:ascii="BC Sans" w:hAnsi="BC Sans"/>
-                <w:i/>
-                <w:iCs/>
-                <w:sz w:val="24"/>
-                <w:szCs w:val="24"/>
-                <w:lang w:val="en-CA"/>
-              </w:rPr>
-              <w:t>Drinking Water Protection Act </w:t>
-            </w:r>
-            <w:r>
-              <w:rPr>
-                <w:rFonts w:ascii="BC Sans" w:hAnsi="BC Sans"/>
-                <w:sz w:val="24"/>
-                <w:szCs w:val="24"/>
-                <w:lang w:val="en-CA"/>
-              </w:rPr>
-              <w:t>and </w:t>
-            </w:r>
-            <w:r>
-              <w:rPr>
-                <w:rFonts w:ascii="BC Sans" w:hAnsi="BC Sans"/>
-                <w:i/>
-                <w:iCs/>
-                <w:sz w:val="24"/>
-                <w:szCs w:val="24"/>
-                <w:lang w:val="en-CA"/>
-              </w:rPr>
-              <w:t>Regulation</w:t>
-            </w:r>
-            <w:r>
-              <w:rPr>
-                <w:rFonts w:ascii="BC Sans" w:hAnsi="BC Sans"/>
-                <w:sz w:val="24"/>
-                <w:szCs w:val="24"/>
-                <w:lang w:val="en-CA"/>
-              </w:rPr>
-              <w:t>) and </w:t>
-            </w:r>
-            <w:r>
-              <w:rPr>
-                <w:rFonts w:ascii="BC Sans" w:hAnsi="BC Sans"/>
-                <w:i/>
-                <w:iCs/>
-                <w:sz w:val="24"/>
-                <w:szCs w:val="24"/>
-                <w:lang w:val="en-CA"/>
-              </w:rPr>
-              <w:t>Drinking Water</w:t>
-            </w:r>
-            <w:r>
-              <w:rPr>
-                <w:rFonts w:ascii="BC Sans" w:hAnsi="BC Sans"/>
-                <w:i/>
-                <w:iCs/>
-                <w:sz w:val="24"/>
-                <w:szCs w:val="24"/>
-                <w:lang w:val="en-CA"/>
-              </w:rPr>
-              <w:t xml:space="preserve"> </w:t>
-            </w:r>
-            <w:r>
-              <w:rPr>
-                <w:rFonts w:ascii="BC Sans" w:hAnsi="BC Sans"/>
-                <w:i/>
-                <w:iCs/>
-                <w:sz w:val="24"/>
-                <w:szCs w:val="24"/>
-                <w:lang w:val="en-CA"/>
-              </w:rPr>
-              <w:t>Officer Guidelines and Appendices</w:t>
-            </w:r>
-            <w:r>
-              <w:rPr>
-                <w:rFonts w:ascii="BC Sans" w:hAnsi="BC Sans"/>
-                <w:sz w:val="24"/>
-                <w:szCs w:val="24"/>
-                <w:lang w:val="en-CA"/>
-              </w:rPr>
-              <w:t> and has found the proposed</w:t>
-            </w:r>
-            <w:r>
-              <w:rPr>
-                <w:rFonts w:ascii="BC Sans" w:hAnsi="BC Sans"/>
-                <w:sz w:val="24"/>
-                <w:szCs w:val="24"/>
-                <w:lang w:val="en-CA"/>
-              </w:rPr>
-              <w:t xml:space="preserve"> </w:t>
-            </w:r>
-            <w:r>
-              <w:rPr>
-                <w:rFonts w:ascii="BC Sans" w:hAnsi="BC Sans"/>
-                <w:sz w:val="24"/>
-                <w:szCs w:val="24"/>
-                <w:lang w:val="en-CA"/>
-              </w:rPr>
-              <w:t>works </w:t>
-            </w:r>
-            <w:r>
-              <w:rPr>
-                <w:rFonts w:ascii="BC Sans" w:hAnsi="BC Sans"/>
-                <w:b/>
-                <w:bCs/>
-                <w:sz w:val="24"/>
-                <w:szCs w:val="24"/>
-                <w:lang w:val="en-CA"/>
-              </w:rPr>
-              <w:t>acceptable</w:t>
-            </w:r>
-            <w:r>
-              <w:rPr>
-                <w:rFonts w:ascii="BC Sans" w:hAnsi="BC Sans"/>
-                <w:sz w:val="24"/>
-                <w:szCs w:val="24"/>
-                <w:lang w:val="en-CA"/>
-              </w:rPr>
-              <w:t>, subject to the conditions below. We have not reviewed other aspects of the system, such as structural, mechanical/HVAC, electrical, or architectural design, hydraulic performance and safety of the works. This construction permit does not constitute permission or consent under any other </w:t>
-            </w:r>
-            <w:r>
-              <w:rPr>
-                <w:rFonts w:ascii="BC Sans" w:hAnsi="BC Sans"/>
-                <w:i/>
-                <w:iCs/>
-                <w:sz w:val="24"/>
-                <w:szCs w:val="24"/>
-                <w:lang w:val="en-CA"/>
-              </w:rPr>
-              <w:t>Act </w:t>
-            </w:r>
-            <w:r>
-              <w:rPr>
-                <w:rFonts w:ascii="BC Sans" w:hAnsi="BC Sans"/>
-                <w:sz w:val="24"/>
-                <w:szCs w:val="24"/>
-                <w:lang w:val="en-CA"/>
-              </w:rPr>
-              <w:t>or authority.</w:t>
-            </w:r>
-          </w:p>
-        </w:tc>
-      </w:tr>
-      <w:tr>
-        <w:tc>
-          <w:tcPr>
-            <w:tcW w:w="4675" w:type="dxa"/>
-            <w:tcBorders>
-              <w:top w:val="nil"/>
-              <w:left w:val="nil"/>
-              <w:bottom w:val="nil"/>
-              <w:right w:val="nil"/>
-            </w:tcBorders>
-          </w:tcPr>
-          <w:p>
-            <w:pPr>
-              <w:tabs>
-                <w:tab w:val="left" w:pos="3062"/>
-              </w:tabs>
-              <w:spacing w:after="0"/>
-              <w:rPr>
-                <w:rFonts w:ascii="BC Sans" w:hAnsi="BC Sans"/>
-                <w:b/>
-                <w:bCs/>
-                <w:sz w:val="24"/>
-                <w:szCs w:val="24"/>
-              </w:rPr>
-            </w:pPr>
-            <w:r>
-              <w:rPr>
-                <w:rFonts w:ascii="BC Sans" w:hAnsi="BC Sans"/>
-                <w:b/>
-                <w:bCs/>
-                <w:sz w:val="24"/>
-                <w:szCs w:val="24"/>
-              </w:rPr>
-              <w:tab/>
-            </w:r>
-          </w:p>
-        </w:tc>
-        <w:tc>
-          <w:tcPr>
-            <w:tcW w:w="4675" w:type="dxa"/>
-            <w:tcBorders>
-              <w:top w:val="nil"/>
-              <w:left w:val="nil"/>
-              <w:bottom w:val="nil"/>
-              <w:right w:val="nil"/>
-            </w:tcBorders>
-          </w:tcPr>
-          <w:p>
-            <w:pPr>
-              <w:spacing w:after="0"/>
-              <w:rPr>
-                <w:rFonts w:ascii="BC Sans" w:hAnsi="BC Sans"/>
-                <w:sz w:val="24"/>
-                <w:szCs w:val="24"/>
+              <w:spacing w:after="0" w:line="252" w:lineRule="auto"/>
+              <w:rPr>
+                <w:rFonts w:ascii="BC Sans" w:hAnsi="BC Sans"/>
+                <w:sz w:val="3"/>
+                <w:szCs w:val="3"/>
               </w:rPr>
             </w:pPr>
           </w:p>
@@ -1314,12 +1386,6 @@
           <w:tcPr>
             <w:tcW w:w="9350" w:type="dxa"/>
             <w:gridSpan w:val="2"/>
-            <w:tcBorders>
-              <w:top w:val="nil"/>
-              <w:left w:val="nil"/>
-              <w:bottom w:val="nil"/>
-              <w:right w:val="nil"/>
-            </w:tcBorders>
           </w:tcPr>
           <w:p>
             <w:pPr>
@@ -1328,6 +1394,7 @@
                 <w:rFonts w:ascii="BC Sans" w:hAnsi="BC Sans"/>
                 <w:sz w:val="24"/>
                 <w:szCs w:val="24"/>
+                <w:lang w:val="en-CA"/>
               </w:rPr>
             </w:pPr>
             <w:r>
@@ -1339,169 +1406,49 @@
                 <w:szCs w:val="24"/>
                 <w:lang w:val="en-CA"/>
               </w:rPr>
-              <w:t xml:space="preserve">Documents Reviewed: </w:t>
-            </w:r>
-            <w:r>
-              <w:rPr>
-                <w:rFonts w:ascii="BC Sans" w:hAnsi="BC Sans"/>
-                <w:sz w:val="24"/>
-                <w:szCs w:val="24"/>
-              </w:rPr>
-              <w:t>Construction Permit Application,</w:t>
+              <w:t>Prepared</w:t>
             </w:r>
             <w:r>
               <w:rPr>
                 <w:rFonts w:ascii="Arial" w:hAnsi="Arial" w:cs="Arial"/>
-                <w:sz w:val="24"/>
-                <w:szCs w:val="24"/>
+                <w:b/>
+                <w:bCs/>
+                <w:sz w:val="24"/>
+                <w:szCs w:val="24"/>
+                <w:lang w:val="en-CA"/>
               </w:rPr>
               <w:t> </w:t>
             </w:r>
             <w:r>
               <w:rPr>
                 <w:rFonts w:ascii="BC Sans" w:hAnsi="BC Sans"/>
-                <w:sz w:val="24"/>
-                <w:szCs w:val="24"/>
-              </w:rPr>
-              <w:t>and the</w:t>
-            </w:r>
-            <w:r>
-              <w:rPr>
-                <w:rFonts w:ascii="Gadugi" w:hAnsi="Gadugi"/>
-                <w:sz w:val="24"/>
-                <w:szCs w:val="24"/>
-              </w:rPr>
-              <w:t> </w:t>
-            </w:r>
-            <w:r>
-              <w:rPr>
-                <w:rFonts w:ascii="BC Sans" w:hAnsi="BC Sans"/>
-                <w:sz w:val="24"/>
-                <w:szCs w:val="24"/>
-              </w:rPr>
-              <w:t>following</w:t>
-            </w:r>
-            <w:r>
-              <w:rPr>
-                <w:rFonts w:ascii="Arial" w:hAnsi="Arial" w:cs="Arial"/>
-                <w:sz w:val="24"/>
-                <w:szCs w:val="24"/>
-              </w:rPr>
-              <w:t> </w:t>
-            </w:r>
-            <w:r>
-              <w:rPr>
-                <w:rFonts w:ascii="BC Sans" w:hAnsi="BC Sans"/>
-                <w:sz w:val="24"/>
-                <w:szCs w:val="24"/>
-              </w:rPr>
-              <w:t>documents:</w:t>
+                <w:b/>
+                <w:bCs/>
+                <w:sz w:val="24"/>
+                <w:szCs w:val="24"/>
+                <w:lang w:val="en-CA"/>
+              </w:rPr>
+              <w:t>By</w:t>
+            </w:r>
+            <w:r>
+              <w:rPr>
+                <w:rFonts w:ascii="BC Sans" w:hAnsi="BC Sans"/>
+                <w:sz w:val="24"/>
+                <w:szCs w:val="24"/>
+                <w:lang w:val="en-CA"/>
+              </w:rPr>
+              <w:t>:</w:t>
             </w:r>
           </w:p>
-        </w:tc>
-      </w:tr>
-      <w:tr>
-        <w:tc>
-          <w:tcPr>
-            <w:tcW w:w="9350" w:type="dxa"/>
-            <w:gridSpan w:val="2"/>
-            <w:tcBorders>
-              <w:top w:val="nil"/>
-              <w:left w:val="nil"/>
-              <w:bottom w:val="nil"/>
-              <w:right w:val="nil"/>
-            </w:tcBorders>
-          </w:tcPr>
           <w:p>
             <w:pPr>
-              <w:pStyle w:val="ListParagraph"/>
-              <w:numPr>
-                <w:ilvl w:val="0"/>
-                <w:numId w:val="1"/>
-              </w:numPr>
-              <w:spacing w:after="0" w:line="240" w:lineRule="auto"/>
-              <w:rPr>
-                <w:rFonts w:ascii="BC Sans" w:hAnsi="BC Sans"/>
-                <w:sz w:val="24"/>
-                <w:szCs w:val="24"/>
-                <w:lang w:val="en-CA"/>
+              <w:spacing w:after="0"/>
+              <w:rPr>
+                <w:rFonts w:ascii="BC Sans" w:hAnsi="BC Sans"/>
+                <w:sz w:val="24"/>
+                <w:szCs w:val="24"/>
               </w:rPr>
             </w:pPr>
-            <w:r>
-              <w:rPr>
-                <w:rFonts w:ascii="BC Sans" w:hAnsi="BC Sans"/>
-                <w:sz w:val="24"/>
-                <w:szCs w:val="24"/>
-              </w:rPr>
-              <w:lastRenderedPageBreak/>
-              <w:t>{{#</w:t>
-            </w:r>
-            <w:r>
-              <w:rPr>
-                <w:rFonts w:ascii="BC Sans" w:hAnsi="BC Sans"/>
-                <w:sz w:val="24"/>
-                <w:szCs w:val="24"/>
-              </w:rPr>
-              <w:t>DocumentChecklistItem</w:t>
-            </w:r>
-            <w:r>
-              <w:rPr>
-                <w:rFonts w:ascii="BC Sans" w:hAnsi="BC Sans"/>
-                <w:sz w:val="24"/>
-                <w:szCs w:val="24"/>
-              </w:rPr>
-              <w:t>s</w:t>
-            </w:r>
-            <w:proofErr w:type="gramStart"/>
-            <w:r>
-              <w:rPr>
-                <w:rFonts w:ascii="BC Sans" w:hAnsi="BC Sans"/>
-                <w:sz w:val="24"/>
-                <w:szCs w:val="24"/>
-              </w:rPr>
-              <w:t>}}{</w:t>
-            </w:r>
-            <w:proofErr w:type="gramEnd"/>
-            <w:r>
-              <w:rPr>
-                <w:rFonts w:ascii="BC Sans" w:hAnsi="BC Sans"/>
-                <w:sz w:val="24"/>
-                <w:szCs w:val="24"/>
-              </w:rPr>
-              <w:t>{</w:t>
-            </w:r>
-            <w:r>
-              <w:rPr>
-                <w:rFonts w:ascii="BC Sans" w:hAnsi="BC Sans"/>
-                <w:sz w:val="24"/>
-                <w:szCs w:val="24"/>
-              </w:rPr>
-              <w:t>DocumentChecklistItemsName</w:t>
-            </w:r>
-            <w:proofErr w:type="gramStart"/>
-            <w:r>
-              <w:rPr>
-                <w:rFonts w:ascii="BC Sans" w:hAnsi="BC Sans"/>
-                <w:sz w:val="24"/>
-                <w:szCs w:val="24"/>
-              </w:rPr>
-              <w:t>}}</w:t>
-            </w:r>
-            <w:r>
-              <w:rPr>
-                <w:rFonts w:ascii="Calibri" w:eastAsia="Times New Roman" w:hAnsi="Calibri" w:cs="Calibri"/>
-                <w:color w:val="000000"/>
-              </w:rPr>
-              <w:t>{</w:t>
-            </w:r>
-            <w:proofErr w:type="gramEnd"/>
-            <w:r>
-              <w:rPr>
-                <w:rFonts w:ascii="Calibri" w:eastAsia="Times New Roman" w:hAnsi="Calibri" w:cs="Calibri"/>
-                <w:color w:val="000000"/>
-              </w:rPr>
-              <w:t>{/DocumentChecklistItems}}</w:t>
-            </w:r>
           </w:p>
         </w:tc>
       </w:tr>
@@ -1509,16 +1456,257 @@
         <w:tc>
           <w:tcPr>
             <w:tcW w:w="4675" w:type="dxa"/>
-            <w:tcBorders>
-              <w:top w:val="nil"/>
-              <w:left w:val="nil"/>
-              <w:bottom w:val="nil"/>
-              <w:right w:val="nil"/>
-            </w:tcBorders>
           </w:tcPr>
           <w:p>
             <w:pPr>
               <w:spacing w:after="0"/>
+              <w:rPr>
+                <w:rFonts w:ascii="BC Sans" w:hAnsi="BC Sans"/>
+                <w:b/>
+                <w:bCs/>
+                <w:sz w:val="24"/>
+                <w:szCs w:val="24"/>
+              </w:rPr>
+            </w:pPr>
+            <w:r>
+              <w:rPr>
+                <w:rFonts w:ascii="BC Sans" w:hAnsi="BC Sans"/>
+                <w:b/>
+                <w:bCs/>
+                <w:sz w:val="24"/>
+                <w:szCs w:val="24"/>
+              </w:rPr>
+              <w:t>{{#BLAEngineeringDesignFirmName</w:t>
+            </w:r>
+            <w:proofErr w:type="gramStart"/>
+            <w:r>
+              <w:rPr>
+                <w:rFonts w:ascii="BC Sans" w:hAnsi="BC Sans"/>
+                <w:b/>
+                <w:bCs/>
+                <w:sz w:val="24"/>
+                <w:szCs w:val="24"/>
+              </w:rPr>
+              <w:t>}}</w:t>
+            </w:r>
+            <w:r>
+              <w:rPr>
+                <w:rFonts w:ascii="BC Sans" w:hAnsi="BC Sans"/>
+                <w:b/>
+                <w:bCs/>
+                <w:sz w:val="24"/>
+                <w:szCs w:val="24"/>
+                <w:lang w:val="en-CA"/>
+              </w:rPr>
+              <w:t>Engineering</w:t>
+            </w:r>
+            <w:proofErr w:type="gramEnd"/>
+            <w:r>
+              <w:rPr>
+                <w:rFonts w:ascii="BC Sans" w:hAnsi="BC Sans"/>
+                <w:b/>
+                <w:bCs/>
+                <w:sz w:val="24"/>
+                <w:szCs w:val="24"/>
+                <w:lang w:val="en-CA"/>
+              </w:rPr>
+              <w:t>/Design</w:t>
+            </w:r>
+            <w:r>
+              <w:rPr>
+                <w:rFonts w:ascii="Arial" w:hAnsi="Arial" w:cs="Arial"/>
+                <w:b/>
+                <w:bCs/>
+                <w:sz w:val="24"/>
+                <w:szCs w:val="24"/>
+                <w:lang w:val="en-CA"/>
+              </w:rPr>
+              <w:t> </w:t>
+            </w:r>
+            <w:r>
+              <w:rPr>
+                <w:rFonts w:ascii="BC Sans" w:hAnsi="BC Sans"/>
+                <w:b/>
+                <w:bCs/>
+                <w:sz w:val="24"/>
+                <w:szCs w:val="24"/>
+                <w:lang w:val="en-CA"/>
+              </w:rPr>
+              <w:t>Firm:</w:t>
+            </w:r>
+          </w:p>
+        </w:tc>
+        <w:tc>
+          <w:tcPr>
+            <w:tcW w:w="4675" w:type="dxa"/>
+          </w:tcPr>
+          <w:p>
+            <w:pPr>
+              <w:spacing w:after="0"/>
+              <w:rPr>
+                <w:rFonts w:ascii="BC Sans" w:hAnsi="BC Sans"/>
+                <w:sz w:val="24"/>
+                <w:szCs w:val="24"/>
+              </w:rPr>
+            </w:pPr>
+            <w:r>
+              <w:rPr>
+                <w:rFonts w:ascii="BC Sans" w:hAnsi="BC Sans"/>
+                <w:sz w:val="24"/>
+                <w:szCs w:val="24"/>
+              </w:rPr>
+              <w:t>{{</w:t>
+            </w:r>
+            <w:r>
+              <w:rPr>
+                <w:rFonts w:ascii="BC Sans" w:hAnsi="BC Sans"/>
+                <w:sz w:val="24"/>
+                <w:szCs w:val="24"/>
+              </w:rPr>
+              <w:t>BLAEngineeringDesignFirmName</w:t>
+            </w:r>
+            <w:proofErr w:type="gramStart"/>
+            <w:r>
+              <w:rPr>
+                <w:rFonts w:ascii="BC Sans" w:hAnsi="BC Sans"/>
+                <w:sz w:val="24"/>
+                <w:szCs w:val="24"/>
+              </w:rPr>
+              <w:t>}}{</w:t>
+            </w:r>
+            <w:proofErr w:type="gramEnd"/>
+            <w:r>
+              <w:rPr>
+                <w:rFonts w:ascii="BC Sans" w:hAnsi="BC Sans"/>
+                <w:sz w:val="24"/>
+                <w:szCs w:val="24"/>
+              </w:rPr>
+              <w:t>{/</w:t>
+            </w:r>
+            <w:r>
+              <w:rPr>
+                <w:rFonts w:ascii="BC Sans" w:hAnsi="BC Sans"/>
+                <w:sz w:val="24"/>
+                <w:szCs w:val="24"/>
+              </w:rPr>
+              <w:t>BLAEngineeringDesignFirmName</w:t>
+            </w:r>
+            <w:r>
+              <w:rPr>
+                <w:rFonts w:ascii="BC Sans" w:hAnsi="BC Sans"/>
+                <w:sz w:val="24"/>
+                <w:szCs w:val="24"/>
+              </w:rPr>
+              <w:t>}}</w:t>
+            </w:r>
+          </w:p>
+          <w:p>
+            <w:pPr>
+              <w:spacing w:after="0"/>
+              <w:rPr>
+                <w:rFonts w:ascii="BC Sans" w:hAnsi="BC Sans"/>
+                <w:sz w:val="24"/>
+                <w:szCs w:val="24"/>
+              </w:rPr>
+            </w:pPr>
+          </w:p>
+        </w:tc>
+      </w:tr>
+      <w:tr>
+        <w:tc>
+          <w:tcPr>
+            <w:tcW w:w="4675" w:type="dxa"/>
+          </w:tcPr>
+          <w:p>
+            <w:pPr>
+              <w:spacing w:after="0"/>
+              <w:jc w:val="both"/>
+              <w:rPr>
+                <w:rFonts w:ascii="BC Sans" w:hAnsi="BC Sans"/>
+                <w:b/>
+                <w:bCs/>
+                <w:sz w:val="24"/>
+                <w:szCs w:val="24"/>
+              </w:rPr>
+            </w:pPr>
+            <w:r>
+              <w:rPr>
+                <w:rFonts w:ascii="BC Sans" w:hAnsi="BC Sans"/>
+                <w:b/>
+                <w:bCs/>
+                <w:sz w:val="24"/>
+                <w:szCs w:val="24"/>
+              </w:rPr>
+              <w:lastRenderedPageBreak/>
+              <w:t>{{#BLAEngineerofRecordDesigner</w:t>
+            </w:r>
+            <w:proofErr w:type="gramStart"/>
+            <w:r>
+              <w:rPr>
+                <w:rFonts w:ascii="BC Sans" w:hAnsi="BC Sans"/>
+                <w:b/>
+                <w:bCs/>
+                <w:sz w:val="24"/>
+                <w:szCs w:val="24"/>
+              </w:rPr>
+              <w:t>}}</w:t>
+            </w:r>
+            <w:r>
+              <w:rPr>
+                <w:rFonts w:ascii="BC Sans" w:hAnsi="BC Sans"/>
+                <w:b/>
+                <w:bCs/>
+                <w:sz w:val="24"/>
+                <w:szCs w:val="24"/>
+              </w:rPr>
+              <w:t>Engineer</w:t>
+            </w:r>
+            <w:proofErr w:type="gramEnd"/>
+            <w:r>
+              <w:rPr>
+                <w:rFonts w:ascii="Arial" w:hAnsi="Arial" w:cs="Arial"/>
+                <w:b/>
+                <w:bCs/>
+                <w:sz w:val="24"/>
+                <w:szCs w:val="24"/>
+              </w:rPr>
+              <w:t> </w:t>
+            </w:r>
+            <w:r>
+              <w:rPr>
+                <w:rFonts w:ascii="BC Sans" w:hAnsi="BC Sans"/>
+                <w:b/>
+                <w:bCs/>
+                <w:sz w:val="24"/>
+                <w:szCs w:val="24"/>
+              </w:rPr>
+              <w:t>of</w:t>
+            </w:r>
+            <w:r>
+              <w:rPr>
+                <w:rFonts w:ascii="Gadugi" w:hAnsi="Gadugi" w:cs="Gadugi"/>
+                <w:b/>
+                <w:bCs/>
+                <w:sz w:val="24"/>
+                <w:szCs w:val="24"/>
+              </w:rPr>
+              <w:t> </w:t>
+            </w:r>
+            <w:r>
+              <w:rPr>
+                <w:rFonts w:ascii="BC Sans" w:hAnsi="BC Sans"/>
+                <w:b/>
+                <w:bCs/>
+                <w:sz w:val="24"/>
+                <w:szCs w:val="24"/>
+              </w:rPr>
+              <w:t>Record/Designer:</w:t>
+            </w:r>
+          </w:p>
+          <w:p>
+            <w:pPr>
+              <w:spacing w:after="0"/>
+              <w:jc w:val="both"/>
               <w:rPr>
                 <w:rFonts w:ascii="BC Sans" w:hAnsi="BC Sans"/>
                 <w:b/>
@@ -1532,13 +1720,245 @@
         <w:tc>
           <w:tcPr>
             <w:tcW w:w="4675" w:type="dxa"/>
-            <w:tcBorders>
-              <w:top w:val="nil"/>
-              <w:left w:val="nil"/>
-              <w:bottom w:val="nil"/>
-              <w:right w:val="nil"/>
-            </w:tcBorders>
           </w:tcPr>
+          <w:p>
+            <w:pPr>
+              <w:spacing w:after="0"/>
+              <w:rPr>
+                <w:rFonts w:ascii="BC Sans" w:hAnsi="BC Sans"/>
+                <w:sz w:val="24"/>
+                <w:szCs w:val="24"/>
+              </w:rPr>
+            </w:pPr>
+            <w:r>
+              <w:rPr>
+                <w:rFonts w:ascii="BC Sans" w:hAnsi="BC Sans"/>
+                <w:sz w:val="24"/>
+                <w:szCs w:val="24"/>
+              </w:rPr>
+              <w:t>{</w:t>
+            </w:r>
+            <w:r>
+              <w:rPr>
+                <w:rFonts w:ascii="BC Sans" w:hAnsi="BC Sans"/>
+                <w:sz w:val="24"/>
+                <w:szCs w:val="24"/>
+              </w:rPr>
+              <w:t>{</w:t>
+            </w:r>
+            <w:proofErr w:type="spellStart"/>
+            <w:r>
+              <w:rPr>
+                <w:rFonts w:ascii="BC Sans" w:hAnsi="BC Sans"/>
+                <w:sz w:val="24"/>
+                <w:szCs w:val="24"/>
+              </w:rPr>
+              <w:t>BLAEngineerofRecordDesigner</w:t>
+            </w:r>
+            <w:proofErr w:type="spellEnd"/>
+            <w:proofErr w:type="gramStart"/>
+            <w:r>
+              <w:rPr>
+                <w:rFonts w:ascii="BC Sans" w:hAnsi="BC Sans"/>
+                <w:sz w:val="24"/>
+                <w:szCs w:val="24"/>
+              </w:rPr>
+              <w:t>}</w:t>
+            </w:r>
+            <w:r>
+              <w:rPr>
+                <w:rFonts w:ascii="BC Sans" w:hAnsi="BC Sans"/>
+                <w:sz w:val="24"/>
+                <w:szCs w:val="24"/>
+              </w:rPr>
+              <w:t>}</w:t>
+            </w:r>
+            <w:r>
+              <w:rPr>
+                <w:rFonts w:ascii="BC Sans" w:hAnsi="BC Sans"/>
+                <w:sz w:val="24"/>
+                <w:szCs w:val="24"/>
+              </w:rPr>
+              <w:t>{</w:t>
+            </w:r>
+            <w:proofErr w:type="gramEnd"/>
+            <w:r>
+              <w:rPr>
+                <w:rFonts w:ascii="BC Sans" w:hAnsi="BC Sans"/>
+                <w:sz w:val="24"/>
+                <w:szCs w:val="24"/>
+              </w:rPr>
+              <w:t>{/</w:t>
+            </w:r>
+            <w:proofErr w:type="spellStart"/>
+            <w:r>
+              <w:rPr>
+                <w:rFonts w:ascii="BC Sans" w:hAnsi="BC Sans"/>
+                <w:sz w:val="24"/>
+                <w:szCs w:val="24"/>
+              </w:rPr>
+              <w:t>BLAEngineerofRecordDesigner</w:t>
+            </w:r>
+            <w:proofErr w:type="spellEnd"/>
+            <w:r>
+              <w:rPr>
+                <w:rFonts w:ascii="BC Sans" w:hAnsi="BC Sans"/>
+                <w:sz w:val="24"/>
+                <w:szCs w:val="24"/>
+              </w:rPr>
+              <w:t>}</w:t>
+            </w:r>
+            <w:r>
+              <w:rPr>
+                <w:rFonts w:ascii="BC Sans" w:hAnsi="BC Sans"/>
+                <w:sz w:val="24"/>
+                <w:szCs w:val="24"/>
+              </w:rPr>
+              <w:t>}</w:t>
+            </w:r>
+          </w:p>
+        </w:tc>
+      </w:tr>
+      <w:tr>
+        <w:tc>
+          <w:tcPr>
+            <w:tcW w:w="4675" w:type="dxa"/>
+          </w:tcPr>
+          <w:p>
+            <w:pPr>
+              <w:rPr>
+                <w:rFonts w:ascii="BC Sans" w:hAnsi="BC Sans"/>
+                <w:b/>
+                <w:bCs/>
+                <w:sz w:val="24"/>
+                <w:szCs w:val="24"/>
+              </w:rPr>
+            </w:pPr>
+            <w:r>
+              <w:rPr>
+                <w:rFonts w:ascii="BC Sans" w:hAnsi="BC Sans"/>
+                <w:b/>
+                <w:bCs/>
+                <w:sz w:val="24"/>
+                <w:szCs w:val="24"/>
+              </w:rPr>
+              <w:t>{{#BLAApplicantName</w:t>
+            </w:r>
+            <w:proofErr w:type="gramStart"/>
+            <w:r>
+              <w:rPr>
+                <w:rFonts w:ascii="BC Sans" w:hAnsi="BC Sans"/>
+                <w:b/>
+                <w:bCs/>
+                <w:sz w:val="24"/>
+                <w:szCs w:val="24"/>
+              </w:rPr>
+              <w:t>}}</w:t>
+            </w:r>
+            <w:r>
+              <w:rPr>
+                <w:rFonts w:ascii="BC Sans" w:hAnsi="BC Sans"/>
+                <w:b/>
+                <w:bCs/>
+                <w:sz w:val="24"/>
+                <w:szCs w:val="24"/>
+                <w:lang w:val="en-CA"/>
+              </w:rPr>
+              <w:t>Submitted</w:t>
+            </w:r>
+            <w:proofErr w:type="gramEnd"/>
+            <w:r>
+              <w:rPr>
+                <w:rFonts w:ascii="Arial" w:hAnsi="Arial" w:cs="Arial"/>
+                <w:b/>
+                <w:bCs/>
+                <w:sz w:val="24"/>
+                <w:szCs w:val="24"/>
+                <w:lang w:val="en-CA"/>
+              </w:rPr>
+              <w:t> </w:t>
+            </w:r>
+            <w:r>
+              <w:rPr>
+                <w:rFonts w:ascii="BC Sans" w:hAnsi="BC Sans"/>
+                <w:b/>
+                <w:bCs/>
+                <w:sz w:val="24"/>
+                <w:szCs w:val="24"/>
+                <w:lang w:val="en-CA"/>
+              </w:rPr>
+              <w:t>By:</w:t>
+            </w:r>
+          </w:p>
+        </w:tc>
+        <w:tc>
+          <w:tcPr>
+            <w:tcW w:w="4675" w:type="dxa"/>
+          </w:tcPr>
+          <w:p>
+            <w:pPr>
+              <w:spacing w:after="0"/>
+              <w:rPr>
+                <w:rFonts w:ascii="BC Sans" w:hAnsi="BC Sans"/>
+                <w:sz w:val="24"/>
+                <w:szCs w:val="24"/>
+              </w:rPr>
+            </w:pPr>
+            <w:r>
+              <w:rPr>
+                <w:rFonts w:ascii="BC Sans" w:hAnsi="BC Sans"/>
+                <w:sz w:val="24"/>
+                <w:szCs w:val="24"/>
+              </w:rPr>
+              <w:t>{{</w:t>
+            </w:r>
+            <w:proofErr w:type="spellStart"/>
+            <w:r>
+              <w:rPr>
+                <w:rFonts w:ascii="BC Sans" w:hAnsi="BC Sans"/>
+                <w:sz w:val="24"/>
+                <w:szCs w:val="24"/>
+              </w:rPr>
+              <w:t>BLAApplicantName</w:t>
+            </w:r>
+            <w:proofErr w:type="spellEnd"/>
+            <w:proofErr w:type="gramStart"/>
+            <w:r>
+              <w:rPr>
+                <w:rFonts w:ascii="BC Sans" w:hAnsi="BC Sans"/>
+                <w:sz w:val="24"/>
+                <w:szCs w:val="24"/>
+              </w:rPr>
+              <w:t>}}{</w:t>
+            </w:r>
+            <w:proofErr w:type="gramEnd"/>
+            <w:r>
+              <w:rPr>
+                <w:rFonts w:ascii="BC Sans" w:hAnsi="BC Sans"/>
+                <w:sz w:val="24"/>
+                <w:szCs w:val="24"/>
+              </w:rPr>
+              <w:t>{/</w:t>
+            </w:r>
+            <w:proofErr w:type="spellStart"/>
+            <w:r>
+              <w:rPr>
+                <w:rFonts w:ascii="BC Sans" w:hAnsi="BC Sans"/>
+                <w:sz w:val="24"/>
+                <w:szCs w:val="24"/>
+              </w:rPr>
+              <w:t>BLAApplicantName</w:t>
+            </w:r>
+            <w:proofErr w:type="spellEnd"/>
+            <w:r>
+              <w:rPr>
+                <w:rFonts w:ascii="BC Sans" w:hAnsi="BC Sans"/>
+                <w:sz w:val="24"/>
+                <w:szCs w:val="24"/>
+              </w:rPr>
+              <w:t>}}</w:t>
+            </w:r>
+          </w:p>
           <w:p>
             <w:pPr>
               <w:spacing w:after="0"/>
@@ -1556,12 +1976,6 @@
           <w:tcPr>
             <w:tcW w:w="9350" w:type="dxa"/>
             <w:gridSpan w:val="2"/>
-            <w:tcBorders>
-              <w:top w:val="nil"/>
-              <w:left w:val="nil"/>
-              <w:bottom w:val="nil"/>
-              <w:right w:val="nil"/>
-            </w:tcBorders>
           </w:tcPr>
           <w:p>
             <w:pPr>
@@ -1570,7 +1984,6 @@
                 <w:rFonts w:ascii="BC Sans" w:hAnsi="BC Sans"/>
                 <w:sz w:val="24"/>
                 <w:szCs w:val="24"/>
-                <w:lang w:val="en-CA"/>
               </w:rPr>
             </w:pPr>
             <w:r>
@@ -1582,70 +1995,22 @@
                 <w:szCs w:val="24"/>
                 <w:lang w:val="en-CA"/>
               </w:rPr>
-              <w:t>Prepared</w:t>
-            </w:r>
-            <w:r>
-              <w:rPr>
-                <w:rFonts w:ascii="Arial" w:hAnsi="Arial" w:cs="Arial"/>
-                <w:b/>
-                <w:bCs/>
-                <w:sz w:val="24"/>
-                <w:szCs w:val="24"/>
-                <w:lang w:val="en-CA"/>
-              </w:rPr>
-              <w:t> </w:t>
-            </w:r>
-            <w:r>
-              <w:rPr>
-                <w:rFonts w:ascii="BC Sans" w:hAnsi="BC Sans"/>
-                <w:b/>
-                <w:bCs/>
-                <w:sz w:val="24"/>
-                <w:szCs w:val="24"/>
-                <w:lang w:val="en-CA"/>
-              </w:rPr>
-              <w:t>By</w:t>
-            </w:r>
-            <w:r>
-              <w:rPr>
-                <w:rFonts w:ascii="BC Sans" w:hAnsi="BC Sans"/>
-                <w:sz w:val="24"/>
-                <w:szCs w:val="24"/>
-                <w:lang w:val="en-CA"/>
-              </w:rPr>
-              <w:t>:</w:t>
-            </w:r>
-          </w:p>
-          <w:p>
-            <w:pPr>
-              <w:spacing w:after="0"/>
-              <w:rPr>
-                <w:rFonts w:ascii="BC Sans" w:hAnsi="BC Sans"/>
-                <w:sz w:val="24"/>
-                <w:szCs w:val="24"/>
-              </w:rPr>
-            </w:pPr>
+              <w:t>Portraying:</w:t>
+            </w:r>
           </w:p>
         </w:tc>
       </w:tr>
       <w:tr>
         <w:tc>
           <w:tcPr>
-            <w:tcW w:w="4675" w:type="dxa"/>
-            <w:tcBorders>
-              <w:top w:val="nil"/>
-              <w:left w:val="nil"/>
-              <w:bottom w:val="nil"/>
-              <w:right w:val="nil"/>
-            </w:tcBorders>
+            <w:tcW w:w="9350" w:type="dxa"/>
+            <w:gridSpan w:val="2"/>
           </w:tcPr>
           <w:p>
             <w:pPr>
               <w:spacing w:after="0"/>
               <w:rPr>
                 <w:rFonts w:ascii="BC Sans" w:hAnsi="BC Sans"/>
-                <w:b/>
-                <w:bCs/>
                 <w:sz w:val="24"/>
                 <w:szCs w:val="24"/>
               </w:rPr>
@@ -1653,52 +2018,15 @@
             <w:r>
               <w:rPr>
                 <w:rFonts w:ascii="BC Sans" w:hAnsi="BC Sans"/>
-                <w:b/>
-                <w:bCs/>
-                <w:sz w:val="24"/>
-                <w:szCs w:val="24"/>
-              </w:rPr>
-              <w:t>{{#BLAEngineeringDesignFirmName</w:t>
-            </w:r>
-            <w:proofErr w:type="gramStart"/>
-            <w:r>
-              <w:rPr>
-                <w:rFonts w:ascii="BC Sans" w:hAnsi="BC Sans"/>
-                <w:b/>
-                <w:bCs/>
-                <w:sz w:val="24"/>
-                <w:szCs w:val="24"/>
-              </w:rPr>
-              <w:t>}}</w:t>
-            </w:r>
-            <w:r>
-              <w:rPr>
-                <w:rFonts w:ascii="BC Sans" w:hAnsi="BC Sans"/>
-                <w:b/>
-                <w:bCs/>
-                <w:sz w:val="24"/>
-                <w:szCs w:val="24"/>
-                <w:lang w:val="en-CA"/>
-              </w:rPr>
-              <w:t>Engineering</w:t>
-            </w:r>
-            <w:proofErr w:type="gramEnd"/>
-            <w:r>
-              <w:rPr>
-                <w:rFonts w:ascii="BC Sans" w:hAnsi="BC Sans"/>
-                <w:b/>
-                <w:bCs/>
-                <w:sz w:val="24"/>
-                <w:szCs w:val="24"/>
-                <w:lang w:val="en-CA"/>
-              </w:rPr>
-              <w:t>/Design</w:t>
+                <w:sz w:val="24"/>
+                <w:szCs w:val="24"/>
+                <w:lang w:val="en-CA"/>
+              </w:rPr>
+              <w:t>Construction and/or connection of the proposed works described in the Construction Permit Application for</w:t>
             </w:r>
             <w:r>
               <w:rPr>
                 <w:rFonts w:ascii="Arial" w:hAnsi="Arial" w:cs="Arial"/>
-                <w:b/>
-                <w:bCs/>
                 <w:sz w:val="24"/>
                 <w:szCs w:val="24"/>
                 <w:lang w:val="en-CA"/>
@@ -1708,468 +2036,121 @@
             <w:r>
               <w:rPr>
                 <w:rFonts w:ascii="BC Sans" w:hAnsi="BC Sans"/>
-                <w:b/>
-                <w:bCs/>
-                <w:sz w:val="24"/>
-                <w:szCs w:val="24"/>
-                <w:lang w:val="en-CA"/>
-              </w:rPr>
-              <w:t>Firm:</w:t>
-            </w:r>
-          </w:p>
-        </w:tc>
-        <w:tc>
-          <w:tcPr>
-            <w:tcW w:w="4675" w:type="dxa"/>
-            <w:tcBorders>
-              <w:top w:val="nil"/>
-              <w:left w:val="nil"/>
-              <w:bottom w:val="nil"/>
-              <w:right w:val="nil"/>
-            </w:tcBorders>
-          </w:tcPr>
-          <w:p>
-            <w:pPr>
-              <w:spacing w:after="0"/>
-              <w:rPr>
-                <w:rFonts w:ascii="BC Sans" w:hAnsi="BC Sans"/>
-                <w:sz w:val="24"/>
-                <w:szCs w:val="24"/>
-              </w:rPr>
-            </w:pPr>
-            <w:r>
-              <w:rPr>
-                <w:rFonts w:ascii="BC Sans" w:hAnsi="BC Sans"/>
-                <w:sz w:val="24"/>
-                <w:szCs w:val="24"/>
-              </w:rPr>
-              <w:t>{{</w:t>
-            </w:r>
-            <w:r>
-              <w:rPr>
-                <w:rFonts w:ascii="BC Sans" w:hAnsi="BC Sans"/>
-                <w:sz w:val="24"/>
-                <w:szCs w:val="24"/>
-              </w:rPr>
-              <w:t>BLAEngineeringDesignFirmName</w:t>
-            </w:r>
-            <w:proofErr w:type="gramStart"/>
-            <w:r>
-              <w:rPr>
-                <w:rFonts w:ascii="BC Sans" w:hAnsi="BC Sans"/>
-                <w:sz w:val="24"/>
-                <w:szCs w:val="24"/>
-              </w:rPr>
-              <w:t>}}{</w:t>
-            </w:r>
-            <w:proofErr w:type="gramEnd"/>
-            <w:r>
-              <w:rPr>
-                <w:rFonts w:ascii="BC Sans" w:hAnsi="BC Sans"/>
-                <w:sz w:val="24"/>
-                <w:szCs w:val="24"/>
-              </w:rPr>
-              <w:t>{/</w:t>
-            </w:r>
-            <w:r>
-              <w:rPr>
-                <w:rFonts w:ascii="BC Sans" w:hAnsi="BC Sans"/>
-                <w:sz w:val="24"/>
-                <w:szCs w:val="24"/>
-              </w:rPr>
-              <w:t>BLAEngineeringDesignFirmName</w:t>
-            </w:r>
-            <w:r>
-              <w:rPr>
-                <w:rFonts w:ascii="BC Sans" w:hAnsi="BC Sans"/>
-                <w:sz w:val="24"/>
-                <w:szCs w:val="24"/>
-              </w:rPr>
-              <w:t>}}</w:t>
-            </w:r>
-          </w:p>
-          <w:p>
-            <w:pPr>
-              <w:spacing w:after="0"/>
-              <w:rPr>
-                <w:rFonts w:ascii="BC Sans" w:hAnsi="BC Sans"/>
-                <w:sz w:val="24"/>
-                <w:szCs w:val="24"/>
-              </w:rPr>
-            </w:pPr>
+                <w:sz w:val="24"/>
+                <w:szCs w:val="24"/>
+                <w:lang w:val="en-CA"/>
+              </w:rPr>
+              <w:t>the proposed works (described below)</w:t>
+            </w:r>
+            <w:r>
+              <w:rPr>
+                <w:rFonts w:ascii="Arial" w:hAnsi="Arial" w:cs="Arial"/>
+                <w:sz w:val="24"/>
+                <w:szCs w:val="24"/>
+                <w:lang w:val="en-CA"/>
+              </w:rPr>
+              <w:t> </w:t>
+            </w:r>
+            <w:r>
+              <w:rPr>
+                <w:rFonts w:ascii="BC Sans" w:hAnsi="BC Sans"/>
+                <w:sz w:val="24"/>
+                <w:szCs w:val="24"/>
+                <w:lang w:val="en-CA"/>
+              </w:rPr>
+              <w:t>and appurtenances</w:t>
+            </w:r>
+            <w:r>
+              <w:rPr>
+                <w:rFonts w:ascii="Arial" w:hAnsi="Arial" w:cs="Arial"/>
+                <w:sz w:val="24"/>
+                <w:szCs w:val="24"/>
+                <w:lang w:val="en-CA"/>
+              </w:rPr>
+              <w:t> </w:t>
+            </w:r>
+            <w:r>
+              <w:rPr>
+                <w:rFonts w:ascii="BC Sans" w:hAnsi="BC Sans"/>
+                <w:sz w:val="24"/>
+                <w:szCs w:val="24"/>
+                <w:lang w:val="en-CA"/>
+              </w:rPr>
+              <w:t xml:space="preserve">submitted in accordance with Section 7 of the </w:t>
+            </w:r>
+            <w:r>
+              <w:rPr>
+                <w:rFonts w:ascii="BC Sans" w:hAnsi="BC Sans"/>
+                <w:i/>
+                <w:iCs/>
+                <w:sz w:val="24"/>
+                <w:szCs w:val="24"/>
+                <w:lang w:val="en-CA"/>
+              </w:rPr>
+              <w:t>Drinking Water Protection Act</w:t>
+            </w:r>
+            <w:r>
+              <w:rPr>
+                <w:rFonts w:ascii="BC Sans" w:hAnsi="BC Sans"/>
+                <w:sz w:val="24"/>
+                <w:szCs w:val="24"/>
+                <w:lang w:val="en-CA"/>
+              </w:rPr>
+              <w:t>, have been</w:t>
+            </w:r>
+            <w:r>
+              <w:rPr>
+                <w:rFonts w:ascii="Arial" w:hAnsi="Arial" w:cs="Arial"/>
+                <w:sz w:val="24"/>
+                <w:szCs w:val="24"/>
+                <w:lang w:val="en-CA"/>
+              </w:rPr>
+              <w:t> </w:t>
+            </w:r>
+            <w:r>
+              <w:rPr>
+                <w:rFonts w:ascii="BC Sans" w:hAnsi="BC Sans"/>
+                <w:sz w:val="24"/>
+                <w:szCs w:val="24"/>
+                <w:lang w:val="en-CA"/>
+              </w:rPr>
+              <w:t>reviewed</w:t>
+            </w:r>
+            <w:r>
+              <w:rPr>
+                <w:rFonts w:ascii="Arial" w:hAnsi="Arial" w:cs="Arial"/>
+                <w:sz w:val="24"/>
+                <w:szCs w:val="24"/>
+                <w:lang w:val="en-CA"/>
+              </w:rPr>
+              <w:t> </w:t>
+            </w:r>
+            <w:r>
+              <w:rPr>
+                <w:rFonts w:ascii="BC Sans" w:hAnsi="BC Sans"/>
+                <w:sz w:val="24"/>
+                <w:szCs w:val="24"/>
+                <w:lang w:val="en-CA"/>
+              </w:rPr>
+              <w:t>commenced in accordance with the approved plans and specifications, and subject to the conditions noted below.</w:t>
+            </w:r>
+            <w:r>
+              <w:rPr>
+                <w:rFonts w:ascii="BC Sans" w:hAnsi="BC Sans"/>
+                <w:sz w:val="24"/>
+                <w:szCs w:val="24"/>
+              </w:rPr>
+              <w:t xml:space="preserve">     </w:t>
+            </w:r>
           </w:p>
         </w:tc>
       </w:tr>
       <w:tr>
         <w:tc>
           <w:tcPr>
-            <w:tcW w:w="4675" w:type="dxa"/>
-            <w:tcBorders>
-              <w:top w:val="nil"/>
-              <w:left w:val="nil"/>
-              <w:bottom w:val="nil"/>
-              <w:right w:val="nil"/>
-            </w:tcBorders>
+            <w:tcW w:w="9350" w:type="dxa"/>
+            <w:gridSpan w:val="2"/>
           </w:tcPr>
-          <w:p>
-            <w:pPr>
-              <w:spacing w:after="0"/>
-              <w:jc w:val="both"/>
-              <w:rPr>
-                <w:rFonts w:ascii="BC Sans" w:hAnsi="BC Sans"/>
-                <w:b/>
-                <w:bCs/>
-                <w:sz w:val="24"/>
-                <w:szCs w:val="24"/>
-              </w:rPr>
-            </w:pPr>
-            <w:r>
-              <w:rPr>
-                <w:rFonts w:ascii="BC Sans" w:hAnsi="BC Sans"/>
-                <w:b/>
-                <w:bCs/>
-                <w:sz w:val="24"/>
-                <w:szCs w:val="24"/>
-              </w:rPr>
-              <w:t>{{#BLAEngineerofRecordDesigner</w:t>
-            </w:r>
-            <w:proofErr w:type="gramStart"/>
-            <w:r>
-              <w:rPr>
-                <w:rFonts w:ascii="BC Sans" w:hAnsi="BC Sans"/>
-                <w:b/>
-                <w:bCs/>
-                <w:sz w:val="24"/>
-                <w:szCs w:val="24"/>
-              </w:rPr>
-              <w:t>}}</w:t>
-            </w:r>
-            <w:r>
-              <w:rPr>
-                <w:rFonts w:ascii="BC Sans" w:hAnsi="BC Sans"/>
-                <w:b/>
-                <w:bCs/>
-                <w:sz w:val="24"/>
-                <w:szCs w:val="24"/>
-              </w:rPr>
-              <w:t>Engineer</w:t>
-            </w:r>
-            <w:proofErr w:type="gramEnd"/>
-            <w:r>
-              <w:rPr>
-                <w:rFonts w:ascii="Arial" w:hAnsi="Arial" w:cs="Arial"/>
-                <w:b/>
-                <w:bCs/>
-                <w:sz w:val="24"/>
-                <w:szCs w:val="24"/>
-              </w:rPr>
-              <w:t> </w:t>
-            </w:r>
-            <w:r>
-              <w:rPr>
-                <w:rFonts w:ascii="BC Sans" w:hAnsi="BC Sans"/>
-                <w:b/>
-                <w:bCs/>
-                <w:sz w:val="24"/>
-                <w:szCs w:val="24"/>
-              </w:rPr>
-              <w:t>of</w:t>
-            </w:r>
-            <w:r>
-              <w:rPr>
-                <w:rFonts w:ascii="Gadugi" w:hAnsi="Gadugi" w:cs="Gadugi"/>
-                <w:b/>
-                <w:bCs/>
-                <w:sz w:val="24"/>
-                <w:szCs w:val="24"/>
-              </w:rPr>
-              <w:t> </w:t>
-            </w:r>
-            <w:r>
-              <w:rPr>
-                <w:rFonts w:ascii="BC Sans" w:hAnsi="BC Sans"/>
-                <w:b/>
-                <w:bCs/>
-                <w:sz w:val="24"/>
-                <w:szCs w:val="24"/>
-              </w:rPr>
-              <w:t>Record/Designer:</w:t>
-            </w:r>
-          </w:p>
-          <w:p>
-            <w:pPr>
-              <w:spacing w:after="0"/>
-              <w:jc w:val="both"/>
-              <w:rPr>
-                <w:rFonts w:ascii="BC Sans" w:hAnsi="BC Sans"/>
-                <w:b/>
-                <w:bCs/>
-                <w:sz w:val="24"/>
-                <w:szCs w:val="24"/>
-              </w:rPr>
-            </w:pPr>
-          </w:p>
-        </w:tc>
-        <w:tc>
-          <w:tcPr>
-            <w:tcW w:w="4675" w:type="dxa"/>
-            <w:tcBorders>
-              <w:top w:val="nil"/>
-              <w:left w:val="nil"/>
-              <w:bottom w:val="nil"/>
-              <w:right w:val="nil"/>
-            </w:tcBorders>
-          </w:tcPr>
-          <w:p>
-            <w:pPr>
-              <w:spacing w:after="0"/>
-              <w:rPr>
-                <w:rFonts w:ascii="BC Sans" w:hAnsi="BC Sans"/>
-                <w:sz w:val="24"/>
-                <w:szCs w:val="24"/>
-              </w:rPr>
-            </w:pPr>
-            <w:r>
-              <w:rPr>
-                <w:rFonts w:ascii="BC Sans" w:hAnsi="BC Sans"/>
-                <w:sz w:val="24"/>
-                <w:szCs w:val="24"/>
-              </w:rPr>
-              <w:t>{</w:t>
-            </w:r>
-            <w:r>
-              <w:rPr>
-                <w:rFonts w:ascii="BC Sans" w:hAnsi="BC Sans"/>
-                <w:sz w:val="24"/>
-                <w:szCs w:val="24"/>
-              </w:rPr>
-              <w:t>{</w:t>
-            </w:r>
-            <w:proofErr w:type="spellStart"/>
-            <w:r>
-              <w:rPr>
-                <w:rFonts w:ascii="BC Sans" w:hAnsi="BC Sans"/>
-                <w:sz w:val="24"/>
-                <w:szCs w:val="24"/>
-              </w:rPr>
-              <w:t>BLAEngineerofRecordDesigner</w:t>
-            </w:r>
-            <w:proofErr w:type="spellEnd"/>
-            <w:proofErr w:type="gramStart"/>
-            <w:r>
-              <w:rPr>
-                <w:rFonts w:ascii="BC Sans" w:hAnsi="BC Sans"/>
-                <w:sz w:val="24"/>
-                <w:szCs w:val="24"/>
-              </w:rPr>
-              <w:t>}</w:t>
-            </w:r>
-            <w:r>
-              <w:rPr>
-                <w:rFonts w:ascii="BC Sans" w:hAnsi="BC Sans"/>
-                <w:sz w:val="24"/>
-                <w:szCs w:val="24"/>
-              </w:rPr>
-              <w:t>}</w:t>
-            </w:r>
-            <w:r>
-              <w:rPr>
-                <w:rFonts w:ascii="BC Sans" w:hAnsi="BC Sans"/>
-                <w:sz w:val="24"/>
-                <w:szCs w:val="24"/>
-              </w:rPr>
-              <w:t>{</w:t>
-            </w:r>
-            <w:proofErr w:type="gramEnd"/>
-            <w:r>
-              <w:rPr>
-                <w:rFonts w:ascii="BC Sans" w:hAnsi="BC Sans"/>
-                <w:sz w:val="24"/>
-                <w:szCs w:val="24"/>
-              </w:rPr>
-              <w:t>{/</w:t>
-            </w:r>
-            <w:proofErr w:type="spellStart"/>
-            <w:r>
-              <w:rPr>
-                <w:rFonts w:ascii="BC Sans" w:hAnsi="BC Sans"/>
-                <w:sz w:val="24"/>
-                <w:szCs w:val="24"/>
-              </w:rPr>
-              <w:t>BLAEngineerofRecordDesigner</w:t>
-            </w:r>
-            <w:proofErr w:type="spellEnd"/>
-            <w:r>
-              <w:rPr>
-                <w:rFonts w:ascii="BC Sans" w:hAnsi="BC Sans"/>
-                <w:sz w:val="24"/>
-                <w:szCs w:val="24"/>
-              </w:rPr>
-              <w:t>}</w:t>
-            </w:r>
-            <w:r>
-              <w:rPr>
-                <w:rFonts w:ascii="BC Sans" w:hAnsi="BC Sans"/>
-                <w:sz w:val="24"/>
-                <w:szCs w:val="24"/>
-              </w:rPr>
-              <w:t>}</w:t>
-            </w:r>
-          </w:p>
-        </w:tc>
-      </w:tr>
-      <w:tr>
-        <w:tc>
-          <w:tcPr>
-            <w:tcW w:w="4675" w:type="dxa"/>
-            <w:tcBorders>
-              <w:top w:val="nil"/>
-              <w:left w:val="nil"/>
-              <w:bottom w:val="nil"/>
-              <w:right w:val="nil"/>
-            </w:tcBorders>
-          </w:tcPr>
-          <w:p>
-            <w:pPr>
-              <w:rPr>
-                <w:rFonts w:ascii="BC Sans" w:hAnsi="BC Sans"/>
-                <w:b/>
-                <w:bCs/>
-                <w:sz w:val="24"/>
-                <w:szCs w:val="24"/>
-              </w:rPr>
-            </w:pPr>
-            <w:r>
-              <w:rPr>
-                <w:rFonts w:ascii="BC Sans" w:hAnsi="BC Sans"/>
-                <w:b/>
-                <w:bCs/>
-                <w:sz w:val="24"/>
-                <w:szCs w:val="24"/>
-              </w:rPr>
-              <w:t>{{#BLAApplicantName</w:t>
-            </w:r>
-            <w:proofErr w:type="gramStart"/>
-            <w:r>
-              <w:rPr>
-                <w:rFonts w:ascii="BC Sans" w:hAnsi="BC Sans"/>
-                <w:b/>
-                <w:bCs/>
-                <w:sz w:val="24"/>
-                <w:szCs w:val="24"/>
-              </w:rPr>
-              <w:t>}}</w:t>
-            </w:r>
-            <w:r>
-              <w:rPr>
-                <w:rFonts w:ascii="BC Sans" w:hAnsi="BC Sans"/>
-                <w:b/>
-                <w:bCs/>
-                <w:sz w:val="24"/>
-                <w:szCs w:val="24"/>
-                <w:lang w:val="en-CA"/>
-              </w:rPr>
-              <w:t>Submitted</w:t>
-            </w:r>
-            <w:proofErr w:type="gramEnd"/>
-            <w:r>
-              <w:rPr>
-                <w:rFonts w:ascii="Arial" w:hAnsi="Arial" w:cs="Arial"/>
-                <w:b/>
-                <w:bCs/>
-                <w:sz w:val="24"/>
-                <w:szCs w:val="24"/>
-                <w:lang w:val="en-CA"/>
-              </w:rPr>
-              <w:t> </w:t>
-            </w:r>
-            <w:r>
-              <w:rPr>
-                <w:rFonts w:ascii="BC Sans" w:hAnsi="BC Sans"/>
-                <w:b/>
-                <w:bCs/>
-                <w:sz w:val="24"/>
-                <w:szCs w:val="24"/>
-                <w:lang w:val="en-CA"/>
-              </w:rPr>
-              <w:t>By:</w:t>
-            </w:r>
-          </w:p>
-        </w:tc>
-        <w:tc>
-          <w:tcPr>
-            <w:tcW w:w="4675" w:type="dxa"/>
-            <w:tcBorders>
-              <w:top w:val="nil"/>
-              <w:left w:val="nil"/>
-              <w:bottom w:val="nil"/>
-              <w:right w:val="nil"/>
-            </w:tcBorders>
-          </w:tcPr>
-          <w:p>
-            <w:pPr>
-              <w:spacing w:after="0"/>
-              <w:rPr>
-                <w:rFonts w:ascii="BC Sans" w:hAnsi="BC Sans"/>
-                <w:sz w:val="24"/>
-                <w:szCs w:val="24"/>
-              </w:rPr>
-            </w:pPr>
-            <w:r>
-              <w:rPr>
-                <w:rFonts w:ascii="BC Sans" w:hAnsi="BC Sans"/>
-                <w:sz w:val="24"/>
-                <w:szCs w:val="24"/>
-              </w:rPr>
-              <w:t>{{</w:t>
-            </w:r>
-            <w:proofErr w:type="spellStart"/>
-            <w:r>
-              <w:rPr>
-                <w:rFonts w:ascii="BC Sans" w:hAnsi="BC Sans"/>
-                <w:sz w:val="24"/>
-                <w:szCs w:val="24"/>
-              </w:rPr>
-              <w:t>BLAApplicantName</w:t>
-            </w:r>
-            <w:proofErr w:type="spellEnd"/>
-            <w:proofErr w:type="gramStart"/>
-            <w:r>
-              <w:rPr>
-                <w:rFonts w:ascii="BC Sans" w:hAnsi="BC Sans"/>
-                <w:sz w:val="24"/>
-                <w:szCs w:val="24"/>
-              </w:rPr>
-              <w:t>}}{</w:t>
-            </w:r>
-            <w:proofErr w:type="gramEnd"/>
-            <w:r>
-              <w:rPr>
-                <w:rFonts w:ascii="BC Sans" w:hAnsi="BC Sans"/>
-                <w:sz w:val="24"/>
-                <w:szCs w:val="24"/>
-              </w:rPr>
-              <w:t>{/</w:t>
-            </w:r>
-            <w:proofErr w:type="spellStart"/>
-            <w:r>
-              <w:rPr>
-                <w:rFonts w:ascii="BC Sans" w:hAnsi="BC Sans"/>
-                <w:sz w:val="24"/>
-                <w:szCs w:val="24"/>
-              </w:rPr>
-              <w:t>BLAApplicantName</w:t>
-            </w:r>
-            <w:proofErr w:type="spellEnd"/>
-            <w:r>
-              <w:rPr>
-                <w:rFonts w:ascii="BC Sans" w:hAnsi="BC Sans"/>
-                <w:sz w:val="24"/>
-                <w:szCs w:val="24"/>
-              </w:rPr>
-              <w:t>}}</w:t>
-            </w:r>
-          </w:p>
           <w:p>
             <w:pPr>
               <w:spacing w:after="0"/>
@@ -2187,18 +2168,14 @@
           <w:tcPr>
             <w:tcW w:w="9350" w:type="dxa"/>
             <w:gridSpan w:val="2"/>
-            <w:tcBorders>
-              <w:top w:val="nil"/>
-              <w:left w:val="nil"/>
-              <w:bottom w:val="nil"/>
-              <w:right w:val="nil"/>
-            </w:tcBorders>
           </w:tcPr>
           <w:p>
             <w:pPr>
               <w:spacing w:after="0"/>
               <w:rPr>
                 <w:rFonts w:ascii="BC Sans" w:hAnsi="BC Sans"/>
+                <w:b/>
+                <w:bCs/>
                 <w:sz w:val="24"/>
                 <w:szCs w:val="24"/>
               </w:rPr>
@@ -2210,217 +2187,6 @@
                 <w:bCs/>
                 <w:sz w:val="24"/>
                 <w:szCs w:val="24"/>
-                <w:lang w:val="en-CA"/>
-              </w:rPr>
-              <w:t>Portraying:</w:t>
-            </w:r>
-          </w:p>
-        </w:tc>
-      </w:tr>
-      <w:tr>
-        <w:tc>
-          <w:tcPr>
-            <w:tcW w:w="9350" w:type="dxa"/>
-            <w:gridSpan w:val="2"/>
-            <w:tcBorders>
-              <w:top w:val="nil"/>
-              <w:left w:val="nil"/>
-              <w:bottom w:val="nil"/>
-              <w:right w:val="nil"/>
-            </w:tcBorders>
-          </w:tcPr>
-          <w:p>
-            <w:pPr>
-              <w:spacing w:after="0"/>
-              <w:rPr>
-                <w:rFonts w:ascii="BC Sans" w:hAnsi="BC Sans"/>
-                <w:sz w:val="24"/>
-                <w:szCs w:val="24"/>
-              </w:rPr>
-            </w:pPr>
-            <w:r>
-              <w:rPr>
-                <w:rFonts w:ascii="BC Sans" w:hAnsi="BC Sans"/>
-                <w:sz w:val="24"/>
-                <w:szCs w:val="24"/>
-                <w:lang w:val="en-CA"/>
-              </w:rPr>
-              <w:lastRenderedPageBreak/>
-              <w:t>Construction and/or connection of the proposed works described in the Construction Permit Application for</w:t>
-            </w:r>
-            <w:r>
-              <w:rPr>
-                <w:rFonts w:ascii="Arial" w:hAnsi="Arial" w:cs="Arial"/>
-                <w:sz w:val="24"/>
-                <w:szCs w:val="24"/>
-                <w:lang w:val="en-CA"/>
-              </w:rPr>
-              <w:t> </w:t>
-            </w:r>
-            <w:r>
-              <w:rPr>
-                <w:rFonts w:ascii="BC Sans" w:hAnsi="BC Sans"/>
-                <w:sz w:val="24"/>
-                <w:szCs w:val="24"/>
-                <w:lang w:val="en-CA"/>
-              </w:rPr>
-              <w:t>the proposed works (described below)</w:t>
-            </w:r>
-            <w:r>
-              <w:rPr>
-                <w:rFonts w:ascii="Arial" w:hAnsi="Arial" w:cs="Arial"/>
-                <w:sz w:val="24"/>
-                <w:szCs w:val="24"/>
-                <w:lang w:val="en-CA"/>
-              </w:rPr>
-              <w:t> </w:t>
-            </w:r>
-            <w:r>
-              <w:rPr>
-                <w:rFonts w:ascii="BC Sans" w:hAnsi="BC Sans"/>
-                <w:sz w:val="24"/>
-                <w:szCs w:val="24"/>
-                <w:lang w:val="en-CA"/>
-              </w:rPr>
-              <w:t>and appurtenances</w:t>
-            </w:r>
-            <w:r>
-              <w:rPr>
-                <w:rFonts w:ascii="Arial" w:hAnsi="Arial" w:cs="Arial"/>
-                <w:sz w:val="24"/>
-                <w:szCs w:val="24"/>
-                <w:lang w:val="en-CA"/>
-              </w:rPr>
-              <w:t> </w:t>
-            </w:r>
-            <w:r>
-              <w:rPr>
-                <w:rFonts w:ascii="BC Sans" w:hAnsi="BC Sans"/>
-                <w:sz w:val="24"/>
-                <w:szCs w:val="24"/>
-                <w:lang w:val="en-CA"/>
-              </w:rPr>
-              <w:t xml:space="preserve">submitted in accordance with Section 7 of the </w:t>
-            </w:r>
-            <w:r>
-              <w:rPr>
-                <w:rFonts w:ascii="BC Sans" w:hAnsi="BC Sans"/>
-                <w:i/>
-                <w:iCs/>
-                <w:sz w:val="24"/>
-                <w:szCs w:val="24"/>
-                <w:lang w:val="en-CA"/>
-              </w:rPr>
-              <w:t>Drinking Water Protection Act</w:t>
-            </w:r>
-            <w:r>
-              <w:rPr>
-                <w:rFonts w:ascii="BC Sans" w:hAnsi="BC Sans"/>
-                <w:sz w:val="24"/>
-                <w:szCs w:val="24"/>
-                <w:lang w:val="en-CA"/>
-              </w:rPr>
-              <w:t>, have been</w:t>
-            </w:r>
-            <w:r>
-              <w:rPr>
-                <w:rFonts w:ascii="Arial" w:hAnsi="Arial" w:cs="Arial"/>
-                <w:sz w:val="24"/>
-                <w:szCs w:val="24"/>
-                <w:lang w:val="en-CA"/>
-              </w:rPr>
-              <w:t> </w:t>
-            </w:r>
-            <w:r>
-              <w:rPr>
-                <w:rFonts w:ascii="BC Sans" w:hAnsi="BC Sans"/>
-                <w:sz w:val="24"/>
-                <w:szCs w:val="24"/>
-                <w:lang w:val="en-CA"/>
-              </w:rPr>
-              <w:t>reviewed</w:t>
-            </w:r>
-            <w:r>
-              <w:rPr>
-                <w:rFonts w:ascii="Arial" w:hAnsi="Arial" w:cs="Arial"/>
-                <w:sz w:val="24"/>
-                <w:szCs w:val="24"/>
-                <w:lang w:val="en-CA"/>
-              </w:rPr>
-              <w:t> </w:t>
-            </w:r>
-            <w:r>
-              <w:rPr>
-                <w:rFonts w:ascii="BC Sans" w:hAnsi="BC Sans"/>
-                <w:sz w:val="24"/>
-                <w:szCs w:val="24"/>
-                <w:lang w:val="en-CA"/>
-              </w:rPr>
-              <w:t>commenced in accordance with the approved plans and specifications, and subject to the conditions noted below.</w:t>
-            </w:r>
-            <w:r>
-              <w:rPr>
-                <w:rFonts w:ascii="BC Sans" w:hAnsi="BC Sans"/>
-                <w:sz w:val="24"/>
-                <w:szCs w:val="24"/>
-              </w:rPr>
-              <w:t xml:space="preserve">     </w:t>
-            </w:r>
-          </w:p>
-        </w:tc>
-      </w:tr>
-      <w:tr>
-        <w:tc>
-          <w:tcPr>
-            <w:tcW w:w="9350" w:type="dxa"/>
-            <w:gridSpan w:val="2"/>
-            <w:tcBorders>
-              <w:top w:val="nil"/>
-              <w:left w:val="nil"/>
-              <w:bottom w:val="nil"/>
-              <w:right w:val="nil"/>
-            </w:tcBorders>
-          </w:tcPr>
-          <w:p>
-            <w:pPr>
-              <w:spacing w:after="0"/>
-              <w:rPr>
-                <w:rFonts w:ascii="BC Sans" w:hAnsi="BC Sans"/>
-                <w:sz w:val="24"/>
-                <w:szCs w:val="24"/>
-              </w:rPr>
-            </w:pPr>
-          </w:p>
-        </w:tc>
-      </w:tr>
-      <w:tr>
-        <w:tc>
-          <w:tcPr>
-            <w:tcW w:w="9350" w:type="dxa"/>
-            <w:gridSpan w:val="2"/>
-            <w:tcBorders>
-              <w:top w:val="nil"/>
-              <w:left w:val="nil"/>
-              <w:bottom w:val="nil"/>
-              <w:right w:val="nil"/>
-            </w:tcBorders>
-          </w:tcPr>
-          <w:p>
-            <w:pPr>
-              <w:spacing w:after="0"/>
-              <w:rPr>
-                <w:rFonts w:ascii="BC Sans" w:hAnsi="BC Sans"/>
-                <w:sz w:val="24"/>
-                <w:szCs w:val="24"/>
-              </w:rPr>
-            </w:pPr>
-            <w:r>
-              <w:rPr>
-                <w:rFonts w:ascii="BC Sans" w:hAnsi="BC Sans"/>
-                <w:b/>
-                <w:bCs/>
-                <w:sz w:val="24"/>
-                <w:szCs w:val="24"/>
               </w:rPr>
               <w:t xml:space="preserve">Conditions </w:t>
             </w:r>
@@ -2445,69 +2211,6 @@
                 <w:szCs w:val="24"/>
               </w:rPr>
               <w:t xml:space="preserve"> Permit:</w:t>
-            </w:r>
-          </w:p>
-        </w:tc>
-      </w:tr>
-      <w:tr>
-        <w:tc>
-          <w:tcPr>
-            <w:tcW w:w="9350" w:type="dxa"/>
-            <w:gridSpan w:val="2"/>
-            <w:tcBorders>
-              <w:top w:val="nil"/>
-              <w:left w:val="nil"/>
-              <w:bottom w:val="nil"/>
-              <w:right w:val="nil"/>
-            </w:tcBorders>
-          </w:tcPr>
-          <w:p>
-            <w:pPr>
-              <w:spacing w:after="0" w:line="252" w:lineRule="auto"/>
-            </w:pPr>
-            <w:r>
-              <w:rPr>
-                <w:rFonts w:ascii="BC Sans" w:hAnsi="BC Sans"/>
-                <w:sz w:val="24"/>
-                <w:szCs w:val="24"/>
-              </w:rPr>
-              <w:t>{{#IF_isConditionNotPresent}} None {{/</w:t>
-            </w:r>
-            <w:proofErr w:type="spellStart"/>
-            <w:r>
-              <w:rPr>
-                <w:rFonts w:ascii="BC Sans" w:hAnsi="BC Sans"/>
-                <w:sz w:val="24"/>
-                <w:szCs w:val="24"/>
-              </w:rPr>
-              <w:t>IF_isConditionNotPresent</w:t>
-            </w:r>
-            <w:proofErr w:type="spellEnd"/>
-            <w:r>
-              <w:rPr>
-                <w:rFonts w:ascii="BC Sans" w:hAnsi="BC Sans"/>
-                <w:sz w:val="24"/>
-                <w:szCs w:val="24"/>
-              </w:rPr>
-              <w:t>}}</w:t>
-            </w:r>
-          </w:p>
-          <w:p>
-            <w:pPr>
-              <w:spacing w:after="0" w:line="252" w:lineRule="auto"/>
-              <w:rPr>
-                <w:rFonts w:ascii="BC Sans" w:hAnsi="BC Sans"/>
-                <w:sz w:val="3"/>
-                <w:szCs w:val="3"/>
-              </w:rPr>
-            </w:pPr>
-            <w:r>
-              <w:rPr>
-                <w:rFonts w:ascii="BC Sans" w:hAnsi="BC Sans"/>
-                <w:sz w:val="3"/>
-                <w:szCs w:val="3"/>
-              </w:rPr>
-              <w:t>{{#BusinessLicense}} {{#Conditions}}</w:t>
             </w:r>
           </w:p>
           <w:p>
@@ -2530,69 +2233,138 @@
                 <w:sz w:val="24"/>
                 <w:szCs w:val="24"/>
               </w:rPr>
-              <w:t>{{Description}}</w:t>
+              <w:t>Water samples from post-treatment sham be</w:t>
+            </w:r>
+            <w:r>
+              <w:rPr>
+                <w:rFonts w:ascii="Arial" w:hAnsi="Arial" w:cs="Arial"/>
+                <w:sz w:val="24"/>
+                <w:szCs w:val="24"/>
+              </w:rPr>
+              <w:t> </w:t>
+            </w:r>
+            <w:r>
+              <w:rPr>
+                <w:rFonts w:ascii="BC Sans" w:hAnsi="BC Sans"/>
+                <w:sz w:val="24"/>
+                <w:szCs w:val="24"/>
+              </w:rPr>
+              <w:t>submitted</w:t>
+            </w:r>
+            <w:r>
+              <w:rPr>
+                <w:rFonts w:ascii="Arial" w:hAnsi="Arial" w:cs="Arial"/>
+                <w:sz w:val="24"/>
+                <w:szCs w:val="24"/>
+              </w:rPr>
+              <w:t> </w:t>
+            </w:r>
+            <w:r>
+              <w:rPr>
+                <w:rFonts w:ascii="BC Sans" w:hAnsi="BC Sans"/>
+                <w:sz w:val="24"/>
+                <w:szCs w:val="24"/>
+              </w:rPr>
+              <w:t>to an accredited laboratory for analyst of manganese concentration every 6 months (March and September)</w:t>
             </w:r>
           </w:p>
           <w:p>
             <w:pPr>
-              <w:spacing w:after="0"/>
-              <w:rPr>
-                <w:rFonts w:ascii="BC Sans" w:hAnsi="BC Sans"/>
-                <w:sz w:val="3"/>
-                <w:szCs w:val="3"/>
+              <w:pStyle w:val="ListParagraph"/>
+              <w:numPr>
+                <w:ilvl w:val="0"/>
+                <w:numId w:val="2"/>
+              </w:numPr>
+              <w:spacing w:after="0" w:line="252" w:lineRule="auto"/>
+              <w:rPr>
+                <w:rFonts w:ascii="BC Sans" w:hAnsi="BC Sans"/>
+                <w:sz w:val="24"/>
+                <w:szCs w:val="24"/>
               </w:rPr>
             </w:pPr>
             <w:r>
               <w:rPr>
                 <w:rFonts w:ascii="BC Sans" w:hAnsi="BC Sans"/>
-                <w:sz w:val="3"/>
-                <w:szCs w:val="3"/>
-              </w:rPr>
-              <w:t>{{/Conditions</w:t>
+                <w:sz w:val="24"/>
+                <w:szCs w:val="24"/>
+              </w:rPr>
+              <w:t>A copy of manganese test results</w:t>
+            </w:r>
+            <w:r>
+              <w:rPr>
+                <w:rFonts w:ascii="Arial" w:hAnsi="Arial" w:cs="Arial"/>
+                <w:sz w:val="24"/>
+                <w:szCs w:val="24"/>
+              </w:rPr>
+              <w:t> </w:t>
             </w:r>
             <w:proofErr w:type="gramStart"/>
             <w:r>
               <w:rPr>
                 <w:rFonts w:ascii="BC Sans" w:hAnsi="BC Sans"/>
-                <w:sz w:val="3"/>
-                <w:szCs w:val="3"/>
-              </w:rPr>
-              <w:t>}}{</w:t>
+                <w:sz w:val="24"/>
+                <w:szCs w:val="24"/>
+              </w:rPr>
+              <w:t>are</w:t>
             </w:r>
             <w:proofErr w:type="gramEnd"/>
             <w:r>
               <w:rPr>
-                <w:rFonts w:ascii="BC Sans" w:hAnsi="BC Sans"/>
-                <w:sz w:val="3"/>
-                <w:szCs w:val="3"/>
-              </w:rPr>
-              <w:t>{/</w:t>
+                <w:rFonts w:ascii="Arial" w:hAnsi="Arial" w:cs="Arial"/>
+                <w:sz w:val="24"/>
+                <w:szCs w:val="24"/>
+              </w:rPr>
+              <w:t> </w:t>
+            </w:r>
+            <w:r>
+              <w:rPr>
+                <w:rFonts w:ascii="BC Sans" w:hAnsi="BC Sans"/>
+                <w:sz w:val="24"/>
+                <w:szCs w:val="24"/>
+              </w:rPr>
+              <w:t>to</w:t>
+            </w:r>
+            <w:r>
+              <w:rPr>
+                <w:rFonts w:ascii="BC Sans" w:hAnsi="BC Sans"/>
+                <w:sz w:val="24"/>
+                <w:szCs w:val="24"/>
+              </w:rPr>
+              <w:t xml:space="preserve"> be submitted to</w:t>
+            </w:r>
+            <w:r>
+              <w:rPr>
+                <w:rFonts w:ascii="BC Sans" w:hAnsi="BC Sans"/>
+                <w:sz w:val="24"/>
+                <w:szCs w:val="24"/>
+              </w:rPr>
+              <w:t xml:space="preserve"> </w:t>
+            </w:r>
+            <w:r>
+              <w:rPr>
+                <w:rFonts w:ascii="BC Sans" w:hAnsi="BC Sans"/>
+                <w:sz w:val="24"/>
+                <w:szCs w:val="24"/>
+              </w:rPr>
+              <w:t>{{</w:t>
             </w:r>
             <w:proofErr w:type="spellStart"/>
             <w:r>
               <w:rPr>
                 <w:rFonts w:ascii="BC Sans" w:hAnsi="BC Sans"/>
-                <w:sz w:val="3"/>
-                <w:szCs w:val="3"/>
-              </w:rPr>
-              <w:t>BusinessLicense</w:t>
+                <w:sz w:val="24"/>
+                <w:szCs w:val="24"/>
+              </w:rPr>
+              <w:t>BLAccountHealthAuthority</w:t>
             </w:r>
             <w:proofErr w:type="spellEnd"/>
             <w:r>
               <w:rPr>
                 <w:rFonts w:ascii="BC Sans" w:hAnsi="BC Sans"/>
-                <w:sz w:val="3"/>
-                <w:szCs w:val="3"/>
+                <w:sz w:val="24"/>
+                <w:szCs w:val="24"/>
               </w:rPr>
               <w:t>}}</w:t>
-            </w:r>
-            <w:r>
-              <w:rPr>
-                <w:rFonts w:ascii="BC Sans" w:hAnsi="BC Sans"/>
-                <w:sz w:val="3"/>
-                <w:szCs w:val="3"/>
-              </w:rPr>
-              <w:t xml:space="preserve"> </w:t>
             </w:r>
           </w:p>
         </w:tc>
@@ -2602,98 +2374,140 @@
           <w:tcPr>
             <w:tcW w:w="9350" w:type="dxa"/>
             <w:gridSpan w:val="2"/>
-            <w:tcBorders>
-              <w:top w:val="nil"/>
-              <w:left w:val="nil"/>
-              <w:bottom w:val="nil"/>
-              <w:right w:val="nil"/>
-            </w:tcBorders>
           </w:tcPr>
           <w:p>
             <w:pPr>
               <w:spacing w:after="0" w:line="252" w:lineRule="auto"/>
-              <w:rPr>
-                <w:rFonts w:ascii="BC Sans" w:hAnsi="BC Sans"/>
-                <w:b/>
-                <w:bCs/>
-                <w:sz w:val="24"/>
-                <w:szCs w:val="24"/>
-                <w:lang w:val="en-CA"/>
-              </w:rPr>
             </w:pPr>
             <w:r>
               <w:rPr>
                 <w:rFonts w:ascii="BC Sans" w:hAnsi="BC Sans"/>
-                <w:b/>
-                <w:bCs/>
-                <w:sz w:val="24"/>
-                <w:szCs w:val="24"/>
-                <w:lang w:val="en-CA"/>
-              </w:rPr>
-              <w:t>Recommended Standards and Guidelines:</w:t>
+                <w:sz w:val="24"/>
+                <w:szCs w:val="24"/>
+              </w:rPr>
+              <w:lastRenderedPageBreak/>
+              <w:t>{{#IF_isConditionNotPresent}} None {{/</w:t>
+            </w:r>
+            <w:proofErr w:type="spellStart"/>
+            <w:r>
+              <w:rPr>
+                <w:rFonts w:ascii="BC Sans" w:hAnsi="BC Sans"/>
+                <w:sz w:val="24"/>
+                <w:szCs w:val="24"/>
+              </w:rPr>
+              <w:t>IF_isConditionNotPresent</w:t>
+            </w:r>
+            <w:proofErr w:type="spellEnd"/>
+            <w:r>
+              <w:rPr>
+                <w:rFonts w:ascii="BC Sans" w:hAnsi="BC Sans"/>
+                <w:sz w:val="24"/>
+                <w:szCs w:val="24"/>
+              </w:rPr>
+              <w:t>}}</w:t>
+            </w:r>
+          </w:p>
+          <w:p>
+            <w:pPr>
+              <w:spacing w:after="0" w:line="252" w:lineRule="auto"/>
+              <w:rPr>
+                <w:rFonts w:ascii="BC Sans" w:hAnsi="BC Sans"/>
+                <w:sz w:val="3"/>
+                <w:szCs w:val="3"/>
+              </w:rPr>
+            </w:pPr>
+            <w:r>
+              <w:rPr>
+                <w:rFonts w:ascii="BC Sans" w:hAnsi="BC Sans"/>
+                <w:sz w:val="3"/>
+                <w:szCs w:val="3"/>
+              </w:rPr>
+              <w:t>{{#BusinessLicense}} {{#Conditions}}</w:t>
+            </w:r>
+          </w:p>
+          <w:p>
+            <w:pPr>
+              <w:pStyle w:val="ListParagraph"/>
+              <w:numPr>
+                <w:ilvl w:val="0"/>
+                <w:numId w:val="2"/>
+              </w:numPr>
+              <w:spacing w:after="0" w:line="252" w:lineRule="auto"/>
+              <w:rPr>
+                <w:rFonts w:ascii="BC Sans" w:hAnsi="BC Sans"/>
+                <w:sz w:val="24"/>
+                <w:szCs w:val="24"/>
+              </w:rPr>
+            </w:pPr>
+            <w:r>
+              <w:rPr>
+                <w:rFonts w:ascii="BC Sans" w:hAnsi="BC Sans"/>
+                <w:sz w:val="24"/>
+                <w:szCs w:val="24"/>
+              </w:rPr>
+              <w:t>{{Description}}</w:t>
             </w:r>
           </w:p>
           <w:p>
             <w:pPr>
               <w:spacing w:after="0"/>
               <w:rPr>
-                <w:rFonts w:ascii="Arial" w:hAnsi="Arial" w:cs="Arial"/>
-                <w:sz w:val="24"/>
-                <w:szCs w:val="24"/>
+                <w:rFonts w:ascii="BC Sans" w:hAnsi="BC Sans"/>
+                <w:sz w:val="3"/>
+                <w:szCs w:val="3"/>
               </w:rPr>
             </w:pPr>
             <w:r>
               <w:rPr>
-                <w:rFonts w:ascii="BC Sans" w:hAnsi="BC Sans" w:cs="Arial"/>
-                <w:sz w:val="24"/>
-                <w:szCs w:val="24"/>
-                <w:lang w:val="en-CA"/>
-              </w:rPr>
-              <w:t>The</w:t>
-            </w:r>
-            <w:r>
-              <w:rPr>
-                <w:rFonts w:ascii="Arial" w:hAnsi="Arial" w:cs="Arial"/>
-                <w:sz w:val="24"/>
-                <w:szCs w:val="24"/>
-                <w:lang w:val="en-CA"/>
-              </w:rPr>
-              <w:t> </w:t>
-            </w:r>
-            <w:r>
-              <w:rPr>
-                <w:rFonts w:ascii="BC Sans" w:hAnsi="BC Sans" w:cs="Arial"/>
-                <w:sz w:val="24"/>
-                <w:szCs w:val="24"/>
-                <w:lang w:val="en-CA"/>
-              </w:rPr>
-              <w:t>Water Supplier</w:t>
-            </w:r>
-            <w:r>
-              <w:rPr>
-                <w:rFonts w:ascii="Arial" w:hAnsi="Arial" w:cs="Arial"/>
-                <w:sz w:val="24"/>
-                <w:szCs w:val="24"/>
-                <w:lang w:val="en-CA"/>
-              </w:rPr>
-              <w:t> </w:t>
-            </w:r>
-            <w:r>
-              <w:rPr>
-                <w:rFonts w:ascii="BC Sans" w:hAnsi="BC Sans" w:cs="Arial"/>
-                <w:sz w:val="24"/>
-                <w:szCs w:val="24"/>
-                <w:lang w:val="en-CA"/>
-              </w:rPr>
-              <w:t>must adhere to the following guidelines, as applicable:</w:t>
-            </w:r>
-            <w:r>
-              <w:rPr>
-                <w:rFonts w:ascii="Arial" w:hAnsi="Arial" w:cs="Arial"/>
-                <w:sz w:val="24"/>
-                <w:szCs w:val="24"/>
-              </w:rPr>
-              <w:t> </w:t>
+                <w:rFonts w:ascii="BC Sans" w:hAnsi="BC Sans"/>
+                <w:sz w:val="3"/>
+                <w:szCs w:val="3"/>
+              </w:rPr>
+              <w:t>{{/Conditions</w:t>
+            </w:r>
+            <w:proofErr w:type="gramStart"/>
+            <w:r>
+              <w:rPr>
+                <w:rFonts w:ascii="BC Sans" w:hAnsi="BC Sans"/>
+                <w:sz w:val="3"/>
+                <w:szCs w:val="3"/>
+              </w:rPr>
+              <w:t>}}{</w:t>
+            </w:r>
+            <w:proofErr w:type="gramEnd"/>
+            <w:r>
+              <w:rPr>
+                <w:rFonts w:ascii="BC Sans" w:hAnsi="BC Sans"/>
+                <w:sz w:val="3"/>
+                <w:szCs w:val="3"/>
+              </w:rPr>
+              <w:t>{/</w:t>
+            </w:r>
+            <w:proofErr w:type="spellStart"/>
+            <w:r>
+              <w:rPr>
+                <w:rFonts w:ascii="BC Sans" w:hAnsi="BC Sans"/>
+                <w:sz w:val="3"/>
+                <w:szCs w:val="3"/>
+              </w:rPr>
+              <w:t>BusinessLicense</w:t>
+            </w:r>
+            <w:proofErr w:type="spellEnd"/>
+            <w:r>
+              <w:rPr>
+                <w:rFonts w:ascii="BC Sans" w:hAnsi="BC Sans"/>
+                <w:sz w:val="3"/>
+                <w:szCs w:val="3"/>
+              </w:rPr>
+              <w:t>}}</w:t>
+            </w:r>
+            <w:r>
+              <w:rPr>
+                <w:rFonts w:ascii="BC Sans" w:hAnsi="BC Sans"/>
+                <w:sz w:val="3"/>
+                <w:szCs w:val="3"/>
+              </w:rPr>
+              <w:t xml:space="preserve"> </w:t>
             </w:r>
           </w:p>
         </w:tc>
@@ -2703,12 +2517,101 @@
           <w:tcPr>
             <w:tcW w:w="9350" w:type="dxa"/>
             <w:gridSpan w:val="2"/>
-            <w:tcBorders>
-              <w:top w:val="nil"/>
-              <w:left w:val="nil"/>
-              <w:bottom w:val="nil"/>
-              <w:right w:val="nil"/>
-            </w:tcBorders>
+          </w:tcPr>
+          <w:p>
+            <w:pPr>
+              <w:spacing w:after="0" w:line="252" w:lineRule="auto"/>
+              <w:rPr>
+                <w:rFonts w:ascii="BC Sans" w:hAnsi="BC Sans"/>
+                <w:b/>
+                <w:bCs/>
+                <w:sz w:val="24"/>
+                <w:szCs w:val="24"/>
+                <w:lang w:val="en-CA"/>
+              </w:rPr>
+            </w:pPr>
+            <w:r>
+              <w:rPr>
+                <w:rFonts w:ascii="BC Sans" w:hAnsi="BC Sans"/>
+                <w:b/>
+                <w:bCs/>
+                <w:sz w:val="24"/>
+                <w:szCs w:val="24"/>
+                <w:lang w:val="en-CA"/>
+              </w:rPr>
+              <w:t>Recommended Standards and Guidelines:</w:t>
+            </w:r>
+          </w:p>
+          <w:p>
+            <w:pPr>
+              <w:spacing w:after="0"/>
+              <w:rPr>
+                <w:rFonts w:ascii="Arial" w:hAnsi="Arial" w:cs="Arial"/>
+                <w:sz w:val="24"/>
+                <w:szCs w:val="24"/>
+              </w:rPr>
+            </w:pPr>
+            <w:r>
+              <w:rPr>
+                <w:rFonts w:ascii="BC Sans" w:hAnsi="BC Sans" w:cs="Arial"/>
+                <w:sz w:val="24"/>
+                <w:szCs w:val="24"/>
+                <w:lang w:val="en-CA"/>
+              </w:rPr>
+              <w:t>The</w:t>
+            </w:r>
+            <w:r>
+              <w:rPr>
+                <w:rFonts w:ascii="Arial" w:hAnsi="Arial" w:cs="Arial"/>
+                <w:sz w:val="24"/>
+                <w:szCs w:val="24"/>
+                <w:lang w:val="en-CA"/>
+              </w:rPr>
+              <w:t> </w:t>
+            </w:r>
+            <w:r>
+              <w:rPr>
+                <w:rFonts w:ascii="BC Sans" w:hAnsi="BC Sans" w:cs="Arial"/>
+                <w:sz w:val="24"/>
+                <w:szCs w:val="24"/>
+                <w:lang w:val="en-CA"/>
+              </w:rPr>
+              <w:t>Water Supplier</w:t>
+            </w:r>
+            <w:r>
+              <w:rPr>
+                <w:rFonts w:ascii="Arial" w:hAnsi="Arial" w:cs="Arial"/>
+                <w:sz w:val="24"/>
+                <w:szCs w:val="24"/>
+                <w:lang w:val="en-CA"/>
+              </w:rPr>
+              <w:t> </w:t>
+            </w:r>
+            <w:r>
+              <w:rPr>
+                <w:rFonts w:ascii="BC Sans" w:hAnsi="BC Sans" w:cs="Arial"/>
+                <w:sz w:val="24"/>
+                <w:szCs w:val="24"/>
+                <w:lang w:val="en-CA"/>
+              </w:rPr>
+              <w:t>must adhere to the following guidelines, as applicable:</w:t>
+            </w:r>
+            <w:r>
+              <w:rPr>
+                <w:rFonts w:ascii="Arial" w:hAnsi="Arial" w:cs="Arial"/>
+                <w:sz w:val="24"/>
+                <w:szCs w:val="24"/>
+              </w:rPr>
+              <w:t> </w:t>
+            </w:r>
+          </w:p>
+        </w:tc>
+      </w:tr>
+      <w:tr>
+        <w:tc>
+          <w:tcPr>
+            <w:tcW w:w="9350" w:type="dxa"/>
+            <w:gridSpan w:val="2"/>
           </w:tcPr>
           <w:tbl>
             <w:tblPr>
@@ -2877,7 +2780,6 @@
                       <w:szCs w:val="24"/>
                       <w:lang w:val="en-CA"/>
                     </w:rPr>
-                    <w:lastRenderedPageBreak/>
                     <w:t> </w:t>
                   </w:r>
                   <w:r>
@@ -3308,12 +3210,6 @@
           <w:tcPr>
             <w:tcW w:w="9350" w:type="dxa"/>
             <w:gridSpan w:val="2"/>
-            <w:tcBorders>
-              <w:top w:val="nil"/>
-              <w:left w:val="nil"/>
-              <w:bottom w:val="nil"/>
-              <w:right w:val="nil"/>
-            </w:tcBorders>
           </w:tcPr>
           <w:p>
             <w:pPr>
@@ -3371,7 +3267,6 @@
                 <w:szCs w:val="24"/>
                 <w:lang w:val="en-CA"/>
               </w:rPr>
-              <w:lastRenderedPageBreak/>
               <w:t>This</w:t>
             </w:r>
             <w:r>
@@ -3534,12 +3429,6 @@
           <w:tcPr>
             <w:tcW w:w="9350" w:type="dxa"/>
             <w:gridSpan w:val="2"/>
-            <w:tcBorders>
-              <w:top w:val="nil"/>
-              <w:left w:val="nil"/>
-              <w:bottom w:val="nil"/>
-              <w:right w:val="nil"/>
-            </w:tcBorders>
           </w:tcPr>
           <w:p>
             <w:pPr>
@@ -3562,12 +3451,6 @@
           <w:tcPr>
             <w:tcW w:w="9350" w:type="dxa"/>
             <w:gridSpan w:val="2"/>
-            <w:tcBorders>
-              <w:top w:val="nil"/>
-              <w:left w:val="nil"/>
-              <w:bottom w:val="nil"/>
-              <w:right w:val="nil"/>
-            </w:tcBorders>
           </w:tcPr>
           <w:p>
             <w:pPr>
@@ -3763,12 +3646,6 @@
           <w:tcPr>
             <w:tcW w:w="9350" w:type="dxa"/>
             <w:gridSpan w:val="2"/>
-            <w:tcBorders>
-              <w:top w:val="nil"/>
-              <w:left w:val="nil"/>
-              <w:bottom w:val="nil"/>
-              <w:right w:val="nil"/>
-            </w:tcBorders>
           </w:tcPr>
           <w:p>
             <w:pPr>
@@ -3791,12 +3668,6 @@
           <w:tcPr>
             <w:tcW w:w="9350" w:type="dxa"/>
             <w:gridSpan w:val="2"/>
-            <w:tcBorders>
-              <w:top w:val="nil"/>
-              <w:left w:val="nil"/>
-              <w:bottom w:val="nil"/>
-              <w:right w:val="nil"/>
-            </w:tcBorders>
           </w:tcPr>
           <w:p>
             <w:pPr>
@@ -4087,7 +3958,6 @@
                 <w:szCs w:val="24"/>
                 <w:lang w:val="en-CA"/>
               </w:rPr>
-              <w:lastRenderedPageBreak/>
               <w:t>Compliance statement:</w:t>
             </w:r>
             <w:r>
@@ -4126,12 +3996,6 @@
         <w:tc>
           <w:tcPr>
             <w:tcW w:w="4675" w:type="dxa"/>
-            <w:tcBorders>
-              <w:top w:val="nil"/>
-              <w:left w:val="nil"/>
-              <w:bottom w:val="nil"/>
-              <w:right w:val="nil"/>
-            </w:tcBorders>
           </w:tcPr>
           <w:p>
             <w:pPr>
@@ -4162,12 +4026,6 @@
         <w:tc>
           <w:tcPr>
             <w:tcW w:w="4675" w:type="dxa"/>
-            <w:tcBorders>
-              <w:top w:val="nil"/>
-              <w:left w:val="nil"/>
-              <w:bottom w:val="nil"/>
-              <w:right w:val="nil"/>
-            </w:tcBorders>
           </w:tcPr>
           <w:p>
             <w:pPr>
@@ -4210,12 +4068,6 @@
         <w:tc>
           <w:tcPr>
             <w:tcW w:w="4675" w:type="dxa"/>
-            <w:tcBorders>
-              <w:top w:val="nil"/>
-              <w:left w:val="nil"/>
-              <w:bottom w:val="nil"/>
-              <w:right w:val="nil"/>
-            </w:tcBorders>
           </w:tcPr>
           <w:p>
             <w:pPr>
@@ -4246,12 +4098,6 @@
         <w:tc>
           <w:tcPr>
             <w:tcW w:w="4675" w:type="dxa"/>
-            <w:tcBorders>
-              <w:top w:val="nil"/>
-              <w:left w:val="nil"/>
-              <w:bottom w:val="nil"/>
-              <w:right w:val="nil"/>
-            </w:tcBorders>
           </w:tcPr>
           <w:p>
             <w:pPr>
@@ -6754,6 +6600,119 @@
     </w:lvl>
   </w:abstractNum>
   <w:abstractNum w:abstractNumId="2" w15:restartNumberingAfterBreak="0">
+    <w:nsid w:val="082C2DD5"/>
+    <w:multiLevelType w:val="hybridMultilevel"/>
+    <w:tmpl w:val="F30E0EF4"/>
+    <w:lvl w:ilvl="0" w:tplc="04090001">
+      <w:start w:val="1"/>
+      <w:numFmt w:val="bullet"/>
+      <w:lvlText w:val=""/>
+      <w:lvlJc w:val="left"/>
+      <w:pPr>
+        <w:ind w:left="720" w:hanging="360"/>
+      </w:pPr>
+      <w:rPr>
+        <w:rFonts w:ascii="Symbol" w:hAnsi="Symbol" w:hint="default"/>
+      </w:rPr>
+    </w:lvl>
+    <w:lvl w:ilvl="1" w:tplc="04090003" w:tentative="1">
+      <w:start w:val="1"/>
+      <w:numFmt w:val="bullet"/>
+      <w:lvlText w:val="o"/>
+      <w:lvlJc w:val="left"/>
+      <w:pPr>
+        <w:ind w:left="1440" w:hanging="360"/>
+      </w:pPr>
+      <w:rPr>
+        <w:rFonts w:ascii="Courier New" w:hAnsi="Courier New" w:cs="Courier New" w:hint="default"/>
+      </w:rPr>
+    </w:lvl>
+    <w:lvl w:ilvl="2" w:tplc="04090005" w:tentative="1">
+      <w:start w:val="1"/>
+      <w:numFmt w:val="bullet"/>
+      <w:lvlText w:val=""/>
+      <w:lvlJc w:val="left"/>
+      <w:pPr>
+        <w:ind w:left="2160" w:hanging="360"/>
+      </w:pPr>
+      <w:rPr>
+        <w:rFonts w:ascii="Wingdings" w:hAnsi="Wingdings" w:hint="default"/>
+      </w:rPr>
+    </w:lvl>
+    <w:lvl w:ilvl="3" w:tplc="04090001" w:tentative="1">
+      <w:start w:val="1"/>
+      <w:numFmt w:val="bullet"/>
+      <w:lvlText w:val=""/>
+      <w:lvlJc w:val="left"/>
+      <w:pPr>
+        <w:ind w:left="2880" w:hanging="360"/>
+      </w:pPr>
+      <w:rPr>
+        <w:rFonts w:ascii="Symbol" w:hAnsi="Symbol" w:hint="default"/>
+      </w:rPr>
+    </w:lvl>
+    <w:lvl w:ilvl="4" w:tplc="04090003" w:tentative="1">
+      <w:start w:val="1"/>
+      <w:numFmt w:val="bullet"/>
+      <w:lvlText w:val="o"/>
+      <w:lvlJc w:val="left"/>
+      <w:pPr>
+        <w:ind w:left="3600" w:hanging="360"/>
+      </w:pPr>
+      <w:rPr>
+        <w:rFonts w:ascii="Courier New" w:hAnsi="Courier New" w:cs="Courier New" w:hint="default"/>
+      </w:rPr>
+    </w:lvl>
+    <w:lvl w:ilvl="5" w:tplc="04090005" w:tentative="1">
+      <w:start w:val="1"/>
+      <w:numFmt w:val="bullet"/>
+      <w:lvlText w:val=""/>
+      <w:lvlJc w:val="left"/>
+      <w:pPr>
+        <w:ind w:left="4320" w:hanging="360"/>
+      </w:pPr>
+      <w:rPr>
+        <w:rFonts w:ascii="Wingdings" w:hAnsi="Wingdings" w:hint="default"/>
+      </w:rPr>
+    </w:lvl>
+    <w:lvl w:ilvl="6" w:tplc="04090001" w:tentative="1">
+      <w:start w:val="1"/>
+      <w:numFmt w:val="bullet"/>
+      <w:lvlText w:val=""/>
+      <w:lvlJc w:val="left"/>
+      <w:pPr>
+        <w:ind w:left="5040" w:hanging="360"/>
+      </w:pPr>
+      <w:rPr>
+        <w:rFonts w:ascii="Symbol" w:hAnsi="Symbol" w:hint="default"/>
+      </w:rPr>
+    </w:lvl>
+    <w:lvl w:ilvl="7" w:tplc="04090003" w:tentative="1">
+      <w:start w:val="1"/>
+      <w:numFmt w:val="bullet"/>
+      <w:lvlText w:val="o"/>
+      <w:lvlJc w:val="left"/>
+      <w:pPr>
+        <w:ind w:left="5760" w:hanging="360"/>
+      </w:pPr>
+      <w:rPr>
+        <w:rFonts w:ascii="Courier New" w:hAnsi="Courier New" w:cs="Courier New" w:hint="default"/>
+      </w:rPr>
+    </w:lvl>
+    <w:lvl w:ilvl="8" w:tplc="04090005" w:tentative="1">
+      <w:start w:val="1"/>
+      <w:numFmt w:val="bullet"/>
+      <w:lvlText w:val=""/>
+      <w:lvlJc w:val="left"/>
+      <w:pPr>
+        <w:ind w:left="6480" w:hanging="360"/>
+      </w:pPr>
+      <w:rPr>
+        <w:rFonts w:ascii="Wingdings" w:hAnsi="Wingdings" w:hint="default"/>
+      </w:rPr>
+    </w:lvl>
+  </w:abstractNum>
+  <w:abstractNum w:abstractNumId="3" w15:restartNumberingAfterBreak="0">
     <w:nsid w:val="157720EF"/>
     <w:multiLevelType w:val="multilevel"/>
     <w:tmpl w:val="418AAFFE"/>
@@ -6866,7 +6825,7 @@
       </w:pPr>
     </w:lvl>
   </w:abstractNum>
-  <w:abstractNum w:abstractNumId="3" w15:restartNumberingAfterBreak="0">
+  <w:abstractNum w:abstractNumId="4" w15:restartNumberingAfterBreak="0">
     <w:nsid w:val="23616E59"/>
     <w:multiLevelType w:val="multilevel"/>
     <w:tmpl w:val="3DF65508"/>
@@ -6979,7 +6938,7 @@
       </w:pPr>
     </w:lvl>
   </w:abstractNum>
-  <w:abstractNum w:abstractNumId="4" w15:restartNumberingAfterBreak="0">
+  <w:abstractNum w:abstractNumId="5" w15:restartNumberingAfterBreak="0">
     <w:nsid w:val="28981995"/>
     <w:multiLevelType w:val="multilevel"/>
     <w:tmpl w:val="29646CEC"/>
@@ -7092,7 +7051,7 @@
       </w:pPr>
     </w:lvl>
   </w:abstractNum>
-  <w:abstractNum w:abstractNumId="5" w15:restartNumberingAfterBreak="0">
+  <w:abstractNum w:abstractNumId="6" w15:restartNumberingAfterBreak="0">
     <w:nsid w:val="2CE05362"/>
     <w:multiLevelType w:val="hybridMultilevel"/>
     <w:tmpl w:val="265E6D62"/>
@@ -7178,7 +7137,7 @@
       </w:pPr>
     </w:lvl>
   </w:abstractNum>
-  <w:abstractNum w:abstractNumId="6" w15:restartNumberingAfterBreak="0">
+  <w:abstractNum w:abstractNumId="7" w15:restartNumberingAfterBreak="0">
     <w:nsid w:val="41E10D3C"/>
     <w:multiLevelType w:val="hybridMultilevel"/>
     <w:tmpl w:val="F4A61976"/>
@@ -7264,7 +7223,7 @@
       </w:pPr>
     </w:lvl>
   </w:abstractNum>
-  <w:abstractNum w:abstractNumId="7" w15:restartNumberingAfterBreak="0">
+  <w:abstractNum w:abstractNumId="8" w15:restartNumberingAfterBreak="0">
     <w:nsid w:val="4AC81E51"/>
     <w:multiLevelType w:val="multilevel"/>
     <w:tmpl w:val="8A6AA94C"/>
@@ -7377,7 +7336,7 @@
       </w:pPr>
     </w:lvl>
   </w:abstractNum>
-  <w:abstractNum w:abstractNumId="8" w15:restartNumberingAfterBreak="0">
+  <w:abstractNum w:abstractNumId="9" w15:restartNumberingAfterBreak="0">
     <w:nsid w:val="51805D75"/>
     <w:multiLevelType w:val="multilevel"/>
     <w:tmpl w:val="2902B69E"/>
@@ -7490,7 +7449,7 @@
       </w:pPr>
     </w:lvl>
   </w:abstractNum>
-  <w:abstractNum w:abstractNumId="9" w15:restartNumberingAfterBreak="0">
+  <w:abstractNum w:abstractNumId="10" w15:restartNumberingAfterBreak="0">
     <w:nsid w:val="544810C5"/>
     <w:multiLevelType w:val="multilevel"/>
     <w:tmpl w:val="F6BE9340"/>
@@ -7603,7 +7562,7 @@
       </w:pPr>
     </w:lvl>
   </w:abstractNum>
-  <w:abstractNum w:abstractNumId="10" w15:restartNumberingAfterBreak="0">
+  <w:abstractNum w:abstractNumId="11" w15:restartNumberingAfterBreak="0">
     <w:nsid w:val="547D198D"/>
     <w:multiLevelType w:val="hybridMultilevel"/>
     <w:tmpl w:val="EF32D128"/>
@@ -7716,7 +7675,7 @@
       </w:rPr>
     </w:lvl>
   </w:abstractNum>
-  <w:abstractNum w:abstractNumId="11" w15:restartNumberingAfterBreak="0">
+  <w:abstractNum w:abstractNumId="12" w15:restartNumberingAfterBreak="0">
     <w:nsid w:val="58BE4A0D"/>
     <w:multiLevelType w:val="multilevel"/>
     <w:tmpl w:val="3AC05464"/>
@@ -7829,7 +7788,7 @@
       </w:pPr>
     </w:lvl>
   </w:abstractNum>
-  <w:abstractNum w:abstractNumId="12" w15:restartNumberingAfterBreak="0">
+  <w:abstractNum w:abstractNumId="13" w15:restartNumberingAfterBreak="0">
     <w:nsid w:val="610B26BF"/>
     <w:multiLevelType w:val="hybridMultilevel"/>
     <w:tmpl w:val="64A0C42C"/>
@@ -7915,7 +7874,7 @@
       </w:pPr>
     </w:lvl>
   </w:abstractNum>
-  <w:abstractNum w:abstractNumId="13" w15:restartNumberingAfterBreak="0">
+  <w:abstractNum w:abstractNumId="14" w15:restartNumberingAfterBreak="0">
     <w:nsid w:val="66BE522B"/>
     <w:multiLevelType w:val="multilevel"/>
     <w:tmpl w:val="24309728"/>
@@ -8028,7 +7987,7 @@
       </w:pPr>
     </w:lvl>
   </w:abstractNum>
-  <w:abstractNum w:abstractNumId="14" w15:restartNumberingAfterBreak="0">
+  <w:abstractNum w:abstractNumId="15" w15:restartNumberingAfterBreak="0">
     <w:nsid w:val="7EBD76ED"/>
     <w:multiLevelType w:val="hybridMultilevel"/>
     <w:tmpl w:val="F4C606B0"/>
@@ -8115,49 +8074,52 @@
     </w:lvl>
   </w:abstractNum>
   <w:num w:numId="1" w16cid:durableId="260070825">
-    <w:abstractNumId w:val="10"/>
+    <w:abstractNumId w:val="11"/>
   </w:num>
   <w:num w:numId="2" w16cid:durableId="169609099">
-    <w:abstractNumId w:val="14"/>
+    <w:abstractNumId w:val="15"/>
   </w:num>
   <w:num w:numId="3" w16cid:durableId="881095245">
-    <w:abstractNumId w:val="6"/>
+    <w:abstractNumId w:val="7"/>
   </w:num>
   <w:num w:numId="4" w16cid:durableId="1688369083">
     <w:abstractNumId w:val="1"/>
   </w:num>
   <w:num w:numId="5" w16cid:durableId="871725563">
-    <w:abstractNumId w:val="13"/>
+    <w:abstractNumId w:val="14"/>
   </w:num>
   <w:num w:numId="6" w16cid:durableId="1775905835">
-    <w:abstractNumId w:val="11"/>
+    <w:abstractNumId w:val="12"/>
   </w:num>
   <w:num w:numId="7" w16cid:durableId="1690370134">
     <w:abstractNumId w:val="0"/>
   </w:num>
   <w:num w:numId="8" w16cid:durableId="1118377142">
+    <w:abstractNumId w:val="10"/>
+  </w:num>
+  <w:num w:numId="9" w16cid:durableId="872570798">
     <w:abstractNumId w:val="9"/>
   </w:num>
-  <w:num w:numId="9" w16cid:durableId="872570798">
+  <w:num w:numId="10" w16cid:durableId="1593778770">
+    <w:abstractNumId w:val="13"/>
+  </w:num>
+  <w:num w:numId="11" w16cid:durableId="214631137">
+    <w:abstractNumId w:val="3"/>
+  </w:num>
+  <w:num w:numId="12" w16cid:durableId="922765033">
+    <w:abstractNumId w:val="4"/>
+  </w:num>
+  <w:num w:numId="13" w16cid:durableId="436683148">
+    <w:abstractNumId w:val="5"/>
+  </w:num>
+  <w:num w:numId="14" w16cid:durableId="879244404">
     <w:abstractNumId w:val="8"/>
   </w:num>
-  <w:num w:numId="10" w16cid:durableId="1593778770">
-    <w:abstractNumId w:val="12"/>
+  <w:num w:numId="15" w16cid:durableId="581523519">
+    <w:abstractNumId w:val="6"/>
   </w:num>
-  <w:num w:numId="11" w16cid:durableId="214631137">
+  <w:num w:numId="16" w16cid:durableId="1417433476">
     <w:abstractNumId w:val="2"/>
-  </w:num>
-  <w:num w:numId="12" w16cid:durableId="922765033">
-    <w:abstractNumId w:val="3"/>
-  </w:num>
-  <w:num w:numId="13" w16cid:durableId="436683148">
-    <w:abstractNumId w:val="4"/>
-  </w:num>
-  <w:num w:numId="14" w16cid:durableId="879244404">
-    <w:abstractNumId w:val="7"/>
-  </w:num>
-  <w:num w:numId="15" w16cid:durableId="581523519">
-    <w:abstractNumId w:val="5"/>
   </w:num>
 </w:numbering>
 </file>
@@ -9495,6 +9457,14 @@
 </file>
 
 <file path=customXml/item1.xml><?xml version="1.0" encoding="utf-8"?>
+<p:properties xmlns:p="http://schemas.microsoft.com/office/2006/metadata/properties" xmlns:xsi="http://www.w3.org/2001/XMLSchema-instance" xmlns:pc="http://schemas.microsoft.com/office/infopath/2007/PartnerControls">
+  <documentManagement>
+    <_activity xmlns="13224391-9520-4043-8144-ea4246789642" xsi:nil="true"/>
+  </documentManagement>
+</p:properties>
+</file>
+
+<file path=customXml/item2.xml><?xml version="1.0" encoding="utf-8"?>
 <ct:contentTypeSchema xmlns:ct="http://schemas.microsoft.com/office/2006/metadata/contentType" xmlns:ma="http://schemas.microsoft.com/office/2006/metadata/properties/metaAttributes" ct:_="" ma:_="" ma:contentTypeName="Document" ma:contentTypeID="0x01010002381797402D29459302B87BC08D6BFF" ma:contentTypeVersion="14" ma:contentTypeDescription="Create a new document." ma:contentTypeScope="" ma:versionID="d0190f6de51f6e99d4003aca1d9fda60">
   <xsd:schema xmlns:xsd="http://www.w3.org/2001/XMLSchema" xmlns:xs="http://www.w3.org/2001/XMLSchema" xmlns:p="http://schemas.microsoft.com/office/2006/metadata/properties" xmlns:ns3="13224391-9520-4043-8144-ea4246789642" xmlns:ns4="be94fa87-42a6-40f5-955d-92ea8844be4c" targetNamespace="http://schemas.microsoft.com/office/2006/metadata/properties" ma:root="true" ma:fieldsID="d16e9fa0f80c802ed69b371a291e984e" ns3:_="" ns4:_="">
     <xsd:import namespace="13224391-9520-4043-8144-ea4246789642"/>
@@ -9721,7 +9691,7 @@
 </ct:contentTypeSchema>
 </file>
 
-<file path=customXml/item2.xml><?xml version="1.0" encoding="utf-8"?>
+<file path=customXml/item3.xml><?xml version="1.0" encoding="utf-8"?>
 <?mso-contentType ?>
 <FormTemplates xmlns="http://schemas.microsoft.com/sharepoint/v3/contenttype/forms">
   <Display>DocumentLibraryForm</Display>
@@ -9730,15 +9700,17 @@
 </FormTemplates>
 </file>
 
-<file path=customXml/item3.xml><?xml version="1.0" encoding="utf-8"?>
-<p:properties xmlns:p="http://schemas.microsoft.com/office/2006/metadata/properties" xmlns:xsi="http://www.w3.org/2001/XMLSchema-instance" xmlns:pc="http://schemas.microsoft.com/office/infopath/2007/PartnerControls">
-  <documentManagement>
-    <_activity xmlns="13224391-9520-4043-8144-ea4246789642" xsi:nil="true"/>
-  </documentManagement>
-</p:properties>
+<file path=customXml/itemProps1.xml><?xml version="1.0" encoding="utf-8"?>
+<ds:datastoreItem xmlns:ds="http://schemas.openxmlformats.org/officeDocument/2006/customXml" ds:itemID="{DF54842B-B632-4470-BC7C-362633B9A6DF}">
+  <ds:schemaRefs>
+    <ds:schemaRef ds:uri="http://schemas.microsoft.com/office/2006/metadata/properties"/>
+    <ds:schemaRef ds:uri="http://schemas.microsoft.com/office/infopath/2007/PartnerControls"/>
+    <ds:schemaRef ds:uri="13224391-9520-4043-8144-ea4246789642"/>
+  </ds:schemaRefs>
+</ds:datastoreItem>
 </file>
 
-<file path=customXml/itemProps1.xml><?xml version="1.0" encoding="utf-8"?>
+<file path=customXml/itemProps2.xml><?xml version="1.0" encoding="utf-8"?>
 <ds:datastoreItem xmlns:ds="http://schemas.openxmlformats.org/officeDocument/2006/customXml" ds:itemID="{FE79DDA2-865B-486C-8B68-5C0139048C07}">
   <ds:schemaRefs>
     <ds:schemaRef ds:uri="http://schemas.microsoft.com/office/2006/metadata/contentType"/>
@@ -9757,20 +9729,10 @@
 </ds:datastoreItem>
 </file>
 
-<file path=customXml/itemProps2.xml><?xml version="1.0" encoding="utf-8"?>
+<file path=customXml/itemProps3.xml><?xml version="1.0" encoding="utf-8"?>
 <ds:datastoreItem xmlns:ds="http://schemas.openxmlformats.org/officeDocument/2006/customXml" ds:itemID="{1C5B2013-E90D-4927-A589-8E229EE0056F}">
   <ds:schemaRefs>
     <ds:schemaRef ds:uri="http://schemas.microsoft.com/sharepoint/v3/contenttype/forms"/>
   </ds:schemaRefs>
 </ds:datastoreItem>
-</file>
-
-<file path=customXml/itemProps3.xml><?xml version="1.0" encoding="utf-8"?>
-<ds:datastoreItem xmlns:ds="http://schemas.openxmlformats.org/officeDocument/2006/customXml" ds:itemID="{DF54842B-B632-4470-BC7C-362633B9A6DF}">
-  <ds:schemaRefs>
-    <ds:schemaRef ds:uri="http://schemas.microsoft.com/office/2006/metadata/properties"/>
-    <ds:schemaRef ds:uri="http://schemas.microsoft.com/office/infopath/2007/PartnerControls"/>
-    <ds:schemaRef ds:uri="13224391-9520-4043-8144-ea4246789642"/>
-  </ds:schemaRefs>
-</ds:datastoreItem>
 </file>